--- a/Capitulos de Tesis/Capítulo 4..docx
+++ b/Capitulos de Tesis/Capítulo 4..docx
@@ -660,15 +660,7 @@
         <w:t xml:space="preserve"> de su aplicación</w:t>
       </w:r>
       <w:r>
-        <w:t xml:space="preserve">, basados en la metodología de Pressman (2010) descrita en el capítulo anterior, se desarrolló una aplicación educativa </w:t>
-      </w:r>
-      <w:proofErr w:type="spellStart"/>
-      <w:r>
-        <w:t>gamificada</w:t>
-      </w:r>
-      <w:proofErr w:type="spellEnd"/>
-      <w:r>
-        <w:t xml:space="preserve"> para potenciar el rendimiento académico en estudiantes de bachillerato en Venezuela. En esta parte de la investigación</w:t>
+        <w:t>, basados en la metodología de Pressman (2010) descrita en el capítulo anterior, se desarrolló una aplicación educativa gamificada para potenciar el rendimiento académico en estudiantes de bachillerato en Venezuela. En esta parte de la investigación</w:t>
       </w:r>
       <w:r>
         <w:t xml:space="preserve"> se profundiza en las actividades realizadas en las 5 fases que componen la metodología de Pressman (2010), mediante las cuales se obtienen y usan los datos necesarios para la construcción de la aplicación; dichas fases son: Comunicación, Planeación, Diseño, Construcción y Despliegue</w:t>
@@ -837,7 +829,7 @@
         </w:rPr>
         <w:lastRenderedPageBreak/>
         <w:drawing>
-          <wp:inline distT="0" distB="0" distL="0" distR="0" wp14:anchorId="621D1273" wp14:editId="6260654F">
+          <wp:inline distT="0" distB="0" distL="0" distR="0" wp14:anchorId="621D1273" wp14:editId="7DAE9E7E">
             <wp:extent cx="5252085" cy="3063875"/>
             <wp:effectExtent l="0" t="0" r="5715" b="3175"/>
             <wp:docPr id="1371319948" name="Gráfico 3"/>
@@ -1048,7 +1040,7 @@
         </w:rPr>
         <w:lastRenderedPageBreak/>
         <w:drawing>
-          <wp:inline distT="0" distB="0" distL="0" distR="0" wp14:anchorId="736E8A94" wp14:editId="492C0854">
+          <wp:inline distT="0" distB="0" distL="0" distR="0" wp14:anchorId="736E8A94" wp14:editId="3561D20A">
             <wp:extent cx="5252085" cy="3063875"/>
             <wp:effectExtent l="0" t="0" r="5715" b="3175"/>
             <wp:docPr id="2021318049" name="Gráfico 6"/>
@@ -1191,15 +1183,7 @@
         <w:t>s</w:t>
       </w:r>
       <w:r>
-        <w:t xml:space="preserve"> preferencias de aquellos estudiantes que estudian de forma autónoma, los resultados muestran que predomina el formato audiovisual, con </w:t>
-      </w:r>
-      <w:proofErr w:type="spellStart"/>
-      <w:r>
-        <w:t>Youtube</w:t>
-      </w:r>
-      <w:proofErr w:type="spellEnd"/>
-      <w:r>
-        <w:t xml:space="preserve"> como la herramienta m</w:t>
+        <w:t xml:space="preserve"> preferencias de aquellos estudiantes que estudian de forma autónoma, los resultados muestran que predomina el formato audiovisual, con Youtube como la herramienta m</w:t>
       </w:r>
       <w:r>
         <w:t>á</w:t>
@@ -1478,15 +1462,7 @@
         <w:t>extraño</w:t>
       </w:r>
       <w:r>
-        <w:t xml:space="preserve">. Por otro lado, el uso de plataformas de </w:t>
-      </w:r>
-      <w:proofErr w:type="spellStart"/>
-      <w:r>
-        <w:t>streaming</w:t>
-      </w:r>
-      <w:proofErr w:type="spellEnd"/>
-      <w:r>
-        <w:t xml:space="preserve"> es mínimo</w:t>
+        <w:t>. Por otro lado, el uso de plataformas de streaming es mínimo</w:t>
       </w:r>
       <w:r>
         <w:t>, solo del</w:t>
@@ -1554,7 +1530,6 @@
     </w:p>
     <w:p>
       <w:pPr>
-        <w:spacing w:line="276" w:lineRule="auto"/>
         <w:jc w:val="center"/>
         <w:rPr>
           <w:b/>
@@ -1571,7 +1546,6 @@
     </w:p>
     <w:p>
       <w:pPr>
-        <w:spacing w:line="480" w:lineRule="auto"/>
         <w:jc w:val="center"/>
       </w:pPr>
       <w:r>
@@ -1607,18 +1581,15 @@
         <w:t>el</w:t>
       </w:r>
       <w:r>
-        <w:t xml:space="preserve"> público objetivo ya posee “alfabetización digital” en el ámbito del aprendizaje, ya saben qué esperar de una plataforma educativa. La otra parte, el 31% restante de los </w:t>
-      </w:r>
+        <w:t xml:space="preserve"> público objetivo ya posee “alfabetización digital” en el ámbito del aprendizaje, ya saben qué esperar de una plataforma educativa. La otra parte, el 31% restante de los encuestados nunca ha usado este tipo de herramientas.</w:t>
+      </w:r>
+    </w:p>
+    <w:p>
+      <w:pPr>
+        <w:pStyle w:val="Tesis"/>
+      </w:pPr>
       <w:r>
         <w:lastRenderedPageBreak/>
-        <w:t>encuestados nunca ha usado este tipo de herramientas.</w:t>
-      </w:r>
-    </w:p>
-    <w:p>
-      <w:pPr>
-        <w:pStyle w:val="Tesis"/>
-      </w:pPr>
-      <w:r>
         <w:t>Este grupo representa un segmento interesante para la gamificación, ya que su falta de conocimiento previo</w:t>
       </w:r>
       <w:r>
@@ -1699,14 +1670,6 @@
     </w:p>
     <w:p>
       <w:pPr>
-        <w:rPr>
-          <w:b/>
-          <w:bCs/>
-        </w:rPr>
-      </w:pPr>
-    </w:p>
-    <w:p>
-      <w:pPr>
         <w:pStyle w:val="Tesis"/>
       </w:pPr>
       <w:r>
@@ -1716,11 +1679,25 @@
         <w:t>, q</w:t>
       </w:r>
       <w:r>
-        <w:t xml:space="preserve">ue la gran mayoría de los encuestados la haya </w:t>
-      </w:r>
+        <w:t>ue la gran mayoría de los encuestados la haya usado o la estén usando significa que ya están familiarizados y disfrutan de mecánicas como los desafíos y los sistemas de niveles.</w:t>
+      </w:r>
+    </w:p>
+    <w:p>
+      <w:pPr>
+        <w:pStyle w:val="Tesis"/>
+      </w:pPr>
       <w:r>
         <w:lastRenderedPageBreak/>
-        <w:t>usado o la estén usando significa que ya están familiarizados y disfrutan de mecánicas como los desafíos y los sistemas de niveles.</w:t>
+        <w:t>Esto es una validación directa de que el modelo de gamificación no solo es viable, sino que es el que ellos prefieren por encima de otros métodos,</w:t>
+      </w:r>
+      <w:r>
+        <w:t xml:space="preserve"> En segundo lugar, muy por debajo se encuentra Socratic con un 13%</w:t>
+      </w:r>
+      <w:r>
+        <w:t>, una herramienta enfocada en resolver dudas específicas mediante inteligencia artificial. Seguido por Photomath y Gemini (IA), ambas con un 8%</w:t>
+      </w:r>
+      <w:r>
+        <w:t xml:space="preserve">. </w:t>
       </w:r>
     </w:p>
     <w:p>
@@ -1728,51 +1705,25 @@
         <w:pStyle w:val="Tesis"/>
       </w:pPr>
       <w:r>
-        <w:t>Esto es una validación directa de que el modelo de gamificación no solo es viable, sino que es el que ellos prefieren por encima de otros métodos,</w:t>
-      </w:r>
-      <w:r>
-        <w:t xml:space="preserve"> En segundo lugar, muy por debajo se encuentra </w:t>
-      </w:r>
-      <w:proofErr w:type="spellStart"/>
-      <w:r>
-        <w:t>Socratic</w:t>
-      </w:r>
-      <w:proofErr w:type="spellEnd"/>
-      <w:r>
-        <w:t xml:space="preserve"> con un 13%</w:t>
-      </w:r>
-      <w:r>
-        <w:t xml:space="preserve">, una herramienta enfocada en resolver dudas específicas mediante inteligencia artificial. Seguido por </w:t>
-      </w:r>
-      <w:proofErr w:type="spellStart"/>
-      <w:r>
-        <w:t>Photomath</w:t>
-      </w:r>
-      <w:proofErr w:type="spellEnd"/>
-      <w:r>
-        <w:t xml:space="preserve"> y Gemini (IA), ambas con un 8%</w:t>
-      </w:r>
-      <w:r>
-        <w:t xml:space="preserve">. </w:t>
+        <w:t>Es interesante como Khan Academy, que tiene un enfoque más tradicional y estructurado, obtuvo un 0% de menciones en esta muestra. Con lo que se concluye que los estudiantes actuales evitan los formatos que se sienten como una clase “una clase grabada” o un libro de texto digital, y se inclinan por herramientas que ofrecen interactividad inmediata o soluciones</w:t>
+      </w:r>
+      <w:r>
+        <w:t xml:space="preserve"> </w:t>
+      </w:r>
+      <w:r>
+        <w:t>creativas.</w:t>
       </w:r>
     </w:p>
     <w:p>
       <w:pPr>
         <w:pStyle w:val="Tesis"/>
-      </w:pPr>
-      <w:r>
-        <w:t>Es interesante como Khan Academy, que tiene un enfoque más tradicional y estructurado, obtuvo un 0% de menciones en esta muestra. Con lo que se concluye que los estudiantes actuales evitan los formatos que se sienten como una clase “una clase grabada” o un libro de texto digital, y se inclinan por herramientas que ofrecen interactividad inmediata o soluciones</w:t>
-      </w:r>
-      <w:r>
-        <w:t xml:space="preserve"> </w:t>
-      </w:r>
-      <w:r>
-        <w:t>creativas.</w:t>
-      </w:r>
+        <w:spacing w:line="240" w:lineRule="auto"/>
+      </w:pPr>
     </w:p>
     <w:p>
       <w:pPr>
         <w:pStyle w:val="Tesis"/>
+        <w:spacing w:line="276" w:lineRule="auto"/>
         <w:ind w:firstLine="0"/>
         <w:jc w:val="center"/>
       </w:pPr>
@@ -1786,7 +1737,7 @@
           <w14:ligatures w14:val="standardContextual"/>
         </w:rPr>
         <w:drawing>
-          <wp:inline distT="0" distB="0" distL="0" distR="0" wp14:anchorId="22F11AF3" wp14:editId="13BC8EE4">
+          <wp:inline distT="0" distB="0" distL="0" distR="0" wp14:anchorId="22F11AF3" wp14:editId="108888BD">
             <wp:extent cx="4572000" cy="2695698"/>
             <wp:effectExtent l="0" t="0" r="0" b="9525"/>
             <wp:docPr id="437194166" name="Gráfico 14"/>
@@ -1821,10 +1772,6 @@
       <w:pPr>
         <w:spacing w:line="480" w:lineRule="auto"/>
         <w:jc w:val="center"/>
-        <w:rPr>
-          <w:b/>
-          <w:bCs/>
-        </w:rPr>
       </w:pPr>
       <w:r>
         <w:rPr>
@@ -1836,6 +1783,25 @@
       <w:r>
         <w:t xml:space="preserve"> Acurero, Araujo, Montiel (2025)</w:t>
       </w:r>
+    </w:p>
+    <w:p>
+      <w:pPr>
+        <w:jc w:val="center"/>
+      </w:pPr>
+    </w:p>
+    <w:p>
+      <w:pPr>
+        <w:jc w:val="center"/>
+      </w:pPr>
+    </w:p>
+    <w:p>
+      <w:pPr>
+        <w:jc w:val="center"/>
+        <w:rPr>
+          <w:b/>
+          <w:bCs/>
+        </w:rPr>
+      </w:pPr>
     </w:p>
     <w:p>
       <w:pPr>
@@ -1873,7 +1839,15 @@
         <w:t>r</w:t>
       </w:r>
       <w:r>
-        <w:t xml:space="preserve">ecompensas y premios son el elemento con mayor aceptación crítica, logrando que 10 personas le otorguen la puntuación máxima de "Me motiva a continuar". Esto indica </w:t>
+        <w:t>ecompensas y premios son el elemento con mayor aceptación crítica, logrando que 10 personas le otorguen la puntuación máxima de "Me motiva a continuar".</w:t>
+      </w:r>
+    </w:p>
+    <w:p>
+      <w:pPr>
+        <w:pStyle w:val="Tesis"/>
+      </w:pPr>
+      <w:r>
+        <w:t xml:space="preserve">Esto indica </w:t>
       </w:r>
       <w:r>
         <w:t>qu</w:t>
@@ -1908,31 +1882,37 @@
       <w:r>
         <w:t>.</w:t>
       </w:r>
+      <w:r>
+        <w:t xml:space="preserve"> </w:t>
+      </w:r>
+      <w:r>
+        <w:t xml:space="preserve">En cuanto a la estructura del juego, los </w:t>
+      </w:r>
+      <w:r>
+        <w:t>r</w:t>
+      </w:r>
+      <w:r>
+        <w:t xml:space="preserve">ankings y </w:t>
+      </w:r>
+      <w:r>
+        <w:t>c</w:t>
+      </w:r>
+      <w:r>
+        <w:t>ompetencias destacan como un motor de interés constante</w:t>
+      </w:r>
+      <w:r>
+        <w:t>,</w:t>
+      </w:r>
+      <w:r>
+        <w:t xml:space="preserve"> aunque solo 6 personas le dieron la puntuación máxima. </w:t>
+      </w:r>
     </w:p>
     <w:p>
       <w:pPr>
         <w:pStyle w:val="Tesis"/>
       </w:pPr>
       <w:r>
-        <w:t xml:space="preserve">En cuanto a la estructura del juego, los </w:t>
-      </w:r>
-      <w:r>
-        <w:t>r</w:t>
-      </w:r>
-      <w:r>
-        <w:t xml:space="preserve">ankings y </w:t>
-      </w:r>
-      <w:r>
-        <w:t>c</w:t>
-      </w:r>
-      <w:r>
-        <w:t>ompetencias destacan como un motor de interés constante</w:t>
-      </w:r>
-      <w:r>
-        <w:t>,</w:t>
-      </w:r>
-      <w:r>
-        <w:t xml:space="preserve"> aunque solo 6 personas le dieron la puntuación máxima. Por su parte, </w:t>
+        <w:t xml:space="preserve">Por su parte, </w:t>
       </w:r>
       <w:r>
         <w:t xml:space="preserve">tanto </w:t>
@@ -1956,19 +1936,7 @@
         <w:t>i</w:t>
       </w:r>
       <w:r>
-        <w:t>nsignias o trofeos, muestran una aceptación sólida y equilibrada, funcionando como los cimientos necesarios para dar una sensación de progreso.</w:t>
-      </w:r>
-    </w:p>
-    <w:p>
-      <w:pPr>
-        <w:pStyle w:val="Tesis"/>
-        <w:rPr>
-          <w:b/>
-          <w:bCs/>
-        </w:rPr>
-      </w:pPr>
-      <w:r>
-        <w:t xml:space="preserve">Finalmente, los </w:t>
+        <w:t xml:space="preserve">nsignias o trofeos, muestran una aceptación sólida y equilibrada, funcionando como los cimientos necesarios para dar una sensación de progreso.Finalmente, los </w:t>
       </w:r>
       <w:r>
         <w:t>r</w:t>
@@ -2205,35 +2173,14 @@
         <w:pStyle w:val="Tesis"/>
       </w:pPr>
       <w:r>
-        <w:t xml:space="preserve">Con un 24%, lo sigue los </w:t>
-      </w:r>
-      <w:proofErr w:type="spellStart"/>
-      <w:r>
-        <w:t>quizzes</w:t>
-      </w:r>
-      <w:proofErr w:type="spellEnd"/>
-      <w:r>
-        <w:t xml:space="preserve"> y </w:t>
-      </w:r>
-      <w:proofErr w:type="spellStart"/>
-      <w:r>
-        <w:t>tests</w:t>
-      </w:r>
-      <w:proofErr w:type="spellEnd"/>
-      <w:r>
-        <w:t xml:space="preserve"> rápidos. Esto complementa perfectamente el punto anterior, sugiriendo que después de la “experiencia interactiva”, los estudiantes valoran una evaluación breve y directa que les dé</w:t>
+        <w:t>Con un 24%, lo sigue los quizzes y tests rápidos. Esto complementa perfectamente el punto anterior, sugiriendo que después de la “experiencia interactiva”, los estudiantes valoran una evaluación breve y directa que les dé</w:t>
       </w:r>
       <w:r>
         <w:t xml:space="preserve"> </w:t>
       </w:r>
-      <w:proofErr w:type="spellStart"/>
       <w:r>
         <w:lastRenderedPageBreak/>
-        <w:t>feedback</w:t>
-      </w:r>
-      <w:proofErr w:type="spellEnd"/>
-      <w:r>
-        <w:t xml:space="preserve"> sobre su desempeño. Por otra parte, los formatos más tradicionales como las micro lecciones con un 9%, y las infografías o resúmenes visuales con apenas un 4%, quedan relegados a un papel muy secundario.</w:t>
+        <w:t>feedback sobre su desempeño. Por otra parte, los formatos más tradicionales como las micro lecciones con un 9%, y las infografías o resúmenes visuales con apenas un 4%, quedan relegados a un papel muy secundario.</w:t>
       </w:r>
     </w:p>
     <w:p>
@@ -2430,13 +2377,7 @@
         <w:pStyle w:val="Tesis"/>
       </w:pPr>
       <w:r>
-        <w:t xml:space="preserve">Una vez finalizado el análisis de la población de estudio y recopilado y estudiado los resultados del instrumento de recolección de datos, se procedió a llevar a cabo el siguiente objetivo, que es </w:t>
-      </w:r>
-      <w:r>
-        <w:t>Determinar los requerimientos necesarios para desarrollar la aplicación</w:t>
-      </w:r>
-      <w:r>
-        <w:t>, cuya ejecución se realiza, en la segunda fase de la metodología del autor Pressman (2010)</w:t>
+        <w:t>Una vez finalizado el análisis de la población de estudio y recopilado y estudiado los resultados del instrumento de recolección de datos, se procedió a llevar a cabo el siguiente objetivo, que es Determinar los requerimientos necesarios para desarrollar la aplicación, cuya ejecución se realiza, en la segunda fase de la metodología del autor Pressman (2010)</w:t>
       </w:r>
       <w:r>
         <w:t>.</w:t>
@@ -2450,13 +2391,7 @@
         <w:t>Se procedió a usar</w:t>
       </w:r>
       <w:r>
-        <w:t xml:space="preserve"> los datos </w:t>
-      </w:r>
-      <w:r>
-        <w:t>recopilados</w:t>
-      </w:r>
-      <w:r>
-        <w:t xml:space="preserve"> en la fase anterior para </w:t>
+        <w:t xml:space="preserve"> los datos recopilados en la fase anterior para </w:t>
       </w:r>
       <w:r>
         <w:t>enlistar los aspectos básicos (requerimientos no funcionales) con los que debe contar la aplicación educativa para que sea funcional, para luego</w:t>
@@ -2513,27 +2448,15 @@
         <w:t xml:space="preserve"> se</w:t>
       </w:r>
       <w:r>
-        <w:t xml:space="preserve"> dividió el desarrollo en iteraciones (</w:t>
-      </w:r>
-      <w:proofErr w:type="spellStart"/>
-      <w:r>
-        <w:t>sprints</w:t>
-      </w:r>
-      <w:proofErr w:type="spellEnd"/>
-      <w:r>
-        <w:t>), teniendo en cuenta las tecnologías seleccionadas. Se estableció el siguiente cronograma preliminar:</w:t>
+        <w:t xml:space="preserve"> dividió el desarrollo en iteraciones (sprints), teniendo en cuenta las tecnologías seleccionadas. Se estableció el siguiente cronograma preliminar:</w:t>
       </w:r>
     </w:p>
     <w:p>
       <w:pPr>
         <w:pStyle w:val="Tesis"/>
-        <w:ind w:firstLine="720"/>
-      </w:pPr>
-      <w:r>
-        <w:t>Sprint 1 (Configuración del Entorno y Base de Datos):</w:t>
-      </w:r>
-      <w:r>
-        <w:t xml:space="preserve"> Instalación y configuración de Python, Flet, SQL</w:t>
+      </w:pPr>
+      <w:r>
+        <w:t>Sprint 1 (Configuración del Entorno y Base de Datos): Instalación y configuración de Python, Flet, SQL</w:t>
       </w:r>
       <w:r>
         <w:t>ite</w:t>
@@ -2554,122 +2477,80 @@
     <w:p>
       <w:pPr>
         <w:pStyle w:val="Tesis"/>
-        <w:ind w:firstLine="720"/>
-      </w:pPr>
-      <w:r>
-        <w:t>Sprint 2 (Estructura base de la aplicación y autenticación):</w:t>
-      </w:r>
-      <w:r>
-        <w:t xml:space="preserve"> Desarrollo de la navegación principal de la aplicación con Flet. Implementación del módulo de registro e inicio de sesión de usuarios, conectado a la base de datos MySQL. Creación de la pantalla de perfil de usuario.</w:t>
+      </w:pPr>
+      <w:r>
+        <w:t>Sprint 2 (Estructura base de la aplicación y autenticación): Desarrollo de la navegación principal de la aplicación con Flet. Implementación del módulo de registro e inicio de sesión de usuarios, conectado a la base de datos MySQL. Creación de la pantalla de perfil de usuario.</w:t>
       </w:r>
     </w:p>
     <w:p>
       <w:pPr>
         <w:pStyle w:val="Tesis"/>
-        <w:rPr>
-          <w:rFonts w:eastAsiaTheme="majorEastAsia"/>
-          <w:color w:val="000000" w:themeColor="text1"/>
-        </w:rPr>
       </w:pPr>
       <w:r>
         <w:rPr>
           <w:rStyle w:val="Fuerte"/>
-          <w:rFonts w:eastAsiaTheme="majorEastAsia"/>
           <w:b w:val="0"/>
           <w:bCs w:val="0"/>
-          <w:color w:val="000000" w:themeColor="text1"/>
-        </w:rPr>
-        <w:t xml:space="preserve">Sprint 3 (Módulo de Contenido </w:t>
-      </w:r>
-      <w:proofErr w:type="spellStart"/>
+        </w:rPr>
+        <w:t>Sprint 3 (Módulo de Contenido Gamificado): Implementación del primer módulo interactiv</w:t>
+      </w:r>
       <w:r>
         <w:rPr>
           <w:rStyle w:val="Fuerte"/>
-          <w:rFonts w:eastAsiaTheme="majorEastAsia"/>
           <w:b w:val="0"/>
           <w:bCs w:val="0"/>
-          <w:color w:val="000000" w:themeColor="text1"/>
-        </w:rPr>
-        <w:t>Gamificado</w:t>
-      </w:r>
-      <w:proofErr w:type="spellEnd"/>
+        </w:rPr>
+        <w:t>o</w:t>
+      </w:r>
       <w:r>
         <w:rPr>
           <w:rStyle w:val="Fuerte"/>
-          <w:rFonts w:eastAsiaTheme="majorEastAsia"/>
           <w:b w:val="0"/>
           <w:bCs w:val="0"/>
-          <w:color w:val="000000" w:themeColor="text1"/>
-        </w:rPr>
-        <w:t>):</w:t>
-      </w:r>
-      <w:r>
-        <w:rPr>
-          <w:rStyle w:val="Fuerte"/>
-          <w:rFonts w:eastAsiaTheme="majorEastAsia"/>
-          <w:color w:val="000000" w:themeColor="text1"/>
-        </w:rPr>
+        </w:rPr>
+        <w:t xml:space="preserve"> usando la lógica de simulación de Python y el desarrollo de la interfaz interactiva con controles de Flet (sliders, botones, gráficos básicos).</w:t>
+      </w:r>
+    </w:p>
+    <w:p>
+      <w:pPr>
+        <w:pStyle w:val="Tesis"/>
+      </w:pPr>
+      <w:r>
+        <w:t xml:space="preserve">Sprint 4 (Sistemas de Progresión y Recompensas): Implementación de los sistemas de niveles, </w:t>
+      </w:r>
+      <w:r>
+        <w:t>rangos,</w:t>
+      </w:r>
+      <w:r>
         <w:t xml:space="preserve"> </w:t>
       </w:r>
       <w:r>
-        <w:rPr>
-          <w:rStyle w:val="Fuerte"/>
-          <w:rFonts w:eastAsiaTheme="majorEastAsia"/>
-          <w:b w:val="0"/>
-          <w:bCs w:val="0"/>
-          <w:color w:val="000000" w:themeColor="text1"/>
-        </w:rPr>
-        <w:t>Implementación del primer módulo interactiv</w:t>
-      </w:r>
-      <w:r>
-        <w:rPr>
-          <w:rStyle w:val="Fuerte"/>
-          <w:rFonts w:eastAsiaTheme="majorEastAsia"/>
-          <w:b w:val="0"/>
-          <w:bCs w:val="0"/>
-          <w:color w:val="000000" w:themeColor="text1"/>
-        </w:rPr>
-        <w:t>o</w:t>
-      </w:r>
-      <w:r>
-        <w:rPr>
-          <w:rStyle w:val="Fuerte"/>
-          <w:rFonts w:eastAsiaTheme="majorEastAsia"/>
-          <w:b w:val="0"/>
-          <w:bCs w:val="0"/>
-          <w:color w:val="000000" w:themeColor="text1"/>
-        </w:rPr>
-        <w:t xml:space="preserve"> usando la lógica de simulación de Python y el desarrollo de la interfaz interactiva con controles de Flet (sliders, botones, gráficos básicos).</w:t>
+        <w:t>logros</w:t>
+      </w:r>
+      <w:r>
+        <w:t xml:space="preserve">, y su registro en la </w:t>
+      </w:r>
+      <w:r>
+        <w:t>ba</w:t>
+      </w:r>
+      <w:r>
+        <w:t xml:space="preserve">se de datos y se </w:t>
       </w:r>
     </w:p>
     <w:p>
       <w:pPr>
         <w:pStyle w:val="Tesis"/>
-        <w:ind w:firstLine="720"/>
-      </w:pPr>
-      <w:r>
-        <w:t>Sprint 4 (Sistemas de Progresión y Recompensas):</w:t>
-      </w:r>
-      <w:r>
-        <w:t xml:space="preserve"> Implementación de los sistemas de niveles, </w:t>
-      </w:r>
-      <w:r>
-        <w:t>rangos,</w:t>
-      </w:r>
-      <w:r>
-        <w:t xml:space="preserve"> </w:t>
-      </w:r>
-      <w:r>
-        <w:t>logros</w:t>
-      </w:r>
-      <w:r>
-        <w:t xml:space="preserve">, y su registro en la </w:t>
-      </w:r>
-      <w:r>
-        <w:t>ba</w:t>
-      </w:r>
-      <w:r>
-        <w:t xml:space="preserve">se de datos y se desarrolla una </w:t>
+        <w:ind w:firstLine="0"/>
+      </w:pPr>
+    </w:p>
+    <w:p>
+      <w:pPr>
+        <w:pStyle w:val="Tesis"/>
+        <w:ind w:firstLine="0"/>
+      </w:pPr>
+      <w:r>
+        <w:lastRenderedPageBreak/>
+        <w:t xml:space="preserve">desarrolla una </w:t>
       </w:r>
       <w:r>
         <w:t xml:space="preserve">biblioteca </w:t>
@@ -2678,11 +2559,7 @@
         <w:t>básica para</w:t>
       </w:r>
       <w:r>
-        <w:t xml:space="preserve"> complementar los conocimientos del </w:t>
-      </w:r>
-      <w:r>
-        <w:lastRenderedPageBreak/>
-        <w:t>estudiante</w:t>
+        <w:t xml:space="preserve"> complementar los conocimientos del estudiante</w:t>
       </w:r>
       <w:r>
         <w:t>.</w:t>
@@ -2691,7 +2568,6 @@
     <w:p>
       <w:pPr>
         <w:pStyle w:val="Tesis"/>
-        <w:ind w:firstLine="720"/>
       </w:pPr>
       <w:r>
         <w:t>Sprint 5 (Sistema d</w:t>
@@ -2709,13 +2585,7 @@
         <w:t>)</w:t>
       </w:r>
       <w:r>
-        <w:t>:</w:t>
-      </w:r>
-      <w:r>
-        <w:t xml:space="preserve"> </w:t>
-      </w:r>
-      <w:r>
-        <w:t xml:space="preserve">Implementación del sistema de </w:t>
+        <w:t xml:space="preserve">: Implementación del sistema de </w:t>
       </w:r>
       <w:r>
         <w:t>perfil del usuario y la i</w:t>
@@ -2745,16 +2615,9 @@
     <w:p>
       <w:pPr>
         <w:pStyle w:val="Tesis"/>
-        <w:ind w:firstLine="720"/>
-      </w:pPr>
-      <w:r>
-        <w:t>Sprint 6 (Pruebas, Depuración y Despliegue):</w:t>
-      </w:r>
-      <w:r>
-        <w:t xml:space="preserve"> </w:t>
-      </w:r>
-      <w:r>
-        <w:t>Pruebas integrales de la aplicación para validar la usabilidad, la diversión y la estabilidad. Corrección de errores (bugs) y</w:t>
+      </w:pPr>
+      <w:r>
+        <w:t>Sprint 6 (Pruebas, Depuración y Despliegue): Pruebas integrales de la aplicación para validar la usabilidad, la diversión y la estabilidad. Corrección de errores (bugs) y</w:t>
       </w:r>
       <w:r>
         <w:t xml:space="preserve"> g</w:t>
@@ -2848,14 +2711,12 @@
       <w:r>
         <w:t xml:space="preserve">utilizados fue </w:t>
       </w:r>
-      <w:proofErr w:type="spellStart"/>
       <w:r>
         <w:t>Star</w:t>
       </w:r>
       <w:r>
         <w:t>UML</w:t>
       </w:r>
-      <w:proofErr w:type="spellEnd"/>
       <w:r>
         <w:t>, una herramienta para el modelamiento de software basado en los estándares UML, permite</w:t>
       </w:r>
@@ -2972,7 +2833,7 @@
           <w:b/>
           <w:bCs/>
         </w:rPr>
-        <w:t xml:space="preserve">GRÁFICO 13. </w:t>
+        <w:t xml:space="preserve">FIGURA 1. </w:t>
       </w:r>
       <w:r>
         <w:t>DIAGRAMA</w:t>
@@ -3080,7 +2941,14 @@
           <w:b/>
           <w:bCs/>
         </w:rPr>
-        <w:t xml:space="preserve">GRÁFICO 14. </w:t>
+        <w:t>FIGURA 2</w:t>
+      </w:r>
+      <w:r>
+        <w:rPr>
+          <w:b/>
+          <w:bCs/>
+        </w:rPr>
+        <w:t xml:space="preserve">. </w:t>
       </w:r>
       <w:r>
         <w:t xml:space="preserve">DIAGRAMA </w:t>
@@ -3190,7 +3058,14 @@
           <w:b/>
           <w:bCs/>
         </w:rPr>
-        <w:t xml:space="preserve">GRÁFICO 15. </w:t>
+        <w:t>FIGURA 3</w:t>
+      </w:r>
+      <w:r>
+        <w:rPr>
+          <w:b/>
+          <w:bCs/>
+        </w:rPr>
+        <w:t xml:space="preserve">. </w:t>
       </w:r>
       <w:r>
         <w:t>DIAGRAMA DE CASOS DE USO</w:t>
@@ -3230,16 +3105,11 @@
         <w:t>Para el diseño de los prototipos de las pantallas de la aplicación se utilizó</w:t>
       </w:r>
       <w:r>
-        <w:t xml:space="preserve"> </w:t>
-      </w:r>
-      <w:proofErr w:type="spellStart"/>
-      <w:r>
-        <w:t>Canv</w:t>
+        <w:t xml:space="preserve"> Canv</w:t>
       </w:r>
       <w:r>
         <w:t>a</w:t>
       </w:r>
-      <w:proofErr w:type="spellEnd"/>
       <w:r>
         <w:t xml:space="preserve">, </w:t>
       </w:r>
@@ -3379,7 +3249,21 @@
           <w:b/>
           <w:bCs/>
         </w:rPr>
-        <w:t xml:space="preserve"> 1.</w:t>
+        <w:t xml:space="preserve"> </w:t>
+      </w:r>
+      <w:r>
+        <w:rPr>
+          <w:b/>
+          <w:bCs/>
+        </w:rPr>
+        <w:t>4</w:t>
+      </w:r>
+      <w:r>
+        <w:rPr>
+          <w:b/>
+          <w:bCs/>
+        </w:rPr>
+        <w:t>.</w:t>
       </w:r>
       <w:r>
         <w:t xml:space="preserve"> PROTOTIPO DE LOGO</w:t>
@@ -3511,7 +3395,21 @@
           <w:b/>
           <w:bCs/>
         </w:rPr>
-        <w:t xml:space="preserve"> 2.</w:t>
+        <w:t xml:space="preserve"> </w:t>
+      </w:r>
+      <w:r>
+        <w:rPr>
+          <w:b/>
+          <w:bCs/>
+        </w:rPr>
+        <w:t>5</w:t>
+      </w:r>
+      <w:r>
+        <w:rPr>
+          <w:b/>
+          <w:bCs/>
+        </w:rPr>
+        <w:t>.</w:t>
       </w:r>
       <w:r>
         <w:t xml:space="preserve"> PROTOTIPO DE LOGO</w:t>
@@ -3619,7 +3517,14 @@
           <w:b/>
           <w:bCs/>
         </w:rPr>
-        <w:t xml:space="preserve">3. </w:t>
+        <w:t>6</w:t>
+      </w:r>
+      <w:r>
+        <w:rPr>
+          <w:b/>
+          <w:bCs/>
+        </w:rPr>
+        <w:t xml:space="preserve">. </w:t>
       </w:r>
       <w:r>
         <w:t>PROTOTIPO DE INTERFAZ</w:t>
@@ -3727,7 +3632,21 @@
           <w:b/>
           <w:bCs/>
         </w:rPr>
-        <w:t xml:space="preserve"> 4. </w:t>
+        <w:t xml:space="preserve"> </w:t>
+      </w:r>
+      <w:r>
+        <w:rPr>
+          <w:b/>
+          <w:bCs/>
+        </w:rPr>
+        <w:t>7</w:t>
+      </w:r>
+      <w:r>
+        <w:rPr>
+          <w:b/>
+          <w:bCs/>
+        </w:rPr>
+        <w:t xml:space="preserve">. </w:t>
       </w:r>
       <w:r>
         <w:t>PROTOTIPO DE LOGIN</w:t>
@@ -3944,76 +3863,26 @@
         <w:rPr>
           <w:lang w:val="es-ES_tradnl"/>
         </w:rPr>
-        <w:t>La función ‘</w:t>
-      </w:r>
-      <w:proofErr w:type="spellStart"/>
+        <w:t xml:space="preserve">La función ‘obtener_ruta_base()’ detecta automáticamente si el programa se ejecutaba desde el código fuente o desde un archivo generado por </w:t>
+      </w:r>
       <w:r>
         <w:rPr>
           <w:lang w:val="es-ES_tradnl"/>
         </w:rPr>
-        <w:t>obtener_ruta_base</w:t>
-      </w:r>
-      <w:proofErr w:type="spellEnd"/>
+        <w:lastRenderedPageBreak/>
+        <w:t>PyInstaller, permitiendo que las rutas a recursos y base de datos sean dinámicas. Dentro del archivo de configuración, también se implement</w:t>
+      </w:r>
       <w:r>
         <w:rPr>
           <w:lang w:val="es-ES_tradnl"/>
         </w:rPr>
-        <w:t xml:space="preserve">()’ detecta automáticamente si el programa se ejecutaba desde el código fuente o desde un archivo generado por </w:t>
-      </w:r>
-      <w:proofErr w:type="spellStart"/>
+        <w:t>ó</w:t>
+      </w:r>
       <w:r>
         <w:rPr>
           <w:lang w:val="es-ES_tradnl"/>
         </w:rPr>
-        <w:lastRenderedPageBreak/>
-        <w:t>PyInstaller</w:t>
-      </w:r>
-      <w:proofErr w:type="spellEnd"/>
-      <w:r>
-        <w:rPr>
-          <w:lang w:val="es-ES_tradnl"/>
-        </w:rPr>
-        <w:t>, permitiendo que las rutas a recursos y base de datos sean dinámicas. Dentro del archivo de configuración, también se implement</w:t>
-      </w:r>
-      <w:r>
-        <w:rPr>
-          <w:lang w:val="es-ES_tradnl"/>
-        </w:rPr>
-        <w:t>ó</w:t>
-      </w:r>
-      <w:r>
-        <w:rPr>
-          <w:lang w:val="es-ES_tradnl"/>
-        </w:rPr>
-        <w:t xml:space="preserve"> ‘</w:t>
-      </w:r>
-      <w:proofErr w:type="spellStart"/>
-      <w:r>
-        <w:rPr>
-          <w:lang w:val="es-ES_tradnl"/>
-        </w:rPr>
-        <w:t>obtener_ruta_db</w:t>
-      </w:r>
-      <w:proofErr w:type="spellEnd"/>
-      <w:r>
-        <w:rPr>
-          <w:lang w:val="es-ES_tradnl"/>
-        </w:rPr>
-        <w:t>()’ que simplemente concatena la ruta base con el nombre de la base de datos. Seguidamente se creó, ‘</w:t>
-      </w:r>
-      <w:proofErr w:type="spellStart"/>
-      <w:r>
-        <w:rPr>
-          <w:lang w:val="es-ES_tradnl"/>
-        </w:rPr>
-        <w:t>obtener_ruta_recurso</w:t>
-      </w:r>
-      <w:proofErr w:type="spellEnd"/>
-      <w:r>
-        <w:rPr>
-          <w:lang w:val="es-ES_tradnl"/>
-        </w:rPr>
-        <w:t>()’ para localizar imágenes y otros archivos estáticos que se utilizan en la aplicación.</w:t>
+        <w:t xml:space="preserve"> ‘obtener_ruta_db()’ que simplemente concatena la ruta base con el nombre de la base de datos. Seguidamente se creó, ‘obtener_ruta_recurso()’ para localizar imágenes y otros archivos estáticos que se utilizan en la aplicación.</w:t>
       </w:r>
     </w:p>
     <w:p>
@@ -4099,7 +3968,7 @@
           <w:b/>
           <w:bCs/>
         </w:rPr>
-        <w:t>5</w:t>
+        <w:t>8</w:t>
       </w:r>
       <w:r>
         <w:rPr>
@@ -4136,23 +4005,7 @@
         <w:t>La clase ‘Navegador central’ fue uno de los desarrollos más importantes de esta fase</w:t>
       </w:r>
       <w:r>
-        <w:t xml:space="preserve"> inicial. Su método ‘__</w:t>
-      </w:r>
-      <w:proofErr w:type="spellStart"/>
-      <w:r>
-        <w:t>init</w:t>
-      </w:r>
-      <w:proofErr w:type="spellEnd"/>
-      <w:r>
-        <w:t xml:space="preserve">__’ recibe el objeto ‘page’ del Flet y lo almacena para ser usado más adelante. El método ‘inicializar()’ configura el </w:t>
-      </w:r>
-      <w:proofErr w:type="spellStart"/>
-      <w:r>
-        <w:t>layout</w:t>
-      </w:r>
-      <w:proofErr w:type="spellEnd"/>
-      <w:r>
-        <w:t xml:space="preserve"> principal de todo el software, creando un</w:t>
+        <w:t xml:space="preserve"> inicial. Su método ‘__init__’ recibe el objeto ‘page’ del Flet y lo almacena para ser usado más adelante. El método ‘inicializar()’ configura el layout principal de todo el software, creando un</w:t>
       </w:r>
       <w:r>
         <w:t>a</w:t>
@@ -4167,15 +4020,7 @@
         <w:t xml:space="preserve"> persistente a la izquierda junto con un contenedor central dinámico y e</w:t>
       </w:r>
       <w:r>
-        <w:t>l método `_</w:t>
-      </w:r>
-      <w:proofErr w:type="spellStart"/>
-      <w:r>
-        <w:t>crear_sidebar</w:t>
-      </w:r>
-      <w:proofErr w:type="spellEnd"/>
-      <w:r>
-        <w:t>()` genera dinámicamente los botones de navegación</w:t>
+        <w:t>l método `_crear_sidebar()` genera dinámicamente los botones de navegación</w:t>
       </w:r>
       <w:r>
         <w:t xml:space="preserve"> de la </w:t>
@@ -4198,42 +4043,10 @@
       </w:pPr>
       <w:r>
         <w:lastRenderedPageBreak/>
-        <w:t>El método ‘</w:t>
-      </w:r>
-      <w:proofErr w:type="spellStart"/>
-      <w:r>
-        <w:t>navegar_a</w:t>
-      </w:r>
-      <w:proofErr w:type="spellEnd"/>
-      <w:r>
-        <w:t xml:space="preserve">()’ </w:t>
-      </w:r>
-      <w:r>
-        <w:t>de la clase ‘</w:t>
-      </w:r>
-      <w:proofErr w:type="spellStart"/>
-      <w:r>
-        <w:t>NavegadorCentral</w:t>
-      </w:r>
-      <w:proofErr w:type="spellEnd"/>
-      <w:r>
-        <w:t xml:space="preserve">’ define el centro del sistema de rutas internas. Está función recibe indicando la pantalla o módulo destino, realizando </w:t>
-      </w:r>
-      <w:proofErr w:type="spellStart"/>
-      <w:r>
-        <w:t>imports</w:t>
-      </w:r>
-      <w:proofErr w:type="spellEnd"/>
-      <w:r>
-        <w:t xml:space="preserve"> dinámicos de los módulos correspondientes, ejecutando la función de contenido enviando los datos del usuario, y actualizando el </w:t>
-      </w:r>
-      <w:proofErr w:type="spellStart"/>
-      <w:r>
-        <w:t>sidebar</w:t>
-      </w:r>
-      <w:proofErr w:type="spellEnd"/>
-      <w:r>
-        <w:t xml:space="preserve"> para reflejar visualmente </w:t>
+        <w:t xml:space="preserve">El método ‘navegar_a()’ </w:t>
+      </w:r>
+      <w:r>
+        <w:t xml:space="preserve">de la clase ‘NavegadorCentral’ define el centro del sistema de rutas internas. Está función recibe indicando la pantalla o módulo destino, realizando imports dinámicos de los módulos correspondientes, ejecutando la función de contenido enviando los datos del usuario, y actualizando el sidebar para reflejar visualmente </w:t>
       </w:r>
       <w:r>
         <w:t xml:space="preserve">la nueva ubicación. </w:t>
@@ -4250,23 +4063,7 @@
         <w:t xml:space="preserve">el </w:t>
       </w:r>
       <w:r>
-        <w:t>archivo ‘enrutador.py’ se definió un diccionario global ‘_</w:t>
-      </w:r>
-      <w:proofErr w:type="spellStart"/>
-      <w:r>
-        <w:t>vistas_registradas</w:t>
-      </w:r>
-      <w:proofErr w:type="spellEnd"/>
-      <w:r>
-        <w:t>’ que funcionaba como registro central de todas las vistas disponibles. La función ‘</w:t>
-      </w:r>
-      <w:proofErr w:type="spellStart"/>
-      <w:r>
-        <w:t>registrar_vista</w:t>
-      </w:r>
-      <w:proofErr w:type="spellEnd"/>
-      <w:r>
-        <w:t xml:space="preserve">()’ añade entradas a este diccionario asociando nombres de vista </w:t>
+        <w:t xml:space="preserve">archivo ‘enrutador.py’ se definió un diccionario global ‘_vistas_registradas’ que funcionaba como registro central de todas las vistas disponibles. La función ‘registrar_vista()’ añade entradas a este diccionario asociando nombres de vista </w:t>
       </w:r>
       <w:r>
         <w:t>con las funciones que las renderizan</w:t>
@@ -4275,15 +4072,7 @@
         <w:t>, seguidamente tenemos a l</w:t>
       </w:r>
       <w:r>
-        <w:t>a función `</w:t>
-      </w:r>
-      <w:proofErr w:type="spellStart"/>
-      <w:r>
-        <w:t>navegar_a</w:t>
-      </w:r>
-      <w:proofErr w:type="spellEnd"/>
-      <w:r>
-        <w:t>()`</w:t>
+        <w:t>a función `navegar_a()`</w:t>
       </w:r>
       <w:r>
         <w:t>,</w:t>
@@ -4307,23 +4096,7 @@
         <w:t xml:space="preserve"> usuario</w:t>
       </w:r>
       <w:r>
-        <w:t xml:space="preserve"> registrado y opcionalmente los datos del usuario. La función `</w:t>
-      </w:r>
-      <w:proofErr w:type="spellStart"/>
-      <w:r>
-        <w:t>inicializar_vistas</w:t>
-      </w:r>
-      <w:proofErr w:type="spellEnd"/>
-      <w:r>
-        <w:t xml:space="preserve">()` importa todos los módulos de vistas y registrarlos, utilizando </w:t>
-      </w:r>
-      <w:proofErr w:type="spellStart"/>
-      <w:r>
-        <w:t>imports</w:t>
-      </w:r>
-      <w:proofErr w:type="spellEnd"/>
-      <w:r>
-        <w:t xml:space="preserve"> diferidos para evitar que Python detectara dependencias circulares al cargar los archivos.</w:t>
+        <w:t xml:space="preserve"> registrado y opcionalmente los datos del usuario. La función `inicializar_vistas()` importa todos los módulos de vistas y registrarlos, utilizando imports diferidos para evitar que Python detectara dependencias circulares al cargar los archivos.</w:t>
       </w:r>
     </w:p>
     <w:p>
@@ -4407,14 +4180,7 @@
           <w:b/>
           <w:bCs/>
         </w:rPr>
-        <w:t>N</w:t>
-      </w:r>
-      <w:r>
-        <w:rPr>
-          <w:b/>
-          <w:bCs/>
-        </w:rPr>
-        <w:t>6</w:t>
+        <w:t>9</w:t>
       </w:r>
       <w:r>
         <w:rPr>
@@ -4451,31 +4217,7 @@
         <w:t>La construcción continuó con el sistema de almacenamiento mediante el archivo ‘gestor_db.py’, que implementa el patrón Singleton para garantizar una única conexión a la base de datos SQLite. El método</w:t>
       </w:r>
       <w:r>
-        <w:t xml:space="preserve"> ‘_new_’ de la clase ‘</w:t>
-      </w:r>
-      <w:proofErr w:type="spellStart"/>
-      <w:r>
-        <w:t>GestorDB</w:t>
-      </w:r>
-      <w:proofErr w:type="spellEnd"/>
-      <w:r>
-        <w:t xml:space="preserve">’ verifica si ya existe una instancia de la clase y, de no ser así, crea una nueva llamando a ‘_inicializar()’. El método ‘_conectar()’ abre una conexión s </w:t>
-      </w:r>
-      <w:proofErr w:type="spellStart"/>
-      <w:r>
-        <w:t>SqLite</w:t>
-      </w:r>
-      <w:proofErr w:type="spellEnd"/>
-      <w:r>
-        <w:t xml:space="preserve"> usando la ruta proporcionada por ‘</w:t>
-      </w:r>
-      <w:proofErr w:type="spellStart"/>
-      <w:r>
-        <w:t>obtener_ruta_db</w:t>
-      </w:r>
-      <w:proofErr w:type="spellEnd"/>
-      <w:r>
-        <w:t xml:space="preserve">()’ del módulo de configuración. </w:t>
+        <w:t xml:space="preserve"> ‘_new_’ de la clase ‘GestorDB’ verifica si ya existe una instancia de la clase y, de no ser así, crea una nueva llamando a ‘_inicializar()’. El método ‘_conectar()’ abre una conexión s SqLite usando la ruta proporcionada por ‘obtener_ruta_db()’ del módulo de configuración. </w:t>
       </w:r>
     </w:p>
     <w:p>
@@ -4483,45 +4225,13 @@
         <w:pStyle w:val="Tesis"/>
       </w:pPr>
       <w:r>
-        <w:t>La función de ‘</w:t>
-      </w:r>
-      <w:proofErr w:type="spellStart"/>
-      <w:r>
-        <w:t>obtener_usuario_por_credenciales</w:t>
-      </w:r>
-      <w:proofErr w:type="spellEnd"/>
-      <w:r>
-        <w:t>’</w:t>
-      </w:r>
-      <w:r>
-        <w:t xml:space="preserve"> realiza búsquedas en la tabla de usuarios filtrando por nombre de usuario y contraseña, retornando si las credenciales coinciden. Su opuesto es la función ‘</w:t>
-      </w:r>
-      <w:proofErr w:type="spellStart"/>
-      <w:r>
-        <w:t>obtener_usuario_por_correo</w:t>
-      </w:r>
-      <w:proofErr w:type="spellEnd"/>
-      <w:r>
-        <w:t>()’</w:t>
-      </w:r>
-      <w:r>
-        <w:t xml:space="preserve"> busca solamente por dirección de correo electrónico, siendo vital para el proceso de recuperación de </w:t>
-      </w:r>
-      <w:proofErr w:type="spellStart"/>
-      <w:r>
-        <w:t>contraseña.El</w:t>
-      </w:r>
-      <w:proofErr w:type="spellEnd"/>
-      <w:r>
-        <w:t xml:space="preserve"> método `</w:t>
-      </w:r>
-      <w:proofErr w:type="spellStart"/>
-      <w:r>
-        <w:t>actualizar_puntuacion</w:t>
-      </w:r>
-      <w:proofErr w:type="spellEnd"/>
-      <w:r>
-        <w:t>()` modificaba los puntos acumulados del usuario y opcionalmente su etapa y nivel actuales cuando avanzaba en el contenido educativo</w:t>
+        <w:t>La función de ‘obtener_usuario_por_credenciales’</w:t>
+      </w:r>
+      <w:r>
+        <w:t xml:space="preserve"> realiza búsquedas en la tabla de usuarios filtrando por nombre de usuario y contraseña, retornando si las credenciales coinciden. Su opuesto es la función ‘obtener_usuario_por_correo()’</w:t>
+      </w:r>
+      <w:r>
+        <w:t xml:space="preserve"> busca solamente por dirección de correo electrónico, siendo vital para el proceso de recuperación de contraseña.El método `actualizar_puntuacion()` modificaba los puntos acumulados del usuario y opcionalmente su etapa y nivel actuales cuando avanzaba en el contenido educativo</w:t>
       </w:r>
       <w:r>
         <w:t>.</w:t>
@@ -4532,78 +4242,14 @@
         <w:pStyle w:val="Tesis"/>
       </w:pPr>
       <w:r>
-        <w:t>El sistema de vidas se implementó mediante `</w:t>
-      </w:r>
-      <w:proofErr w:type="spellStart"/>
-      <w:r>
-        <w:t>actualizar_vidas</w:t>
-      </w:r>
-      <w:proofErr w:type="spellEnd"/>
-      <w:r>
-        <w:t xml:space="preserve">()`, que recibía el ID de usuario, cantidad de vidas y </w:t>
-      </w:r>
-      <w:proofErr w:type="spellStart"/>
-      <w:r>
-        <w:t>timestamp</w:t>
-      </w:r>
-      <w:proofErr w:type="spellEnd"/>
-      <w:r>
-        <w:t xml:space="preserve"> de última recarga. </w:t>
-      </w:r>
-      <w:r>
-        <w:t>Para la recuperación de contraseña, se implementaron tres métodos especializados. `</w:t>
-      </w:r>
-      <w:proofErr w:type="spellStart"/>
-      <w:r>
-        <w:t>guardar_codigo_recuperacion</w:t>
-      </w:r>
-      <w:proofErr w:type="spellEnd"/>
-      <w:r>
-        <w:t xml:space="preserve">()` marcaba códigos anteriores como usados e insertaba uno nuevo con </w:t>
-      </w:r>
-      <w:proofErr w:type="spellStart"/>
-      <w:r>
-        <w:t>timestamp</w:t>
-      </w:r>
-      <w:proofErr w:type="spellEnd"/>
-      <w:r>
-        <w:t xml:space="preserve"> de expiración calculado sumando minutos a la hora actual usando `</w:t>
-      </w:r>
-      <w:proofErr w:type="spellStart"/>
-      <w:r>
-        <w:t>datetime.now</w:t>
-      </w:r>
-      <w:proofErr w:type="spellEnd"/>
-      <w:r>
-        <w:t xml:space="preserve">() + </w:t>
-      </w:r>
-      <w:proofErr w:type="spellStart"/>
-      <w:r>
-        <w:t>timedelta</w:t>
-      </w:r>
-      <w:proofErr w:type="spellEnd"/>
-      <w:r>
-        <w:t>()`. `</w:t>
-      </w:r>
-      <w:proofErr w:type="spellStart"/>
-      <w:r>
-        <w:t>verificar_codigo_recuperacion</w:t>
-      </w:r>
-      <w:proofErr w:type="spellEnd"/>
-      <w:r>
-        <w:t xml:space="preserve">()` comprobaba que un código existiera, no estuviera usado y no hubiera expirado comparando contra la hora actual de la </w:t>
+        <w:t xml:space="preserve">El sistema de vidas se implementó mediante `actualizar_vidas()`, que recibía el ID de usuario, cantidad de vidas y timestamp de última recarga. </w:t>
+      </w:r>
+      <w:r>
+        <w:t xml:space="preserve">Para la recuperación de contraseña, se implementaron tres métodos especializados. `guardar_codigo_recuperacion()` marcaba códigos anteriores como usados e insertaba uno nuevo con timestamp de expiración calculado sumando minutos a la hora actual usando `datetime.now() + timedelta()`. `verificar_codigo_recuperacion()` comprobaba que un código existiera, no estuviera usado y no hubiera expirado comparando contra la hora actual de la </w:t>
       </w:r>
       <w:r>
         <w:lastRenderedPageBreak/>
-        <w:t>base de datos. Finalmente, `</w:t>
-      </w:r>
-      <w:proofErr w:type="spellStart"/>
-      <w:r>
-        <w:t>marcar_codigo_usado</w:t>
-      </w:r>
-      <w:proofErr w:type="spellEnd"/>
-      <w:r>
-        <w:t>()` actualizaba el estado del código para evitar reutilizaciones después del cambio de contraseña exitoso</w:t>
+        <w:t>base de datos. Finalmente, `marcar_codigo_usado()` actualizaba el estado del código para evitar reutilizaciones después del cambio de contraseña exitoso</w:t>
       </w:r>
       <w:r>
         <w:t>.</w:t>
@@ -4696,7 +4342,7 @@
           <w:b/>
           <w:bCs/>
         </w:rPr>
-        <w:t>7</w:t>
+        <w:t>10</w:t>
       </w:r>
       <w:r>
         <w:rPr>
@@ -4771,58 +4417,10 @@
         <w:t>Siendo la primera</w:t>
       </w:r>
       <w:r>
-        <w:t xml:space="preserve"> ‘</w:t>
-      </w:r>
-      <w:proofErr w:type="spellStart"/>
-      <w:r>
-        <w:t>generar_codigo_recuperacion</w:t>
-      </w:r>
-      <w:proofErr w:type="spellEnd"/>
-      <w:r>
-        <w:t>()’ utilizando ‘</w:t>
-      </w:r>
-      <w:proofErr w:type="spellStart"/>
-      <w:r>
-        <w:t>random.choices</w:t>
-      </w:r>
-      <w:proofErr w:type="spellEnd"/>
-      <w:r>
-        <w:t>()’ con ’</w:t>
-      </w:r>
-      <w:proofErr w:type="spellStart"/>
-      <w:r>
-        <w:t>string.digits</w:t>
-      </w:r>
-      <w:proofErr w:type="spellEnd"/>
-      <w:r>
-        <w:t>’ para crear cadenas aleatorias de 6 números</w:t>
-      </w:r>
-      <w:r>
-        <w:t>, ‘</w:t>
-      </w:r>
-      <w:proofErr w:type="spellStart"/>
-      <w:r>
-        <w:t>enviar_email_recuperacion</w:t>
-      </w:r>
-      <w:proofErr w:type="spellEnd"/>
-      <w:r>
-        <w:t>()’ construye los mensajes usando la clase ‘</w:t>
-      </w:r>
-      <w:proofErr w:type="spellStart"/>
-      <w:r>
-        <w:t>EmailMessage</w:t>
-      </w:r>
-      <w:proofErr w:type="spellEnd"/>
-      <w:r>
-        <w:t>’ del módulo ‘</w:t>
-      </w:r>
-      <w:proofErr w:type="spellStart"/>
-      <w:r>
-        <w:t>email.message</w:t>
-      </w:r>
-      <w:proofErr w:type="spellEnd"/>
-      <w:r>
-        <w:t>’</w:t>
+        <w:t xml:space="preserve"> ‘generar_codigo_recuperacion()’ utilizando ‘random.choices()’ con ’string.digits’ para crear cadenas aleatorias de 6 números</w:t>
+      </w:r>
+      <w:r>
+        <w:t>, ‘enviar_email_recuperacion()’ construye los mensajes usando la clase ‘EmailMessage’ del módulo ‘email.message’</w:t>
       </w:r>
       <w:r>
         <w:t>.</w:t>
@@ -4919,7 +4517,7 @@
           <w:b/>
           <w:bCs/>
         </w:rPr>
-        <w:t>8</w:t>
+        <w:t>11</w:t>
       </w:r>
       <w:r>
         <w:rPr>
@@ -4954,45 +4552,13 @@
         <w:pStyle w:val="Tesis"/>
       </w:pPr>
       <w:r>
-        <w:t>El desarrollo de las interfaces inicio con el archivo ‘login_vista.py’, donde su principal función ‘</w:t>
-      </w:r>
-      <w:proofErr w:type="spellStart"/>
-      <w:r>
-        <w:t>mostrar_login</w:t>
-      </w:r>
-      <w:proofErr w:type="spellEnd"/>
-      <w:r>
-        <w:t xml:space="preserve">()’ se ocupa de configurar la página de Flet estableciendo título, color de fondo, y alineaciones </w:t>
-      </w:r>
-      <w:r>
-        <w:t>tanto vertical como horizontal. Dentro de esta, se encuentra la función ‘</w:t>
-      </w:r>
-      <w:proofErr w:type="spellStart"/>
-      <w:r>
-        <w:t>mostrar_mensaje</w:t>
-      </w:r>
-      <w:proofErr w:type="spellEnd"/>
-      <w:r>
-        <w:t>()’ encargada de crear un ‘</w:t>
-      </w:r>
-      <w:proofErr w:type="spellStart"/>
-      <w:r>
-        <w:t>SnackBar</w:t>
-      </w:r>
-      <w:proofErr w:type="spellEnd"/>
-      <w:r>
-        <w:t>’ para las notificaciones temporales con colores dinámicos</w:t>
-      </w:r>
-      <w:r>
-        <w:t xml:space="preserve"> y la función ‘</w:t>
-      </w:r>
-      <w:proofErr w:type="spellStart"/>
-      <w:r>
-        <w:t>login_click</w:t>
-      </w:r>
-      <w:proofErr w:type="spellEnd"/>
-      <w:r>
-        <w:t>()’ maneja todo el flujo de autenticación</w:t>
+        <w:t xml:space="preserve">El desarrollo de las interfaces inicio con el archivo ‘login_vista.py’, donde su principal función ‘mostrar_login()’ se ocupa de configurar la página de Flet estableciendo título, color de fondo, y alineaciones </w:t>
+      </w:r>
+      <w:r>
+        <w:t>tanto vertical como horizontal. Dentro de esta, se encuentra la función ‘mostrar_mensaje()’ encargada de crear un ‘SnackBar’ para las notificaciones temporales con colores dinámicos</w:t>
+      </w:r>
+      <w:r>
+        <w:t xml:space="preserve"> y la función ‘login_click()’ maneja todo el flujo de autenticación</w:t>
       </w:r>
       <w:r>
         <w:t>, extrayendo los valores de los campos de texto y realiza las validaciones necesarias</w:t>
@@ -5025,15 +4591,7 @@
         <w:t xml:space="preserve"> </w:t>
       </w:r>
       <w:r>
-        <w:t>`</w:t>
-      </w:r>
-      <w:proofErr w:type="spellStart"/>
-      <w:r>
-        <w:t>obtener_navegador</w:t>
-      </w:r>
-      <w:proofErr w:type="spellEnd"/>
-      <w:r>
-        <w:t>()` para inicializar el sistema de navegación persistente</w:t>
+        <w:t>`obtener_navegador()` para inicializar el sistema de navegación persistente</w:t>
       </w:r>
       <w:r>
         <w:t xml:space="preserve"> y se redirige</w:t>
@@ -5141,7 +4699,7 @@
           <w:b/>
           <w:bCs/>
         </w:rPr>
-        <w:t>9</w:t>
+        <w:t>12</w:t>
       </w:r>
       <w:r>
         <w:rPr>
@@ -5188,53 +4746,13 @@
         <w:t>iene</w:t>
       </w:r>
       <w:r>
-        <w:t xml:space="preserve"> `</w:t>
-      </w:r>
-      <w:proofErr w:type="spellStart"/>
-      <w:r>
-        <w:t>mostrar_registro</w:t>
-      </w:r>
-      <w:proofErr w:type="spellEnd"/>
-      <w:r>
-        <w:t>()` con una función auxiliar `</w:t>
-      </w:r>
-      <w:proofErr w:type="spellStart"/>
-      <w:r>
-        <w:t>crear_tf</w:t>
-      </w:r>
-      <w:proofErr w:type="spellEnd"/>
-      <w:r>
-        <w:t>()`</w:t>
+        <w:t xml:space="preserve"> `mostrar_registro()` con una función auxiliar `crear_tf()`</w:t>
       </w:r>
       <w:r>
         <w:t xml:space="preserve"> empleada para crear </w:t>
       </w:r>
       <w:r>
-        <w:t>campos de texto configurados consistentemente con bordes invisibles, fondo gris claro, iconos prefijos y colores personalizados. La función `</w:t>
-      </w:r>
-      <w:proofErr w:type="spellStart"/>
-      <w:r>
-        <w:t>registrar_click</w:t>
-      </w:r>
-      <w:proofErr w:type="spellEnd"/>
-      <w:r>
-        <w:t>()` ejecutaba seis validaciones secuenciales: campos vacíos con `</w:t>
-      </w:r>
-      <w:proofErr w:type="spellStart"/>
-      <w:r>
-        <w:t>all</w:t>
-      </w:r>
-      <w:proofErr w:type="spellEnd"/>
-      <w:r>
-        <w:t xml:space="preserve">()`, nombres con letras y espacios mediante </w:t>
-      </w:r>
-      <w:proofErr w:type="spellStart"/>
-      <w:r>
-        <w:t>regex</w:t>
-      </w:r>
-      <w:proofErr w:type="spellEnd"/>
-      <w:r>
-        <w:t>, formato de correo electrónico con patrón estándar, formato de usuario alfanumérico, longitud mínima de contraseña, y coincidencia entre contraseña y confirmación.</w:t>
+        <w:t>campos de texto configurados consistentemente con bordes invisibles, fondo gris claro, iconos prefijos y colores personalizados. La función `registrar_click()` ejecutaba seis validaciones secuenciales: campos vacíos con `all()`, nombres con letras y espacios mediante regex, formato de correo electrónico con patrón estándar, formato de usuario alfanumérico, longitud mínima de contraseña, y coincidencia entre contraseña y confirmación.</w:t>
       </w:r>
     </w:p>
     <w:p>
@@ -5316,7 +4834,14 @@
           <w:b/>
           <w:bCs/>
         </w:rPr>
-        <w:t>10</w:t>
+        <w:t>1</w:t>
+      </w:r>
+      <w:r>
+        <w:rPr>
+          <w:b/>
+          <w:bCs/>
+        </w:rPr>
+        <w:t>3</w:t>
       </w:r>
       <w:r>
         <w:rPr>
@@ -5355,15 +4880,7 @@
         <w:pStyle w:val="Tesis"/>
       </w:pPr>
       <w:r>
-        <w:t>En el archivo ‘menu_vista.py’ se implementó la vista central de la aplicación mediante ‘</w:t>
-      </w:r>
-      <w:proofErr w:type="spellStart"/>
-      <w:r>
-        <w:t>mostrar_interfaz_camino</w:t>
-      </w:r>
-      <w:proofErr w:type="spellEnd"/>
-      <w:r>
-        <w:t xml:space="preserve">()’. Esta función comenzaba extrayendo los datos del usuario del recibidos. </w:t>
+        <w:t xml:space="preserve">En el archivo ‘menu_vista.py’ se implementó la vista central de la aplicación mediante ‘mostrar_interfaz_camino()’. Esta función comenzaba extrayendo los datos del usuario del recibidos. </w:t>
       </w:r>
       <w:r>
         <w:t>Obten</w:t>
@@ -5372,31 +4889,7 @@
         <w:t>ía</w:t>
       </w:r>
       <w:r>
-        <w:t xml:space="preserve"> el ID de usuario, etapa y nivel actuales, puntos totales, racha de días y vidas disponibles. El sistema de recarga automática de vidas calculaba la diferencia temporal entre la última recarga registrada y la hora actual usando `</w:t>
-      </w:r>
-      <w:proofErr w:type="spellStart"/>
-      <w:r>
-        <w:t>datetime.strptime</w:t>
-      </w:r>
-      <w:proofErr w:type="spellEnd"/>
-      <w:r>
-        <w:t xml:space="preserve">()` para </w:t>
-      </w:r>
-      <w:proofErr w:type="spellStart"/>
-      <w:r>
-        <w:t>parsear</w:t>
-      </w:r>
-      <w:proofErr w:type="spellEnd"/>
-      <w:r>
-        <w:t xml:space="preserve"> y `</w:t>
-      </w:r>
-      <w:proofErr w:type="spellStart"/>
-      <w:r>
-        <w:t>datetime.now</w:t>
-      </w:r>
-      <w:proofErr w:type="spellEnd"/>
-      <w:r>
-        <w:t>()` para obtener momento presente.</w:t>
+        <w:t xml:space="preserve"> el ID de usuario, etapa y nivel actuales, puntos totales, racha de días y vidas disponibles. El sistema de recarga automática de vidas calculaba la diferencia temporal entre la última recarga registrada y la hora actual usando `datetime.strptime()` para parsear y `datetime.now()` para obtener momento presente.</w:t>
       </w:r>
     </w:p>
     <w:p>
@@ -5413,15 +4906,7 @@
         <w:t xml:space="preserve"> </w:t>
       </w:r>
       <w:r>
-        <w:t>La construcción visual del camino progresivo utilizaba un bucle `</w:t>
-      </w:r>
-      <w:proofErr w:type="spellStart"/>
-      <w:r>
-        <w:t>for</w:t>
-      </w:r>
-      <w:proofErr w:type="spellEnd"/>
-      <w:r>
-        <w:t>` sobre veinte niveles, creando contenedores visualmente diferenciados según el estado</w:t>
+        <w:t>La construcción visual del camino progresivo utilizaba un bucle `for` sobre veinte niveles, creando contenedores visualmente diferenciados según el estado</w:t>
       </w:r>
       <w:r>
         <w:t xml:space="preserve">. </w:t>
@@ -5431,53 +4916,13 @@
       </w:r>
       <w:r>
         <w:lastRenderedPageBreak/>
-        <w:t>evento de clic mediante `</w:t>
-      </w:r>
-      <w:proofErr w:type="spellStart"/>
-      <w:r>
-        <w:t>on_click</w:t>
-      </w:r>
-      <w:proofErr w:type="spellEnd"/>
-      <w:r>
-        <w:t>` que invocaba `</w:t>
-      </w:r>
-      <w:proofErr w:type="spellStart"/>
-      <w:r>
-        <w:t>mostrar_nivel</w:t>
-      </w:r>
-      <w:proofErr w:type="spellEnd"/>
-      <w:r>
-        <w:t>()` del módulo `</w:t>
-      </w:r>
-      <w:proofErr w:type="spellStart"/>
-      <w:r>
-        <w:t>nivel_vista</w:t>
-      </w:r>
-      <w:proofErr w:type="spellEnd"/>
-      <w:r>
-        <w:t xml:space="preserve">` importado localmente dentro del </w:t>
-      </w:r>
-      <w:proofErr w:type="spellStart"/>
-      <w:r>
-        <w:t>handler</w:t>
-      </w:r>
-      <w:proofErr w:type="spellEnd"/>
-      <w:r>
-        <w:t>.</w:t>
+        <w:t>evento de clic mediante `on_click` que invocaba `mostrar_nivel()` del módulo `nivel_vista` importado localmente dentro del handler.</w:t>
       </w:r>
       <w:r>
         <w:t xml:space="preserve"> </w:t>
       </w:r>
       <w:r>
-        <w:t>El archivo `etapas_vista.py` proporcionaba `</w:t>
-      </w:r>
-      <w:proofErr w:type="spellStart"/>
-      <w:r>
-        <w:t>mostrar_etapas</w:t>
-      </w:r>
-      <w:proofErr w:type="spellEnd"/>
-      <w:r>
-        <w:t>()` como selector visual de etapas temáticas. Extraía la etapa máxima desbloqueada del usuario y generaba seis botones representando cada etapa matemática.</w:t>
+        <w:t>El archivo `etapas_vista.py` proporcionaba `mostrar_etapas()` como selector visual de etapas temáticas. Extraía la etapa máxima desbloqueada del usuario y generaba seis botones representando cada etapa matemática.</w:t>
       </w:r>
     </w:p>
     <w:p>
@@ -5568,7 +5013,14 @@
           <w:b/>
           <w:bCs/>
         </w:rPr>
-        <w:t>11</w:t>
+        <w:t>1</w:t>
+      </w:r>
+      <w:r>
+        <w:rPr>
+          <w:b/>
+          <w:bCs/>
+        </w:rPr>
+        <w:t>4</w:t>
       </w:r>
       <w:r>
         <w:rPr>
@@ -5605,108 +5057,36 @@
     </w:p>
     <w:p>
       <w:pPr>
+        <w:jc w:val="center"/>
+      </w:pPr>
+    </w:p>
+    <w:p>
+      <w:pPr>
         <w:pStyle w:val="Tesis"/>
       </w:pPr>
       <w:r>
-        <w:t>Dentro del código del software, el archivo denominado ‘nivel_vista.py’ contenía posiblemente la lógica más compleja del sistema. La función ‘</w:t>
-      </w:r>
-      <w:proofErr w:type="spellStart"/>
-      <w:r>
-        <w:t>mostrar_nivel</w:t>
-      </w:r>
-      <w:proofErr w:type="spellEnd"/>
-      <w:r>
-        <w:t>()’ recibía los datos del usuario y la etapa elegida, determinando el ejercicio a mostrar mediante una consulta SQL</w:t>
+        <w:t>Dentro del código del software, el archivo denominado ‘nivel_vista.py’ contenía posiblemente la lógica más compleja del sistema. La función ‘mostrar_nivel()’ recibía los datos del usuario y la etapa elegida, determinando el ejercicio a mostrar mediante una consulta SQL</w:t>
       </w:r>
       <w:r>
         <w:t xml:space="preserve">. </w:t>
       </w:r>
       <w:r>
-        <w:t>Para ejercicios de selección múltiple, generaba cuatro botones etiquetados A-D usando un diccionario de opciones y el método `</w:t>
-      </w:r>
-      <w:proofErr w:type="spellStart"/>
-      <w:r>
-        <w:t>items</w:t>
-      </w:r>
-      <w:proofErr w:type="spellEnd"/>
-      <w:r>
-        <w:t xml:space="preserve">()`. </w:t>
+        <w:t xml:space="preserve">Para ejercicios de selección múltiple, generaba cuatro botones etiquetados A-D usando un diccionario de opciones y el método `items()`. </w:t>
       </w:r>
     </w:p>
     <w:p>
       <w:pPr>
         <w:pStyle w:val="Tesis"/>
-      </w:pPr>
-      <w:r>
-        <w:t xml:space="preserve">Cada botón tenía su propio </w:t>
-      </w:r>
-      <w:proofErr w:type="spellStart"/>
-      <w:r>
-        <w:t>handler</w:t>
-      </w:r>
-      <w:proofErr w:type="spellEnd"/>
-      <w:r>
-        <w:t xml:space="preserve"> `</w:t>
-      </w:r>
-      <w:proofErr w:type="spellStart"/>
-      <w:r>
-        <w:t>verificar_respuesta</w:t>
-      </w:r>
-      <w:proofErr w:type="spellEnd"/>
-      <w:r>
-        <w:t>()` que comparaba la letra seleccionada contra `</w:t>
-      </w:r>
-      <w:proofErr w:type="spellStart"/>
-      <w:r>
-        <w:t>respuesta_correcta</w:t>
-      </w:r>
-      <w:proofErr w:type="spellEnd"/>
-      <w:r>
-        <w:t xml:space="preserve">`. Para </w:t>
-      </w:r>
+        <w:ind w:firstLine="0"/>
+      </w:pPr>
+    </w:p>
+    <w:p>
+      <w:pPr>
+        <w:pStyle w:val="Tesis"/>
+      </w:pPr>
       <w:r>
         <w:lastRenderedPageBreak/>
-        <w:t xml:space="preserve">verdadero/falso, mostraba solo dos botones con texto literal. Para </w:t>
-      </w:r>
-      <w:proofErr w:type="spellStart"/>
-      <w:r>
-        <w:t>completación</w:t>
-      </w:r>
-      <w:proofErr w:type="spellEnd"/>
-      <w:r>
-        <w:t>, creaba un `</w:t>
-      </w:r>
-      <w:proofErr w:type="spellStart"/>
-      <w:r>
-        <w:t>TextField</w:t>
-      </w:r>
-      <w:proofErr w:type="spellEnd"/>
-      <w:r>
-        <w:t>` donde el usuario escribía libremente, aplicando normalización de `</w:t>
-      </w:r>
-      <w:proofErr w:type="spellStart"/>
-      <w:r>
-        <w:t>lower</w:t>
-      </w:r>
-      <w:proofErr w:type="spellEnd"/>
-      <w:r>
-        <w:t>().</w:t>
-      </w:r>
-      <w:proofErr w:type="spellStart"/>
-      <w:r>
-        <w:t>strip</w:t>
-      </w:r>
-      <w:proofErr w:type="spellEnd"/>
-      <w:r>
-        <w:t>().</w:t>
-      </w:r>
-      <w:proofErr w:type="spellStart"/>
-      <w:r>
-        <w:t>replace</w:t>
-      </w:r>
-      <w:proofErr w:type="spellEnd"/>
-      <w:r>
-        <w:t>(" ", "")` antes de comparar contra la respuesta almacenada.</w:t>
+        <w:t>Cada botón tenía su propio handler `verificar_respuesta()` que comparaba la letra seleccionada contra `respuesta_correcta`. Para verdadero/falso, mostraba solo dos botones con texto literal. Para completación, creaba un `TextField` donde el usuario escribía libremente, aplicando normalización de `lower().strip().replace(" ", "")` antes de comparar contra la respuesta almacenada.</w:t>
       </w:r>
     </w:p>
     <w:p>
@@ -5720,31 +5100,7 @@
         <w:t xml:space="preserve">una </w:t>
       </w:r>
       <w:r>
-        <w:t xml:space="preserve">lógica especial: </w:t>
-      </w:r>
-      <w:proofErr w:type="spellStart"/>
-      <w:r>
-        <w:t>parseaban</w:t>
-      </w:r>
-      <w:proofErr w:type="spellEnd"/>
-      <w:r>
-        <w:t xml:space="preserve"> el formato "A|B" de las opciones dividiendo por pipe, mantenían estado de selección mediante variables externas, y verificaban pares cuando el usuario hacía dos selecciones consecutivas. El sistema de retroalimentación utilizaba `</w:t>
-      </w:r>
-      <w:proofErr w:type="spellStart"/>
-      <w:r>
-        <w:t>SnackBar</w:t>
-      </w:r>
-      <w:proofErr w:type="spellEnd"/>
-      <w:r>
-        <w:t>` con colores verde para correcto y rojo para incorrecto, aplicando `</w:t>
-      </w:r>
-      <w:proofErr w:type="spellStart"/>
-      <w:r>
-        <w:t>page.update</w:t>
-      </w:r>
-      <w:proofErr w:type="spellEnd"/>
-      <w:r>
-        <w:t xml:space="preserve">()` para </w:t>
+        <w:t xml:space="preserve">lógica especial: parseaban el formato "A|B" de las opciones dividiendo por pipe, mantenían estado de selección mediante variables externas, y verificaban pares cuando el usuario hacía dos selecciones consecutivas. El sistema de retroalimentación utilizaba `SnackBar` con colores verde para correcto y rojo para incorrecto, aplicando `page.update()` para </w:t>
       </w:r>
       <w:r>
         <w:t>r</w:t>
@@ -5822,59 +5178,58 @@
       <w:pPr>
         <w:jc w:val="center"/>
         <w:rPr>
-          <w:lang w:val="es-VE"/>
-        </w:rPr>
-      </w:pPr>
+          <w:b/>
+          <w:bCs/>
+        </w:rPr>
+      </w:pPr>
+      <w:r>
+        <w:rPr>
+          <w:b/>
+          <w:bCs/>
+        </w:rPr>
+        <w:t>FIGURA</w:t>
+      </w:r>
+      <w:r>
+        <w:rPr>
+          <w:b/>
+          <w:bCs/>
+        </w:rPr>
+        <w:t xml:space="preserve"> </w:t>
+      </w:r>
+      <w:r>
+        <w:rPr>
+          <w:b/>
+          <w:bCs/>
+        </w:rPr>
+        <w:t>1</w:t>
+      </w:r>
+      <w:r>
+        <w:rPr>
+          <w:b/>
+          <w:bCs/>
+        </w:rPr>
+        <w:t>5</w:t>
+      </w:r>
+      <w:r>
+        <w:rPr>
+          <w:b/>
+          <w:bCs/>
+        </w:rPr>
+        <w:t xml:space="preserve">. </w:t>
+      </w:r>
+      <w:r>
+        <w:t>CÓDIGO DE “nivel</w:t>
+      </w:r>
+      <w:r>
+        <w:t>_</w:t>
+      </w:r>
+      <w:r>
+        <w:t>vista.py”</w:t>
+      </w:r>
     </w:p>
     <w:p>
       <w:pPr>
         <w:jc w:val="center"/>
-        <w:rPr>
-          <w:b/>
-          <w:bCs/>
-        </w:rPr>
-      </w:pPr>
-      <w:r>
-        <w:rPr>
-          <w:b/>
-          <w:bCs/>
-        </w:rPr>
-        <w:t>FIGURA</w:t>
-      </w:r>
-      <w:r>
-        <w:rPr>
-          <w:b/>
-          <w:bCs/>
-        </w:rPr>
-        <w:t xml:space="preserve"> </w:t>
-      </w:r>
-      <w:r>
-        <w:rPr>
-          <w:b/>
-          <w:bCs/>
-        </w:rPr>
-        <w:t>12</w:t>
-      </w:r>
-      <w:r>
-        <w:rPr>
-          <w:b/>
-          <w:bCs/>
-        </w:rPr>
-        <w:t xml:space="preserve">. </w:t>
-      </w:r>
-      <w:r>
-        <w:t>CÓDIGO DE “nivel</w:t>
-      </w:r>
-      <w:r>
-        <w:t>_</w:t>
-      </w:r>
-      <w:r>
-        <w:t>vista.py”</w:t>
-      </w:r>
-    </w:p>
-    <w:p>
-      <w:pPr>
-        <w:jc w:val="center"/>
       </w:pPr>
       <w:r>
         <w:rPr>
@@ -5889,14 +5244,16 @@
     </w:p>
     <w:p>
       <w:pPr>
-        <w:jc w:val="center"/>
-      </w:pPr>
-    </w:p>
-    <w:p>
-      <w:pPr>
         <w:pStyle w:val="Tesis"/>
-      </w:pPr>
-      <w:r>
+        <w:ind w:firstLine="0"/>
+      </w:pPr>
+    </w:p>
+    <w:p>
+      <w:pPr>
+        <w:pStyle w:val="Tesis"/>
+      </w:pPr>
+      <w:r>
+        <w:lastRenderedPageBreak/>
         <w:t>Siguiendo con las otras vistas del programa, en el archivo ‘perfil_vista.py’</w:t>
       </w:r>
       <w:r>
@@ -5906,27 +5263,7 @@
         <w:t>ó</w:t>
       </w:r>
       <w:r>
-        <w:t xml:space="preserve"> la función ‘</w:t>
-      </w:r>
-      <w:proofErr w:type="spellStart"/>
-      <w:r>
-        <w:t>mostrar_perfil</w:t>
-      </w:r>
-      <w:proofErr w:type="spellEnd"/>
-      <w:r>
-        <w:t xml:space="preserve">’ como un </w:t>
-      </w:r>
-      <w:proofErr w:type="spellStart"/>
-      <w:r>
-        <w:t>dashboard</w:t>
-      </w:r>
-      <w:proofErr w:type="spellEnd"/>
-      <w:r>
-        <w:t xml:space="preserve"> informativo, </w:t>
-      </w:r>
-      <w:r>
-        <w:lastRenderedPageBreak/>
-        <w:t>organizaba visualmente los da</w:t>
+        <w:t xml:space="preserve"> la función ‘mostrar_perfil’ como un dashboard informativo, organizaba visualmente los da</w:t>
       </w:r>
       <w:r>
         <w:t>to</w:t>
@@ -5935,50 +5272,10 @@
         <w:t>s en tarjetas con sombras y bordes redondeados</w:t>
       </w:r>
       <w:r>
-        <w:t>, el avatar con un ícono y color personalizado usando ‘</w:t>
-      </w:r>
-      <w:proofErr w:type="spellStart"/>
-      <w:r>
-        <w:t>ft.Icon</w:t>
-      </w:r>
-      <w:proofErr w:type="spellEnd"/>
-      <w:r>
-        <w:t>’ con el tamaño 64 y color dinámico desde ‘</w:t>
-      </w:r>
-      <w:proofErr w:type="spellStart"/>
-      <w:r>
-        <w:t>user_data</w:t>
-      </w:r>
-      <w:proofErr w:type="spellEnd"/>
-      <w:r>
-        <w:t xml:space="preserve">’. </w:t>
-      </w:r>
-      <w:r>
-        <w:t xml:space="preserve">Las estadísticas se presentaban en </w:t>
-      </w:r>
-      <w:proofErr w:type="spellStart"/>
-      <w:r>
-        <w:t>grid</w:t>
-      </w:r>
-      <w:proofErr w:type="spellEnd"/>
-      <w:r>
-        <w:t xml:space="preserve"> de dos columnas usando `</w:t>
-      </w:r>
-      <w:proofErr w:type="spellStart"/>
-      <w:r>
-        <w:t>ft.ResponsiveRow</w:t>
-      </w:r>
-      <w:proofErr w:type="spellEnd"/>
-      <w:r>
-        <w:t>`, mostrando puntos totales, rango calculado mediante `</w:t>
-      </w:r>
-      <w:proofErr w:type="spellStart"/>
-      <w:r>
-        <w:t>obtener_info_rango</w:t>
-      </w:r>
-      <w:proofErr w:type="spellEnd"/>
-      <w:r>
-        <w:t>()`, etapa y nivel actuales, racha de días consecutivos, vidas disponibles con indicador visual, y fecha de último acceso formateada.</w:t>
+        <w:t xml:space="preserve">, el avatar con un ícono y color personalizado usando ‘ft.Icon’ con el tamaño 64 y color dinámico desde ‘user_data’. </w:t>
+      </w:r>
+      <w:r>
+        <w:t>Las estadísticas se presentaban en grid de dos columnas usando `ft.ResponsiveRow`, mostrando puntos totales, rango calculado mediante `obtener_info_rango()`, etapa y nivel actuales, racha de días consecutivos, vidas disponibles con indicador visual, y fecha de último acceso formateada.</w:t>
       </w:r>
     </w:p>
     <w:p>
@@ -6068,14 +5365,14 @@
           <w:b/>
           <w:bCs/>
         </w:rPr>
-        <w:t>13</w:t>
-      </w:r>
-      <w:r>
-        <w:rPr>
-          <w:b/>
-          <w:bCs/>
-        </w:rPr>
-        <w:t xml:space="preserve">. </w:t>
+        <w:t>1</w:t>
+      </w:r>
+      <w:r>
+        <w:rPr>
+          <w:b/>
+          <w:bCs/>
+        </w:rPr>
+        <w:t xml:space="preserve">6. </w:t>
       </w:r>
       <w:r>
         <w:t>CÓDIGO DE “perfil</w:t>
@@ -6109,6 +5406,11 @@
     </w:p>
     <w:p>
       <w:pPr>
+        <w:jc w:val="center"/>
+      </w:pPr>
+    </w:p>
+    <w:p>
+      <w:pPr>
         <w:pStyle w:val="Tesis"/>
       </w:pPr>
       <w:r>
@@ -6118,15 +5420,11 @@
         <w:t xml:space="preserve">un módulo </w:t>
       </w:r>
       <w:r>
-        <w:t>con contenido educativo estático organizado por etapas. Utilizaba `</w:t>
-      </w:r>
-      <w:proofErr w:type="spellStart"/>
-      <w:r>
-        <w:t>ft.ExpansionTile</w:t>
-      </w:r>
-      <w:proofErr w:type="spellEnd"/>
-      <w:r>
-        <w:t>` para crear secciones colapsables que el usuario podía expandir para leer teoría matemática sin consumir vidas ni afectar su progreso. Cada etapa contenía explicaciones sobre los conceptos que luego se practicaban en los ejercicios, sirviendo como referencia consultable durante el aprendizaje.</w:t>
+        <w:t xml:space="preserve">con contenido educativo estático organizado por etapas. Utilizaba `ft.ExpansionTile` para crear secciones colapsables que el usuario podía expandir para leer teoría </w:t>
+      </w:r>
+      <w:r>
+        <w:lastRenderedPageBreak/>
+        <w:t>matemática sin consumir vidas ni afectar su progreso. Cada etapa contenía explicaciones sobre los conceptos que luego se practicaban en los ejercicios, sirviendo como referencia consultable durante el aprendizaje.</w:t>
       </w:r>
     </w:p>
     <w:p>
@@ -6222,7 +5520,14 @@
           <w:b/>
           <w:bCs/>
         </w:rPr>
-        <w:t>14</w:t>
+        <w:t>1</w:t>
+      </w:r>
+      <w:r>
+        <w:rPr>
+          <w:b/>
+          <w:bCs/>
+        </w:rPr>
+        <w:t>7</w:t>
       </w:r>
       <w:r>
         <w:rPr>
@@ -6239,6 +5544,107 @@
       </w:r>
       <w:r>
         <w:t>_vista.py”</w:t>
+      </w:r>
+    </w:p>
+    <w:p>
+      <w:pPr>
+        <w:pStyle w:val="Tesis"/>
+        <w:ind w:firstLine="0"/>
+        <w:jc w:val="center"/>
+      </w:pPr>
+      <w:r>
+        <w:rPr>
+          <w:b/>
+          <w:bCs/>
+        </w:rPr>
+        <w:t>Fuente:</w:t>
+      </w:r>
+      <w:r>
+        <w:t xml:space="preserve"> Acurero, Araujo, Montiel (2025)</w:t>
+      </w:r>
+    </w:p>
+    <w:p>
+      <w:pPr>
+        <w:pStyle w:val="Tesis"/>
+        <w:spacing w:line="240" w:lineRule="auto"/>
+        <w:ind w:firstLine="0"/>
+      </w:pPr>
+    </w:p>
+    <w:p>
+      <w:pPr>
+        <w:pStyle w:val="Tesis"/>
+        <w:rPr>
+          <w:lang w:val="es-ES_tradnl"/>
+        </w:rPr>
+      </w:pPr>
+      <w:r>
+        <w:t>Se desarrollaron las interacciones y conexiones entre la interfaz de usuario y la base de datos diseñados en la fase anterior, prácticamente t</w:t>
+      </w:r>
+      <w:r>
+        <w:t>raduciendo del diseño al código</w:t>
+      </w:r>
+      <w:r>
+        <w:t xml:space="preserve"> del programa para lo cual se utilizó </w:t>
+      </w:r>
+      <w:r>
+        <w:t>Flet, el cual es un frame</w:t>
+      </w:r>
+      <w:r>
+        <w:t xml:space="preserve">work </w:t>
+      </w:r>
+      <w:r>
+        <w:rPr>
+          <w:lang w:val="es-ES_tradnl"/>
+        </w:rPr>
+        <w:t xml:space="preserve">de Python que permite crear aplicaciones </w:t>
+      </w:r>
+      <w:r>
+        <w:rPr>
+          <w:lang w:val="es-ES_tradnl"/>
+        </w:rPr>
+        <w:t>visualmente atractivas</w:t>
+      </w:r>
+      <w:r>
+        <w:rPr>
+          <w:lang w:val="es-ES_tradnl"/>
+        </w:rPr>
+        <w:t xml:space="preserve"> utilizando únicamente código Python, sin necesidad de conocimientos en HTML, CSS o JavaScrip</w:t>
+      </w:r>
+      <w:r>
+        <w:rPr>
+          <w:lang w:val="es-ES_tradnl"/>
+        </w:rPr>
+        <w:t>t</w:t>
+      </w:r>
+      <w:r>
+        <w:rPr>
+          <w:lang w:val="es-ES_tradnl"/>
+        </w:rPr>
+        <w:t xml:space="preserve">. </w:t>
+      </w:r>
+      <w:r>
+        <w:rPr>
+          <w:lang w:val="es-ES_tradnl"/>
+        </w:rPr>
+        <w:t>A continuación, se presentan las pantallas principales de la aplicación</w:t>
+      </w:r>
+      <w:r>
+        <w:rPr>
+          <w:lang w:val="es-ES_tradnl"/>
+        </w:rPr>
+        <w:t xml:space="preserve"> </w:t>
+      </w:r>
+      <w:r>
+        <w:rPr>
+          <w:lang w:val="es-ES_tradnl"/>
+        </w:rPr>
+        <w:t>con las cuales el usuario interactuará</w:t>
+      </w:r>
+      <w:r>
+        <w:rPr>
+          <w:lang w:val="es-ES_tradnl"/>
+        </w:rPr>
+        <w:t>.</w:t>
       </w:r>
     </w:p>
     <w:p>
@@ -6247,117 +5653,6 @@
         <w:spacing w:line="240" w:lineRule="auto"/>
         <w:ind w:firstLine="0"/>
         <w:jc w:val="center"/>
-      </w:pPr>
-      <w:r>
-        <w:rPr>
-          <w:b/>
-          <w:bCs/>
-        </w:rPr>
-        <w:t>Fuente:</w:t>
-      </w:r>
-      <w:r>
-        <w:t xml:space="preserve"> Acurero, Araujo, Montiel (2025)</w:t>
-      </w:r>
-    </w:p>
-    <w:p>
-      <w:pPr>
-        <w:pStyle w:val="Tesis"/>
-        <w:spacing w:line="240" w:lineRule="auto"/>
-        <w:ind w:firstLine="0"/>
-        <w:jc w:val="center"/>
-      </w:pPr>
-    </w:p>
-    <w:p>
-      <w:pPr>
-        <w:pStyle w:val="Tesis"/>
-        <w:rPr>
-          <w:lang w:val="es-ES_tradnl"/>
-        </w:rPr>
-      </w:pPr>
-      <w:r>
-        <w:t>Se desarrollaron las interacciones y conexiones entre la interfaz de usuario y la base de datos diseñados en la fase anterior, prácticamente t</w:t>
-      </w:r>
-      <w:r>
-        <w:t>raduciendo del diseño al código</w:t>
-      </w:r>
-      <w:r>
-        <w:t xml:space="preserve"> del programa para lo cual se utilizó </w:t>
-      </w:r>
-      <w:r>
-        <w:t xml:space="preserve">Flet, el cual es un </w:t>
-      </w:r>
-      <w:proofErr w:type="spellStart"/>
-      <w:r>
-        <w:t>frame</w:t>
-      </w:r>
-      <w:r>
-        <w:t>work</w:t>
-      </w:r>
-      <w:proofErr w:type="spellEnd"/>
-      <w:r>
-        <w:t xml:space="preserve"> </w:t>
-      </w:r>
-      <w:r>
-        <w:rPr>
-          <w:lang w:val="es-ES_tradnl"/>
-        </w:rPr>
-        <w:t xml:space="preserve">de Python que permite crear aplicaciones </w:t>
-      </w:r>
-      <w:r>
-        <w:rPr>
-          <w:lang w:val="es-ES_tradnl"/>
-        </w:rPr>
-        <w:t>visualmente atractivas</w:t>
-      </w:r>
-      <w:r>
-        <w:rPr>
-          <w:lang w:val="es-ES_tradnl"/>
-        </w:rPr>
-        <w:t xml:space="preserve"> utilizando únicamente código Python, sin necesidad de conocimientos en HTML, CSS o JavaScrip</w:t>
-      </w:r>
-      <w:r>
-        <w:rPr>
-          <w:lang w:val="es-ES_tradnl"/>
-        </w:rPr>
-        <w:t>t</w:t>
-      </w:r>
-      <w:r>
-        <w:rPr>
-          <w:lang w:val="es-ES_tradnl"/>
-        </w:rPr>
-        <w:t xml:space="preserve">. </w:t>
-      </w:r>
-      <w:r>
-        <w:rPr>
-          <w:lang w:val="es-ES_tradnl"/>
-        </w:rPr>
-        <w:t>A continuación, se presentan las pantallas principales de la aplicación</w:t>
-      </w:r>
-      <w:r>
-        <w:rPr>
-          <w:lang w:val="es-ES_tradnl"/>
-        </w:rPr>
-        <w:t xml:space="preserve"> </w:t>
-      </w:r>
-      <w:r>
-        <w:rPr>
-          <w:lang w:val="es-ES_tradnl"/>
-        </w:rPr>
-        <w:t>con las cuales el usuario interactuará</w:t>
-      </w:r>
-      <w:r>
-        <w:rPr>
-          <w:lang w:val="es-ES_tradnl"/>
-        </w:rPr>
-        <w:t>.</w:t>
-      </w:r>
-    </w:p>
-    <w:p>
-      <w:pPr>
-        <w:pStyle w:val="Tesis"/>
-        <w:spacing w:line="240" w:lineRule="auto"/>
-        <w:ind w:firstLine="0"/>
-        <w:jc w:val="center"/>
         <w:rPr>
           <w:lang w:val="es-ES_tradnl"/>
         </w:rPr>
@@ -6368,6 +5663,7 @@
           <w:lang w:eastAsia="es-VE"/>
           <w14:ligatures w14:val="standardContextual"/>
         </w:rPr>
+        <w:lastRenderedPageBreak/>
         <w:drawing>
           <wp:inline distT="0" distB="0" distL="0" distR="0" wp14:anchorId="43359052" wp14:editId="473F400D">
             <wp:extent cx="3600000" cy="1882625"/>
@@ -6445,7 +5741,7 @@
           <w:b/>
           <w:bCs/>
         </w:rPr>
-        <w:t>5</w:t>
+        <w:t>8</w:t>
       </w:r>
       <w:r>
         <w:rPr>
@@ -6488,7 +5784,6 @@
           <w:lang w:eastAsia="es-VE"/>
           <w14:ligatures w14:val="standardContextual"/>
         </w:rPr>
-        <w:lastRenderedPageBreak/>
         <w:drawing>
           <wp:inline distT="0" distB="0" distL="0" distR="0" wp14:anchorId="4A3BF17B" wp14:editId="6AE576D6">
             <wp:extent cx="3600000" cy="1897356"/>
@@ -6571,7 +5866,7 @@
           <w:b/>
           <w:bCs/>
         </w:rPr>
-        <w:t>6</w:t>
+        <w:t>9</w:t>
       </w:r>
       <w:r>
         <w:t>. Usuarios Registrados</w:t>
@@ -6617,15 +5912,7 @@
         <w:t>5</w:t>
       </w:r>
       <w:r>
-        <w:t xml:space="preserve"> se observa la pantalla de inicio de toda la aplicación, donde se muestra el logo de la aplicación y el botón que te lleva a la pantalla del </w:t>
-      </w:r>
-      <w:proofErr w:type="spellStart"/>
-      <w:r>
-        <w:t>login</w:t>
-      </w:r>
-      <w:proofErr w:type="spellEnd"/>
-      <w:r>
-        <w:t>. Siguiendo a la figura</w:t>
+        <w:t xml:space="preserve"> se observa la pantalla de inicio de toda la aplicación, donde se muestra el logo de la aplicación y el botón que te lleva a la pantalla del login. Siguiendo a la figura</w:t>
       </w:r>
       <w:r>
         <w:t xml:space="preserve"> 16</w:t>
@@ -6653,6 +5940,7 @@
           <w:lang w:eastAsia="es-VE"/>
           <w14:ligatures w14:val="standardContextual"/>
         </w:rPr>
+        <w:lastRenderedPageBreak/>
         <w:drawing>
           <wp:inline distT="0" distB="0" distL="0" distR="0" wp14:anchorId="28C28851" wp14:editId="698D4037">
             <wp:extent cx="3240000" cy="2004411"/>
@@ -6728,14 +6016,7 @@
           <w:b/>
           <w:bCs/>
         </w:rPr>
-        <w:t>1</w:t>
-      </w:r>
-      <w:r>
-        <w:rPr>
-          <w:b/>
-          <w:bCs/>
-        </w:rPr>
-        <w:t>7</w:t>
+        <w:t>20</w:t>
       </w:r>
       <w:r>
         <w:rPr>
@@ -6787,19 +6068,7 @@
         <w:t>rá directamente</w:t>
       </w:r>
       <w:r>
-        <w:t xml:space="preserve"> a la pantalla de </w:t>
-      </w:r>
-      <w:proofErr w:type="spellStart"/>
-      <w:r>
-        <w:t>login</w:t>
-      </w:r>
-      <w:proofErr w:type="spellEnd"/>
-      <w:r>
-        <w:t xml:space="preserve"> en donde el usuario inicia sesión para ingresar a su perfil, en caso de que el usuario no tenga un perfil, abajo </w:t>
-      </w:r>
-      <w:r>
-        <w:lastRenderedPageBreak/>
-        <w:t>del botón de “Iniciar Sesión” estará la opción para crear un perfil nuevo.</w:t>
+        <w:t xml:space="preserve"> a la pantalla de login en donde el usuario inicia sesión para ingresar a su perfil, en caso de que el usuario no tenga un perfil, abajo del botón de “Iniciar Sesión” estará la opción para crear un perfil nuevo.</w:t>
       </w:r>
     </w:p>
     <w:p>
@@ -6899,14 +6168,7 @@
           <w:b/>
           <w:bCs/>
         </w:rPr>
-        <w:t>1</w:t>
-      </w:r>
-      <w:r>
-        <w:rPr>
-          <w:b/>
-          <w:bCs/>
-        </w:rPr>
-        <w:t>8</w:t>
+        <w:t>21</w:t>
       </w:r>
       <w:r>
         <w:rPr>
@@ -6953,23 +6215,12 @@
         <w:t>á</w:t>
       </w:r>
       <w:r>
-        <w:t xml:space="preserve"> la pantalla de registro de usuario, en donde se pide al usuario ingresar sus datos, incluyendo el correo electrónico, un nombre de usuario y la contraseña, una vez finalizado el registro de usuario el programa te redirige a la pantalla del </w:t>
-      </w:r>
-      <w:proofErr w:type="spellStart"/>
-      <w:r>
-        <w:t>login</w:t>
-      </w:r>
-      <w:proofErr w:type="spellEnd"/>
-      <w:r>
-        <w:t>.</w:t>
-      </w:r>
-    </w:p>
-    <w:p>
-      <w:pPr>
-        <w:pStyle w:val="Tesis"/>
-        <w:spacing w:line="240" w:lineRule="auto"/>
-        <w:ind w:firstLine="0"/>
-      </w:pPr>
+        <w:t xml:space="preserve"> la pantalla de registro de usuario, en donde se pide al usuario ingresar sus datos, incluyendo el correo electrónico, un nombre de </w:t>
+      </w:r>
+      <w:r>
+        <w:lastRenderedPageBreak/>
+        <w:t>usuario y la contraseña, una vez finalizado el registro de usuario el programa te redirige a la pantalla del login.</w:t>
+      </w:r>
     </w:p>
     <w:p>
       <w:pPr>
@@ -7064,14 +6315,7 @@
           <w:b/>
           <w:bCs/>
         </w:rPr>
-        <w:t>1</w:t>
-      </w:r>
-      <w:r>
-        <w:rPr>
-          <w:b/>
-          <w:bCs/>
-        </w:rPr>
-        <w:t>9</w:t>
+        <w:t>22</w:t>
       </w:r>
       <w:r>
         <w:rPr>
@@ -7115,21 +6359,11 @@
         <w:t xml:space="preserve">con las opciones de la aplicación incluyendo la opción de cerrar </w:t>
       </w:r>
       <w:r>
-        <w:t xml:space="preserve">sesión, a la </w:t>
-      </w:r>
-      <w:r>
-        <w:lastRenderedPageBreak/>
-        <w:t>derecha se ven las vidas que tiene el usuario para resolver los ejercicios, también la racha diaria y el rango que posee el usuario.</w:t>
+        <w:t>sesión, a la derecha se ven las vidas que tiene el usuario para resolver los ejercicios, también la racha diaria y el rango que posee el usuario.</w:t>
       </w:r>
       <w:r>
         <w:t xml:space="preserve"> Y en el centro de la pantalla se visualizan los niveles de la etapa, que se van resolviendo en orden de arriba a abajo, el nivel que se debe resolver se ve de color morado, los que no se han resuelto de color gris y los resueltos de color verde.</w:t>
       </w:r>
-    </w:p>
-    <w:p>
-      <w:pPr>
-        <w:pStyle w:val="Tesis"/>
-        <w:spacing w:line="240" w:lineRule="auto"/>
-      </w:pPr>
     </w:p>
     <w:p>
       <w:pPr>
@@ -7226,7 +6460,14 @@
           <w:b/>
           <w:bCs/>
         </w:rPr>
-        <w:t>20</w:t>
+        <w:t>2</w:t>
+      </w:r>
+      <w:r>
+        <w:rPr>
+          <w:b/>
+          <w:bCs/>
+        </w:rPr>
+        <w:t>3</w:t>
       </w:r>
       <w:r>
         <w:rPr>
@@ -7275,6 +6516,7 @@
           <w:lang w:eastAsia="es-VE"/>
           <w14:ligatures w14:val="standardContextual"/>
         </w:rPr>
+        <w:lastRenderedPageBreak/>
         <w:drawing>
           <wp:inline distT="0" distB="0" distL="0" distR="0" wp14:anchorId="097FDEBC" wp14:editId="43535E41">
             <wp:extent cx="3600000" cy="1884152"/>
@@ -7352,7 +6594,14 @@
           <w:b/>
           <w:bCs/>
         </w:rPr>
-        <w:t>21</w:t>
+        <w:t>2</w:t>
+      </w:r>
+      <w:r>
+        <w:rPr>
+          <w:b/>
+          <w:bCs/>
+        </w:rPr>
+        <w:t>4</w:t>
       </w:r>
       <w:r>
         <w:rPr>
@@ -7405,11 +6654,7 @@
         <w:t>21</w:t>
       </w:r>
       <w:r>
-        <w:t xml:space="preserve">, se visualizan todas las etapas que posee la aplicación, </w:t>
-      </w:r>
-      <w:r>
-        <w:lastRenderedPageBreak/>
-        <w:t>indicando el orden en el que se van desbloqueando y los temas matemáticos que abarcan, al elegir una etapa, el usuario es redirigido a la pantalla de la etapa mostrando los niveles de esa etapa</w:t>
+        <w:t>, se visualizan todas las etapas que posee la aplicación, indicando el orden en el que se van desbloqueando y los temas matemáticos que abarcan, al elegir una etapa, el usuario es redirigido a la pantalla de la etapa mostrando los niveles de esa etapa</w:t>
       </w:r>
       <w:r>
         <w:t>.</w:t>
@@ -7521,7 +6766,14 @@
           <w:b/>
           <w:bCs/>
         </w:rPr>
-        <w:t>22</w:t>
+        <w:t>2</w:t>
+      </w:r>
+      <w:r>
+        <w:rPr>
+          <w:b/>
+          <w:bCs/>
+        </w:rPr>
+        <w:t>5</w:t>
       </w:r>
       <w:r>
         <w:rPr>
@@ -7565,8 +6817,31 @@
     <w:p>
       <w:pPr>
         <w:pStyle w:val="Tesis"/>
-      </w:pPr>
-      <w:r>
+        <w:spacing w:line="240" w:lineRule="auto"/>
+        <w:ind w:firstLine="0"/>
+        <w:jc w:val="center"/>
+        <w:rPr>
+          <w:lang w:val="es-ES_tradnl"/>
+        </w:rPr>
+      </w:pPr>
+    </w:p>
+    <w:p>
+      <w:pPr>
+        <w:pStyle w:val="Tesis"/>
+        <w:spacing w:line="240" w:lineRule="auto"/>
+        <w:ind w:firstLine="0"/>
+        <w:jc w:val="center"/>
+        <w:rPr>
+          <w:lang w:val="es-ES_tradnl"/>
+        </w:rPr>
+      </w:pPr>
+    </w:p>
+    <w:p>
+      <w:pPr>
+        <w:pStyle w:val="Tesis"/>
+      </w:pPr>
+      <w:r>
+        <w:lastRenderedPageBreak/>
         <w:t>La pantalla de biblioteca consiste en múltiples pestañas que contienen información sobre los temas que se abarcan en las todas las etapas de aplicación, funcionando como un refuerzo para aquellos usuarios que tengan problemas para entender conceptos que se tratan.</w:t>
       </w:r>
     </w:p>
@@ -7669,7 +6944,14 @@
           <w:b/>
           <w:bCs/>
         </w:rPr>
-        <w:t>23</w:t>
+        <w:t>2</w:t>
+      </w:r>
+      <w:r>
+        <w:rPr>
+          <w:b/>
+          <w:bCs/>
+        </w:rPr>
+        <w:t>6</w:t>
       </w:r>
       <w:r>
         <w:rPr>
@@ -7704,7 +6986,6 @@
         <w:pStyle w:val="Tesis"/>
       </w:pPr>
       <w:r>
-        <w:lastRenderedPageBreak/>
         <w:t>El apartado de la personalización se muestran las opciones de icono que pueden usar los usuarios para personalizar su perfil</w:t>
       </w:r>
       <w:r>
@@ -7827,7 +7108,7 @@
           <w:b/>
           <w:bCs/>
         </w:rPr>
-        <w:t>4</w:t>
+        <w:t>7</w:t>
       </w:r>
       <w:r>
         <w:rPr>
@@ -7870,18 +7151,178 @@
         <w:pStyle w:val="Tesis"/>
       </w:pPr>
       <w:r>
-        <w:t xml:space="preserve">En la última pantalla se localizan los logros que pueden desbloquear los usuarios por realizar ciertas acciones o alcanzar o superar etapas en específico, incluyendo el progreso que llevan en cada logro hasta </w:t>
-      </w:r>
-      <w:proofErr w:type="spellStart"/>
-      <w:r>
-        <w:t>completarlos.</w:t>
-      </w:r>
-      <w:r>
-        <w:t>Una</w:t>
-      </w:r>
-      <w:proofErr w:type="spellEnd"/>
-      <w:r>
-        <w:t xml:space="preserve"> vez concluida la construcción de la aplicación</w:t>
+        <w:lastRenderedPageBreak/>
+        <w:t>En la última pantalla se localizan los logros que pueden desbloquear los usuarios por realizar ciertas acciones o alcanzar o superar etapas en específico, incluyendo el progreso que llevan en cada logro hasta completarlos.</w:t>
+      </w:r>
+      <w:r>
+        <w:t xml:space="preserve"> </w:t>
+      </w:r>
+    </w:p>
+    <w:p>
+      <w:pPr>
+        <w:pStyle w:val="Tesis"/>
+        <w:spacing w:line="240" w:lineRule="auto"/>
+        <w:ind w:firstLine="0"/>
+        <w:jc w:val="left"/>
+        <w:rPr>
+          <w:noProof/>
+          <w14:ligatures w14:val="standardContextual"/>
+        </w:rPr>
+      </w:pPr>
+    </w:p>
+    <w:p>
+      <w:pPr>
+        <w:pStyle w:val="Tesis"/>
+        <w:spacing w:line="240" w:lineRule="auto"/>
+        <w:ind w:firstLine="0"/>
+        <w:jc w:val="center"/>
+      </w:pPr>
+      <w:r>
+        <w:rPr>
+          <w:noProof/>
+          <w14:ligatures w14:val="standardContextual"/>
+        </w:rPr>
+        <w:drawing>
+          <wp:inline distT="0" distB="0" distL="0" distR="0" wp14:anchorId="331DA257" wp14:editId="12E9ABFD">
+            <wp:extent cx="3599180" cy="1882775"/>
+            <wp:effectExtent l="19050" t="19050" r="20320" b="22225"/>
+            <wp:docPr id="788982637" name="Imagen 5"/>
+            <wp:cNvGraphicFramePr>
+              <a:graphicFrameLocks xmlns:a="http://schemas.openxmlformats.org/drawingml/2006/main" noChangeAspect="1"/>
+            </wp:cNvGraphicFramePr>
+            <a:graphic xmlns:a="http://schemas.openxmlformats.org/drawingml/2006/main">
+              <a:graphicData uri="http://schemas.openxmlformats.org/drawingml/2006/picture">
+                <pic:pic xmlns:pic="http://schemas.openxmlformats.org/drawingml/2006/picture">
+                  <pic:nvPicPr>
+                    <pic:cNvPr id="788982637" name="Imagen 788982637"/>
+                    <pic:cNvPicPr/>
+                  </pic:nvPicPr>
+                  <pic:blipFill rotWithShape="1">
+                    <a:blip r:embed="rId52" cstate="print">
+                      <a:extLst>
+                        <a:ext uri="{28A0092B-C50C-407E-A947-70E740481C1C}">
+                          <a14:useLocalDpi xmlns:a14="http://schemas.microsoft.com/office/drawing/2010/main" val="0"/>
+                        </a:ext>
+                      </a:extLst>
+                    </a:blip>
+                    <a:srcRect t="2353" b="4601"/>
+                    <a:stretch>
+                      <a:fillRect/>
+                    </a:stretch>
+                  </pic:blipFill>
+                  <pic:spPr bwMode="auto">
+                    <a:xfrm>
+                      <a:off x="0" y="0"/>
+                      <a:ext cx="3600000" cy="1883204"/>
+                    </a:xfrm>
+                    <a:prstGeom prst="rect">
+                      <a:avLst/>
+                    </a:prstGeom>
+                    <a:ln w="12700" cap="flat" cmpd="sng" algn="ctr">
+                      <a:solidFill>
+                        <a:sysClr val="windowText" lastClr="000000"/>
+                      </a:solidFill>
+                      <a:prstDash val="solid"/>
+                      <a:round/>
+                      <a:headEnd type="none" w="med" len="med"/>
+                      <a:tailEnd type="none" w="med" len="med"/>
+                      <a:extLst>
+                        <a:ext uri="{C807C97D-BFC1-408E-A445-0C87EB9F89A2}">
+                          <ask:lineSketchStyleProps xmlns:ask="http://schemas.microsoft.com/office/drawing/2018/sketchyshapes" sd="0">
+                            <a:custGeom>
+                              <a:avLst/>
+                              <a:gdLst/>
+                              <a:ahLst/>
+                              <a:cxnLst/>
+                              <a:rect l="0" t="0" r="0" b="0"/>
+                              <a:pathLst/>
+                            </a:custGeom>
+                            <ask:type/>
+                          </ask:lineSketchStyleProps>
+                        </a:ext>
+                      </a:extLst>
+                    </a:ln>
+                    <a:extLst>
+                      <a:ext uri="{53640926-AAD7-44D8-BBD7-CCE9431645EC}">
+                        <a14:shadowObscured xmlns:a14="http://schemas.microsoft.com/office/drawing/2010/main"/>
+                      </a:ext>
+                    </a:extLst>
+                  </pic:spPr>
+                </pic:pic>
+              </a:graphicData>
+            </a:graphic>
+          </wp:inline>
+        </w:drawing>
+      </w:r>
+    </w:p>
+    <w:p>
+      <w:pPr>
+        <w:pStyle w:val="Tesis"/>
+        <w:spacing w:line="240" w:lineRule="auto"/>
+        <w:ind w:firstLine="0"/>
+        <w:jc w:val="center"/>
+      </w:pPr>
+      <w:bookmarkStart w:id="0" w:name="_Toc232340518"/>
+      <w:r>
+        <w:rPr>
+          <w:b/>
+          <w:bCs/>
+        </w:rPr>
+        <w:t>FIGURA 28.</w:t>
+      </w:r>
+      <w:r>
+        <w:t xml:space="preserve"> Pantalla de Administrador</w:t>
+      </w:r>
+      <w:bookmarkEnd w:id="0"/>
+    </w:p>
+    <w:p>
+      <w:pPr>
+        <w:pStyle w:val="Tesis"/>
+        <w:ind w:firstLine="0"/>
+        <w:jc w:val="center"/>
+      </w:pPr>
+      <w:r>
+        <w:rPr>
+          <w:b/>
+          <w:bCs/>
+        </w:rPr>
+        <w:t>Fuente:</w:t>
+      </w:r>
+      <w:r>
+        <w:t xml:space="preserve"> Acurero, Araujo, Montiel (2025)</w:t>
+      </w:r>
+    </w:p>
+    <w:p>
+      <w:pPr>
+        <w:pStyle w:val="Tesis"/>
+        <w:spacing w:line="240" w:lineRule="auto"/>
+      </w:pPr>
+    </w:p>
+    <w:p>
+      <w:pPr>
+        <w:pStyle w:val="Tesis"/>
+      </w:pPr>
+      <w:r>
+        <w:t>En la última pantalla, tenemos el panel de administrador, al cual se accede mediante el login ingresando el usuario y contraseña de administrador, estos datos se encuentran en el manual de usuarios de la aplicación. En estos módulos el administrador puede gestionar a todos los usuarios que están registrados en la aplicación, teniendo opción de crear nuevos usuarios, y modificar los datos de los ya existentes. Además, en otro módulo puede generar reportes de los usuarios, generar un respaldo de la base de datos también visualizar estadísticas de los usuarios, como se distribuyen entre los rangos y en cual etapa se encuentran.</w:t>
+      </w:r>
+    </w:p>
+    <w:p>
+      <w:pPr>
+        <w:pStyle w:val="Tesis"/>
+      </w:pPr>
+    </w:p>
+    <w:p>
+      <w:pPr>
+        <w:pStyle w:val="Tesis"/>
+      </w:pPr>
+    </w:p>
+    <w:p>
+      <w:pPr>
+        <w:pStyle w:val="Tesis"/>
+      </w:pPr>
+      <w:r>
+        <w:lastRenderedPageBreak/>
+        <w:t>Una vez concluida la construcción de la aplicación</w:t>
       </w:r>
       <w:r>
         <w:t xml:space="preserve">, se </w:t>
@@ -7899,69 +7340,57 @@
         <w:t xml:space="preserve"> </w:t>
       </w:r>
       <w:r>
-        <w:t xml:space="preserve">aplicadas a la aplicación educativa </w:t>
-      </w:r>
-      <w:proofErr w:type="spellStart"/>
-      <w:r>
-        <w:t>gamificada</w:t>
-      </w:r>
-      <w:proofErr w:type="spellEnd"/>
+        <w:t xml:space="preserve">aplicadas a la aplicación educativa gamificada </w:t>
+      </w:r>
+      <w:r>
+        <w:t>formando parte de la cuarta fase de la metodología propuesta por Pressman (2010), denominada Construcción.</w:t>
+      </w:r>
       <w:r>
         <w:t xml:space="preserve"> </w:t>
       </w:r>
-      <w:r>
-        <w:t>formando parte de la cuarta fase de la metodología propuesta por Pressman (2010), denominada Construcción.</w:t>
+    </w:p>
+    <w:p>
+      <w:pPr>
+        <w:pStyle w:val="Tesis"/>
+      </w:pPr>
+      <w:r>
+        <w:t xml:space="preserve">Es indispensable </w:t>
+      </w:r>
+      <w:r>
+        <w:t xml:space="preserve">evaluar la aplicación mediante una serie de pruebas </w:t>
+      </w:r>
+      <w:r>
+        <w:t xml:space="preserve">entre las cuales están las pruebas funcionales, unitarias y de integración </w:t>
+      </w:r>
+      <w:r>
+        <w:t xml:space="preserve">a fin de </w:t>
+      </w:r>
+      <w:r>
+        <w:t>evaluar la funcionalidad, la integración entre las pantallas y en caso de que ha</w:t>
+      </w:r>
+      <w:r>
+        <w:t>ll</w:t>
+      </w:r>
+      <w:r>
+        <w:t xml:space="preserve">an errores, fallas en el rendimiento </w:t>
+      </w:r>
+      <w:r>
+        <w:t xml:space="preserve">o </w:t>
+      </w:r>
+      <w:r>
+        <w:t xml:space="preserve">cualquier </w:t>
+      </w:r>
+      <w:r>
+        <w:t>otro</w:t>
       </w:r>
       <w:r>
         <w:t xml:space="preserve"> </w:t>
       </w:r>
-    </w:p>
-    <w:p>
-      <w:pPr>
-        <w:pStyle w:val="Tesis"/>
-      </w:pPr>
-      <w:r>
-        <w:t xml:space="preserve">Es indispensable </w:t>
-      </w:r>
-      <w:r>
-        <w:t xml:space="preserve">evaluar la aplicación mediante una serie de pruebas </w:t>
-      </w:r>
-      <w:r>
-        <w:t xml:space="preserve">entre las cuales están las pruebas funcionales, unitarias y de integración </w:t>
-      </w:r>
-      <w:r>
-        <w:t xml:space="preserve">a fin de </w:t>
-      </w:r>
-      <w:r>
-        <w:t>evaluar la funcionalidad, la integración entre las pantallas y en caso de que ha</w:t>
-      </w:r>
-      <w:r>
-        <w:t>ll</w:t>
-      </w:r>
-      <w:r>
-        <w:t xml:space="preserve">an errores, fallas en el rendimiento </w:t>
-      </w:r>
-      <w:r>
-        <w:t xml:space="preserve">o </w:t>
-      </w:r>
-      <w:r>
-        <w:t xml:space="preserve">cualquier </w:t>
-      </w:r>
-      <w:r>
-        <w:t>otro</w:t>
-      </w:r>
-      <w:r>
-        <w:t xml:space="preserve"> </w:t>
-      </w:r>
       <w:r>
         <w:t>problema en el softwa</w:t>
       </w:r>
       <w:r>
-        <w:t xml:space="preserve">re </w:t>
-      </w:r>
-      <w:r>
-        <w:lastRenderedPageBreak/>
-        <w:t>poder solucionarlos antes de su despliegue</w:t>
+        <w:t>re poder solucionarlos antes de su despliegue</w:t>
       </w:r>
       <w:r>
         <w:t xml:space="preserve">. </w:t>
@@ -8325,6 +7754,60 @@
           </w:p>
         </w:tc>
       </w:tr>
+    </w:tbl>
+    <w:p/>
+    <w:p/>
+    <w:p/>
+    <w:p>
+      <w:pPr>
+        <w:pStyle w:val="Tesis"/>
+        <w:spacing w:line="240" w:lineRule="auto"/>
+        <w:ind w:firstLine="0"/>
+        <w:jc w:val="center"/>
+        <w:rPr>
+          <w:b/>
+          <w:bCs/>
+        </w:rPr>
+      </w:pPr>
+      <w:r>
+        <w:rPr>
+          <w:b/>
+          <w:bCs/>
+        </w:rPr>
+        <w:lastRenderedPageBreak/>
+        <w:t>CUADRO 4</w:t>
+      </w:r>
+    </w:p>
+    <w:p>
+      <w:pPr>
+        <w:pStyle w:val="Tesis"/>
+        <w:spacing w:line="240" w:lineRule="auto"/>
+        <w:ind w:firstLine="0"/>
+        <w:jc w:val="center"/>
+        <w:rPr>
+          <w:b/>
+          <w:bCs/>
+        </w:rPr>
+      </w:pPr>
+      <w:r>
+        <w:rPr>
+          <w:b/>
+          <w:bCs/>
+        </w:rPr>
+        <w:t>(Cont…)</w:t>
+      </w:r>
+    </w:p>
+    <w:tbl>
+      <w:tblPr>
+        <w:tblStyle w:val="Tablaconcuadrcula"/>
+        <w:tblW w:w="0" w:type="auto"/>
+        <w:tblLook w:val="04A0" w:firstRow="1" w:lastRow="0" w:firstColumn="1" w:lastColumn="0" w:noHBand="0" w:noVBand="1"/>
+      </w:tblPr>
+      <w:tblGrid>
+        <w:gridCol w:w="2753"/>
+        <w:gridCol w:w="2754"/>
+        <w:gridCol w:w="2754"/>
+      </w:tblGrid>
       <w:tr>
         <w:tc>
           <w:tcPr>
@@ -8561,78 +8044,56 @@
     <w:p>
       <w:pPr>
         <w:pStyle w:val="Tesis"/>
-        <w:spacing w:line="240" w:lineRule="auto"/>
         <w:ind w:firstLine="0"/>
-      </w:pPr>
+        <w:rPr>
+          <w:b/>
+          <w:bCs/>
+        </w:rPr>
+      </w:pPr>
+      <w:r>
+        <w:rPr>
+          <w:b/>
+          <w:bCs/>
+        </w:rPr>
+        <w:t xml:space="preserve">1.1.5. </w:t>
+      </w:r>
+      <w:r>
+        <w:rPr>
+          <w:b/>
+          <w:bCs/>
+        </w:rPr>
+        <w:t>FASE V: DESPLIEGUE</w:t>
+      </w:r>
     </w:p>
     <w:p>
       <w:pPr>
         <w:pStyle w:val="Tesis"/>
-        <w:spacing w:line="240" w:lineRule="auto"/>
-        <w:ind w:firstLine="0"/>
-      </w:pPr>
-    </w:p>
-    <w:p>
-      <w:pPr>
-        <w:pStyle w:val="Tesis"/>
-        <w:spacing w:line="240" w:lineRule="auto"/>
-        <w:ind w:firstLine="0"/>
-      </w:pPr>
+      </w:pPr>
+      <w:r>
+        <w:t>Finalmente, como última etapa de del desarrollo del proyecto, se elaboró un manual de usuario, incluido en los anexos como ANEXO B, tiene como objetivo servir de guía a los usuarios durante el uso de la aplicación educativa.</w:t>
+      </w:r>
+      <w:r>
+        <w:t xml:space="preserve"> Proporcionando instrucciones claras sobre su navegación, funciones disponibles y que hacer en caso de que se pierda u olvide la contraseña. El manual busca facilitar la experiencia del usuario, como un apoyo adicional al contenido que </w:t>
+      </w:r>
+      <w:r>
+        <w:t>está</w:t>
+      </w:r>
+      <w:r>
+        <w:t xml:space="preserve"> presente en el sistema</w:t>
+      </w:r>
+      <w:r>
+        <w:t>.</w:t>
+      </w:r>
     </w:p>
     <w:p>
       <w:pPr>
         <w:pStyle w:val="Tesis"/>
         <w:ind w:firstLine="0"/>
-        <w:rPr>
-          <w:b/>
-          <w:bCs/>
-        </w:rPr>
-      </w:pPr>
-      <w:r>
-        <w:rPr>
-          <w:b/>
-          <w:bCs/>
-        </w:rPr>
-        <w:lastRenderedPageBreak/>
-        <w:t xml:space="preserve">1.1.5. </w:t>
-      </w:r>
-      <w:r>
-        <w:rPr>
-          <w:b/>
-          <w:bCs/>
-        </w:rPr>
-        <w:t>FASE V: DESPLIEGUE</w:t>
-      </w:r>
-    </w:p>
-    <w:p>
-      <w:pPr>
-        <w:pStyle w:val="Tesis"/>
-      </w:pPr>
-      <w:r>
-        <w:t>Finalmente, como última etapa de del desarrollo del proyecto, se elaboró un manual de usuario, incluido en los anexos como ANEXO B, tiene como objetivo servir de guía a los usuarios durante el uso de la aplicación educativa.</w:t>
-      </w:r>
-      <w:r>
-        <w:t xml:space="preserve"> Proporcionando instrucciones claras sobre su navegación, funciones disponibles y que hacer en caso de que se pierda u olvide la contraseña. El manual busca facilitar la experiencia del usuario, como un apoyo adicional al contenido que </w:t>
-      </w:r>
-      <w:r>
-        <w:t>está</w:t>
-      </w:r>
-      <w:r>
-        <w:t xml:space="preserve"> presente en el sistema</w:t>
-      </w:r>
-      <w:r>
-        <w:t>.</w:t>
-      </w:r>
-    </w:p>
-    <w:p>
-      <w:pPr>
-        <w:pStyle w:val="Tesis"/>
-        <w:ind w:firstLine="0"/>
       </w:pPr>
     </w:p>
     <w:sectPr>
-      <w:headerReference w:type="default" r:id="rId52"/>
-      <w:footerReference w:type="default" r:id="rId53"/>
+      <w:headerReference w:type="default" r:id="rId53"/>
+      <w:footerReference w:type="default" r:id="rId54"/>
       <w:pgSz w:w="12240" w:h="15840"/>
       <w:pgMar w:top="1701" w:right="1701" w:bottom="1701" w:left="2268" w:header="709" w:footer="709" w:gutter="0"/>
       <w:cols w:space="708"/>
@@ -9795,11 +9256,11 @@
   </w:style>
   <w:style w:type="paragraph" w:styleId="Ttulo7">
     <w:name w:val="heading 7"/>
+    <w:aliases w:val="Título de figura"/>
     <w:basedOn w:val="Normal"/>
     <w:next w:val="Normal"/>
     <w:link w:val="Ttulo7Car"/>
     <w:uiPriority w:val="9"/>
-    <w:semiHidden/>
     <w:unhideWhenUsed/>
     <w:qFormat/>
     <w:rsid w:val="000D231F"/>
@@ -9986,10 +9447,10 @@
   </w:style>
   <w:style w:type="character" w:customStyle="1" w:styleId="Ttulo7Car">
     <w:name w:val="Título 7 Car"/>
+    <w:aliases w:val="Título de figura Car"/>
     <w:basedOn w:val="Fuentedeprrafopredeter"/>
     <w:link w:val="Ttulo7"/>
     <w:uiPriority w:val="9"/>
-    <w:semiHidden/>
     <w:rsid w:val="000D231F"/>
     <w:rPr>
       <w:rFonts w:eastAsiaTheme="majorEastAsia" w:cstheme="majorBidi"/>
@@ -10429,10 +9890,7 @@
             <a:pPr>
               <a:defRPr sz="1200" b="1" i="0" u="none" strike="noStrike" kern="1200" cap="all" baseline="0">
                 <a:solidFill>
-                  <a:schemeClr val="tx1">
-                    <a:lumMod val="65000"/>
-                    <a:lumOff val="35000"/>
-                  </a:schemeClr>
+                  <a:schemeClr val="tx1"/>
                 </a:solidFill>
                 <a:latin typeface="Arial" panose="020B0604020202020204" pitchFamily="34" charset="0"/>
                 <a:ea typeface="+mn-ea"/>
@@ -10441,6 +9899,9 @@
             </a:pPr>
             <a:r>
               <a:rPr lang="es-VE" sz="1200">
+                <a:solidFill>
+                  <a:schemeClr val="tx1"/>
+                </a:solidFill>
                 <a:latin typeface="Arial" panose="020B0604020202020204" pitchFamily="34" charset="0"/>
                 <a:cs typeface="Arial" panose="020B0604020202020204" pitchFamily="34" charset="0"/>
               </a:rPr>
@@ -10464,10 +9925,7 @@
           <a:pPr>
             <a:defRPr sz="1200" b="1" i="0" u="none" strike="noStrike" kern="1200" cap="all" baseline="0">
               <a:solidFill>
-                <a:schemeClr val="tx1">
-                  <a:lumMod val="65000"/>
-                  <a:lumOff val="35000"/>
-                </a:schemeClr>
+                <a:schemeClr val="tx1"/>
               </a:solidFill>
               <a:latin typeface="Arial" panose="020B0604020202020204" pitchFamily="34" charset="0"/>
               <a:ea typeface="+mn-ea"/>
@@ -10738,7 +10196,7 @@
                   <a:pPr>
                     <a:defRPr sz="800" b="1" i="0" u="none" strike="noStrike" kern="1200" spc="0" baseline="0">
                       <a:solidFill>
-                        <a:schemeClr val="accent1"/>
+                        <a:schemeClr val="tx1"/>
                       </a:solidFill>
                       <a:latin typeface="Arial" panose="020B0604020202020204" pitchFamily="34" charset="0"/>
                       <a:ea typeface="+mn-ea"/>
@@ -10779,7 +10237,7 @@
                   <a:pPr>
                     <a:defRPr sz="800" b="1" i="0" u="none" strike="noStrike" kern="1200" spc="0" baseline="0">
                       <a:solidFill>
-                        <a:schemeClr val="accent2"/>
+                        <a:schemeClr val="tx1"/>
                       </a:solidFill>
                       <a:latin typeface="Arial" panose="020B0604020202020204" pitchFamily="34" charset="0"/>
                       <a:ea typeface="+mn-ea"/>
@@ -10820,7 +10278,7 @@
                   <a:pPr>
                     <a:defRPr sz="800" b="1" i="0" u="none" strike="noStrike" kern="1200" spc="0" baseline="0">
                       <a:solidFill>
-                        <a:schemeClr val="accent3"/>
+                        <a:schemeClr val="tx1"/>
                       </a:solidFill>
                       <a:latin typeface="Arial" panose="020B0604020202020204" pitchFamily="34" charset="0"/>
                       <a:ea typeface="+mn-ea"/>
@@ -10861,7 +10319,7 @@
                   <a:pPr>
                     <a:defRPr sz="800" b="1" i="0" u="none" strike="noStrike" kern="1200" spc="0" baseline="0">
                       <a:solidFill>
-                        <a:schemeClr val="accent4"/>
+                        <a:schemeClr val="tx1"/>
                       </a:solidFill>
                       <a:latin typeface="Arial" panose="020B0604020202020204" pitchFamily="34" charset="0"/>
                       <a:ea typeface="+mn-ea"/>
@@ -10902,7 +10360,7 @@
                   <a:pPr>
                     <a:defRPr sz="800" b="1" i="0" u="none" strike="noStrike" kern="1200" spc="0" baseline="0">
                       <a:solidFill>
-                        <a:schemeClr val="accent5"/>
+                        <a:schemeClr val="tx1"/>
                       </a:solidFill>
                       <a:latin typeface="Arial" panose="020B0604020202020204" pitchFamily="34" charset="0"/>
                       <a:ea typeface="+mn-ea"/>
@@ -10943,7 +10401,7 @@
                   <a:pPr>
                     <a:defRPr sz="800" b="1" i="0" u="none" strike="noStrike" kern="1200" spc="0" baseline="0">
                       <a:solidFill>
-                        <a:schemeClr val="accent6"/>
+                        <a:schemeClr val="tx1"/>
                       </a:solidFill>
                       <a:latin typeface="Arial" panose="020B0604020202020204" pitchFamily="34" charset="0"/>
                       <a:ea typeface="+mn-ea"/>
@@ -10984,9 +10442,7 @@
                   <a:pPr>
                     <a:defRPr sz="800" b="1" i="0" u="none" strike="noStrike" kern="1200" spc="0" baseline="0">
                       <a:solidFill>
-                        <a:schemeClr val="accent1">
-                          <a:lumMod val="60000"/>
-                        </a:schemeClr>
+                        <a:schemeClr val="tx1"/>
                       </a:solidFill>
                       <a:latin typeface="Arial" panose="020B0604020202020204" pitchFamily="34" charset="0"/>
                       <a:ea typeface="+mn-ea"/>
@@ -11027,9 +10483,7 @@
                   <a:pPr>
                     <a:defRPr sz="800" b="1" i="0" u="none" strike="noStrike" kern="1200" spc="0" baseline="0">
                       <a:solidFill>
-                        <a:schemeClr val="accent2">
-                          <a:lumMod val="60000"/>
-                        </a:schemeClr>
+                        <a:schemeClr val="tx1"/>
                       </a:solidFill>
                       <a:latin typeface="Arial" panose="020B0604020202020204" pitchFamily="34" charset="0"/>
                       <a:ea typeface="+mn-ea"/>
@@ -11070,9 +10524,7 @@
                   <a:pPr>
                     <a:defRPr sz="800" b="1" i="0" u="none" strike="noStrike" kern="1200" spc="0" baseline="0">
                       <a:solidFill>
-                        <a:schemeClr val="accent3">
-                          <a:lumMod val="60000"/>
-                        </a:schemeClr>
+                        <a:schemeClr val="tx1"/>
                       </a:solidFill>
                       <a:latin typeface="Arial" panose="020B0604020202020204" pitchFamily="34" charset="0"/>
                       <a:ea typeface="+mn-ea"/>
@@ -11111,7 +10563,7 @@
                 <a:pPr>
                   <a:defRPr sz="800" b="1" i="0" u="none" strike="noStrike" kern="1200" spc="0" baseline="0">
                     <a:solidFill>
-                      <a:schemeClr val="accent1"/>
+                      <a:schemeClr val="tx1"/>
                     </a:solidFill>
                     <a:latin typeface="Arial" panose="020B0604020202020204" pitchFamily="34" charset="0"/>
                     <a:ea typeface="+mn-ea"/>
@@ -12964,7 +12416,7 @@
                 <a:pPr>
                   <a:defRPr sz="1000" b="1" i="0" u="none" strike="noStrike" kern="1200" baseline="0">
                     <a:solidFill>
-                      <a:schemeClr val="dk1"/>
+                      <a:schemeClr val="bg1"/>
                     </a:solidFill>
                     <a:latin typeface="Arial" panose="020B0604020202020204" pitchFamily="34" charset="0"/>
                     <a:ea typeface="+mn-ea"/>
@@ -14974,23 +14426,20 @@
           <a:lstStyle/>
           <a:p>
             <a:pPr>
-              <a:defRPr sz="1400" b="0" i="0" u="none" strike="noStrike" kern="1200" spc="0" baseline="0">
+              <a:defRPr sz="1400" b="1" i="0" u="none" strike="noStrike" kern="1200" spc="0" baseline="0">
                 <a:ln>
                   <a:noFill/>
                 </a:ln>
                 <a:solidFill>
                   <a:schemeClr val="tx1"/>
                 </a:solidFill>
-                <a:latin typeface="+mn-lt"/>
+                <a:latin typeface="Arial" panose="020B0604020202020204" pitchFamily="34" charset="0"/>
                 <a:ea typeface="+mn-ea"/>
-                <a:cs typeface="+mn-cs"/>
+                <a:cs typeface="Arial" panose="020B0604020202020204" pitchFamily="34" charset="0"/>
               </a:defRPr>
             </a:pPr>
             <a:r>
-              <a:rPr lang="es-VE" b="1">
-                <a:latin typeface="Arial" panose="020B0604020202020204" pitchFamily="34" charset="0"/>
-                <a:cs typeface="Arial" panose="020B0604020202020204" pitchFamily="34" charset="0"/>
-              </a:rPr>
+              <a:rPr lang="es-VE" b="1"/>
               <a:t>9. Imagina una app para estudiar que sea como un juego. ¿Qué elementos te motivarían a usarla más? (Clasifica del 1 al 5, donde 1 es "No me motiva" y 5 es "Me motiva a continuar")</a:t>
             </a:r>
           </a:p>
@@ -15009,16 +14458,16 @@
         <a:lstStyle/>
         <a:p>
           <a:pPr>
-            <a:defRPr sz="1400" b="0" i="0" u="none" strike="noStrike" kern="1200" spc="0" baseline="0">
+            <a:defRPr sz="1400" b="1" i="0" u="none" strike="noStrike" kern="1200" spc="0" baseline="0">
               <a:ln>
                 <a:noFill/>
               </a:ln>
               <a:solidFill>
                 <a:schemeClr val="tx1"/>
               </a:solidFill>
-              <a:latin typeface="+mn-lt"/>
+              <a:latin typeface="Arial" panose="020B0604020202020204" pitchFamily="34" charset="0"/>
               <a:ea typeface="+mn-ea"/>
-              <a:cs typeface="+mn-cs"/>
+              <a:cs typeface="Arial" panose="020B0604020202020204" pitchFamily="34" charset="0"/>
             </a:defRPr>
           </a:pPr>
           <a:endParaRPr lang="es-VE"/>
@@ -15076,9 +14525,9 @@
                     <a:solidFill>
                       <a:schemeClr val="tx1"/>
                     </a:solidFill>
-                    <a:latin typeface="+mn-lt"/>
+                    <a:latin typeface="Arial" panose="020B0604020202020204" pitchFamily="34" charset="0"/>
                     <a:ea typeface="+mn-ea"/>
-                    <a:cs typeface="+mn-cs"/>
+                    <a:cs typeface="Arial" panose="020B0604020202020204" pitchFamily="34" charset="0"/>
                   </a:defRPr>
                 </a:pPr>
                 <a:endParaRPr lang="es-VE"/>
@@ -15209,9 +14658,9 @@
                     <a:solidFill>
                       <a:schemeClr val="tx1"/>
                     </a:solidFill>
-                    <a:latin typeface="+mn-lt"/>
+                    <a:latin typeface="Arial" panose="020B0604020202020204" pitchFamily="34" charset="0"/>
                     <a:ea typeface="+mn-ea"/>
-                    <a:cs typeface="+mn-cs"/>
+                    <a:cs typeface="Arial" panose="020B0604020202020204" pitchFamily="34" charset="0"/>
                   </a:defRPr>
                 </a:pPr>
                 <a:endParaRPr lang="es-VE"/>
@@ -15342,9 +14791,9 @@
                     <a:solidFill>
                       <a:schemeClr val="tx1"/>
                     </a:solidFill>
-                    <a:latin typeface="+mn-lt"/>
+                    <a:latin typeface="Arial" panose="020B0604020202020204" pitchFamily="34" charset="0"/>
                     <a:ea typeface="+mn-ea"/>
-                    <a:cs typeface="+mn-cs"/>
+                    <a:cs typeface="Arial" panose="020B0604020202020204" pitchFamily="34" charset="0"/>
                   </a:defRPr>
                 </a:pPr>
                 <a:endParaRPr lang="es-VE"/>
@@ -15475,9 +14924,9 @@
                     <a:solidFill>
                       <a:schemeClr val="tx1"/>
                     </a:solidFill>
-                    <a:latin typeface="+mn-lt"/>
+                    <a:latin typeface="Arial" panose="020B0604020202020204" pitchFamily="34" charset="0"/>
                     <a:ea typeface="+mn-ea"/>
-                    <a:cs typeface="+mn-cs"/>
+                    <a:cs typeface="Arial" panose="020B0604020202020204" pitchFamily="34" charset="0"/>
                   </a:defRPr>
                 </a:pPr>
                 <a:endParaRPr lang="es-VE"/>
@@ -15608,9 +15057,9 @@
                     <a:solidFill>
                       <a:schemeClr val="tx1"/>
                     </a:solidFill>
-                    <a:latin typeface="+mn-lt"/>
+                    <a:latin typeface="Arial" panose="020B0604020202020204" pitchFamily="34" charset="0"/>
                     <a:ea typeface="+mn-ea"/>
-                    <a:cs typeface="+mn-cs"/>
+                    <a:cs typeface="Arial" panose="020B0604020202020204" pitchFamily="34" charset="0"/>
                   </a:defRPr>
                 </a:pPr>
                 <a:endParaRPr lang="es-VE"/>
@@ -15740,7 +15189,7 @@
           <a:lstStyle/>
           <a:p>
             <a:pPr>
-              <a:defRPr sz="900" b="1" i="0" u="none" strike="noStrike" kern="1200" baseline="0">
+              <a:defRPr sz="900" b="0" i="0" u="none" strike="noStrike" kern="1200" baseline="0">
                 <a:ln>
                   <a:noFill/>
                 </a:ln>
@@ -15806,9 +15255,9 @@
                 <a:solidFill>
                   <a:schemeClr val="tx1"/>
                 </a:solidFill>
-                <a:latin typeface="+mn-lt"/>
+                <a:latin typeface="Arial" panose="020B0604020202020204" pitchFamily="34" charset="0"/>
                 <a:ea typeface="+mn-ea"/>
-                <a:cs typeface="+mn-cs"/>
+                <a:cs typeface="Arial" panose="020B0604020202020204" pitchFamily="34" charset="0"/>
               </a:defRPr>
             </a:pPr>
             <a:endParaRPr lang="es-VE"/>
@@ -15848,9 +15297,9 @@
               <a:solidFill>
                 <a:schemeClr val="tx1"/>
               </a:solidFill>
-              <a:latin typeface="+mn-lt"/>
+              <a:latin typeface="Arial" panose="020B0604020202020204" pitchFamily="34" charset="0"/>
               <a:ea typeface="+mn-ea"/>
-              <a:cs typeface="+mn-cs"/>
+              <a:cs typeface="Arial" panose="020B0604020202020204" pitchFamily="34" charset="0"/>
             </a:defRPr>
           </a:pPr>
           <a:endParaRPr lang="es-VE"/>
@@ -15892,6 +15341,8 @@
           <a:solidFill>
             <a:schemeClr val="tx1"/>
           </a:solidFill>
+          <a:latin typeface="Arial" panose="020B0604020202020204" pitchFamily="34" charset="0"/>
+          <a:cs typeface="Arial" panose="020B0604020202020204" pitchFamily="34" charset="0"/>
         </a:defRPr>
       </a:pPr>
       <a:endParaRPr lang="es-VE"/>

--- a/Capitulos de Tesis/Capítulo 4..docx
+++ b/Capitulos de Tesis/Capítulo 4..docx
@@ -1621,7 +1621,7 @@
           <w14:ligatures w14:val="standardContextual"/>
         </w:rPr>
         <w:drawing>
-          <wp:inline distT="0" distB="0" distL="0" distR="0" wp14:anchorId="6624EE44" wp14:editId="68C76775">
+          <wp:inline distT="0" distB="0" distL="0" distR="0" wp14:anchorId="6624EE44" wp14:editId="38C3A9D6">
             <wp:extent cx="4896000" cy="2700000"/>
             <wp:effectExtent l="0" t="0" r="0" b="5715"/>
             <wp:docPr id="1100602033" name="Gráfico 13"/>
@@ -5785,7 +5785,7 @@
           <w14:ligatures w14:val="standardContextual"/>
         </w:rPr>
         <w:drawing>
-          <wp:inline distT="0" distB="0" distL="0" distR="0" wp14:anchorId="4A3BF17B" wp14:editId="6AE576D6">
+          <wp:inline distT="0" distB="0" distL="0" distR="0" wp14:anchorId="4A3BF17B" wp14:editId="520C8D37">
             <wp:extent cx="3600000" cy="1897356"/>
             <wp:effectExtent l="19050" t="19050" r="19685" b="27305"/>
             <wp:docPr id="1" name="Imagen 1"/>
@@ -5942,7 +5942,7 @@
         </w:rPr>
         <w:lastRenderedPageBreak/>
         <w:drawing>
-          <wp:inline distT="0" distB="0" distL="0" distR="0" wp14:anchorId="28C28851" wp14:editId="698D4037">
+          <wp:inline distT="0" distB="0" distL="0" distR="0" wp14:anchorId="28C28851" wp14:editId="74DCB4AF">
             <wp:extent cx="3240000" cy="2004411"/>
             <wp:effectExtent l="19050" t="19050" r="17780" b="15240"/>
             <wp:docPr id="1466195500" name="Imagen 4"/>
@@ -6094,7 +6094,7 @@
           <w14:ligatures w14:val="standardContextual"/>
         </w:rPr>
         <w:drawing>
-          <wp:inline distT="0" distB="0" distL="0" distR="0" wp14:anchorId="13E829E0" wp14:editId="6A521219">
+          <wp:inline distT="0" distB="0" distL="0" distR="0" wp14:anchorId="13E829E0" wp14:editId="35395E20">
             <wp:extent cx="3600000" cy="2191794"/>
             <wp:effectExtent l="19050" t="19050" r="19685" b="18415"/>
             <wp:docPr id="191360681" name="Imagen 5"/>
@@ -6239,7 +6239,7 @@
           <w14:ligatures w14:val="standardContextual"/>
         </w:rPr>
         <w:drawing>
-          <wp:inline distT="0" distB="0" distL="0" distR="0" wp14:anchorId="173C109A" wp14:editId="24BC63EC">
+          <wp:inline distT="0" distB="0" distL="0" distR="0" wp14:anchorId="173C109A" wp14:editId="7DDA27E4">
             <wp:extent cx="3600000" cy="1882055"/>
             <wp:effectExtent l="19050" t="19050" r="19685" b="23495"/>
             <wp:docPr id="738655362" name="Imagen 6"/>
@@ -6868,7 +6868,7 @@
           <w14:ligatures w14:val="standardContextual"/>
         </w:rPr>
         <w:drawing>
-          <wp:inline distT="0" distB="0" distL="0" distR="0" wp14:anchorId="3AB113D2" wp14:editId="15F64B88">
+          <wp:inline distT="0" distB="0" distL="0" distR="0" wp14:anchorId="3AB113D2" wp14:editId="3DB903F8">
             <wp:extent cx="3600000" cy="1880592"/>
             <wp:effectExtent l="19050" t="19050" r="19685" b="24765"/>
             <wp:docPr id="858612301" name="Imagen 9"/>
@@ -14032,7 +14032,7 @@
             </a:pPr>
             <a:r>
               <a:rPr lang="es-VE"/>
-              <a:t>8. Si la respuesta a la pregunta 8 es sí, ¿Cuál?</a:t>
+              <a:t>8. Si la respuesta a la pregunta 7 es sí, ¿Cuál?</a:t>
             </a:r>
           </a:p>
         </c:rich>

--- a/Capitulos de Tesis/Capítulo 4..docx
+++ b/Capitulos de Tesis/Capítulo 4..docx
@@ -636,7 +636,7 @@
           <w:footerReference w:type="default" r:id="rId12"/>
           <w:pgSz w:w="12240" w:h="15840"/>
           <w:pgMar w:top="2835" w:right="1701" w:bottom="1701" w:left="2268" w:header="709" w:footer="709" w:gutter="0"/>
-          <w:pgNumType w:start="83"/>
+          <w:pgNumType w:start="92"/>
           <w:cols w:space="708"/>
           <w:docGrid w:linePitch="360"/>
         </w:sectPr>
@@ -5448,7 +5448,7 @@
           <w14:ligatures w14:val="standardContextual"/>
         </w:rPr>
         <w:drawing>
-          <wp:inline distT="0" distB="0" distL="0" distR="0" wp14:anchorId="127396BF" wp14:editId="714E3B24">
+          <wp:inline distT="0" distB="0" distL="0" distR="0" wp14:anchorId="127396BF" wp14:editId="03E34B37">
             <wp:extent cx="3600000" cy="1946597"/>
             <wp:effectExtent l="19050" t="19050" r="19685" b="15875"/>
             <wp:docPr id="3" name="Imagen 3"/>
@@ -5785,7 +5785,7 @@
           <w14:ligatures w14:val="standardContextual"/>
         </w:rPr>
         <w:drawing>
-          <wp:inline distT="0" distB="0" distL="0" distR="0" wp14:anchorId="4A3BF17B" wp14:editId="520C8D37">
+          <wp:inline distT="0" distB="0" distL="0" distR="0" wp14:anchorId="4A3BF17B" wp14:editId="183B21BB">
             <wp:extent cx="3600000" cy="1897356"/>
             <wp:effectExtent l="19050" t="19050" r="19685" b="27305"/>
             <wp:docPr id="1" name="Imagen 1"/>
@@ -5904,18 +5904,32 @@
     <w:p>
       <w:pPr>
         <w:pStyle w:val="Tesis"/>
+        <w:spacing w:line="240" w:lineRule="auto"/>
+        <w:jc w:val="center"/>
+        <w:rPr>
+          <w:b/>
+          <w:bCs/>
+        </w:rPr>
+      </w:pPr>
+    </w:p>
+    <w:p>
+      <w:pPr>
+        <w:pStyle w:val="Tesis"/>
       </w:pPr>
       <w:r>
         <w:t>En la figura 1</w:t>
       </w:r>
       <w:r>
-        <w:t>5</w:t>
+        <w:t>8</w:t>
       </w:r>
       <w:r>
         <w:t xml:space="preserve"> se observa la pantalla de inicio de toda la aplicación, donde se muestra el logo de la aplicación y el botón que te lleva a la pantalla del login. Siguiendo a la figura</w:t>
       </w:r>
       <w:r>
-        <w:t xml:space="preserve"> 16</w:t>
+        <w:t xml:space="preserve"> 1</w:t>
+      </w:r>
+      <w:r>
+        <w:t>9</w:t>
       </w:r>
       <w:r>
         <w:t xml:space="preserve">, se visualizan los múltiples usuarios que se han registrado, de esta manera, si desea iniciar sesión solo tendrán que elegir su perfil y </w:t>
@@ -5942,9 +5956,9 @@
         </w:rPr>
         <w:lastRenderedPageBreak/>
         <w:drawing>
-          <wp:inline distT="0" distB="0" distL="0" distR="0" wp14:anchorId="28C28851" wp14:editId="74DCB4AF">
-            <wp:extent cx="3240000" cy="2004411"/>
-            <wp:effectExtent l="19050" t="19050" r="17780" b="15240"/>
+          <wp:inline distT="0" distB="0" distL="0" distR="0" wp14:anchorId="28C28851" wp14:editId="096F4E9F">
+            <wp:extent cx="3204000" cy="1982140"/>
+            <wp:effectExtent l="19050" t="19050" r="15875" b="18415"/>
             <wp:docPr id="1466195500" name="Imagen 4"/>
             <wp:cNvGraphicFramePr>
               <a:graphicFrameLocks xmlns:a="http://schemas.openxmlformats.org/drawingml/2006/main" noChangeAspect="1"/>
@@ -5970,7 +5984,7 @@
                   <pic:spPr bwMode="auto">
                     <a:xfrm>
                       <a:off x="0" y="0"/>
-                      <a:ext cx="3240000" cy="2004411"/>
+                      <a:ext cx="3204000" cy="1982140"/>
                     </a:xfrm>
                     <a:prstGeom prst="rect">
                       <a:avLst/>
@@ -6070,12 +6084,18 @@
       <w:r>
         <w:t xml:space="preserve"> a la pantalla de login en donde el usuario inicia sesión para ingresar a su perfil, en caso de que el usuario no tenga un perfil, abajo del botón de “Iniciar Sesión” estará la opción para crear un perfil nuevo.</w:t>
       </w:r>
-    </w:p>
-    <w:p>
-      <w:pPr>
-        <w:pStyle w:val="Tesis"/>
-        <w:spacing w:line="240" w:lineRule="auto"/>
-      </w:pPr>
+      <w:r>
+        <w:t xml:space="preserve"> </w:t>
+      </w:r>
+      <w:r>
+        <w:t xml:space="preserve">En la figura </w:t>
+      </w:r>
+      <w:r>
+        <w:t>21</w:t>
+      </w:r>
+      <w:r>
+        <w:t xml:space="preserve"> está la pantalla de registro de usuario, en donde se pide al usuario ingresar sus datos, incluyendo el correo electrónico, un nombre de usuario y la contraseña, una vez finalizado el registro de usuario el programa te redirige a la pantalla del login.</w:t>
+      </w:r>
     </w:p>
     <w:p>
       <w:pPr>
@@ -6094,9 +6114,9 @@
           <w14:ligatures w14:val="standardContextual"/>
         </w:rPr>
         <w:drawing>
-          <wp:inline distT="0" distB="0" distL="0" distR="0" wp14:anchorId="13E829E0" wp14:editId="35395E20">
-            <wp:extent cx="3600000" cy="2191794"/>
-            <wp:effectExtent l="19050" t="19050" r="19685" b="18415"/>
+          <wp:inline distT="0" distB="0" distL="0" distR="0" wp14:anchorId="13E829E0" wp14:editId="61154E72">
+            <wp:extent cx="2927715" cy="1972110"/>
+            <wp:effectExtent l="19050" t="19050" r="25400" b="28575"/>
             <wp:docPr id="191360681" name="Imagen 5"/>
             <wp:cNvGraphicFramePr>
               <a:graphicFrameLocks xmlns:a="http://schemas.openxmlformats.org/drawingml/2006/main" noChangeAspect="1"/>
@@ -6116,21 +6136,42 @@
                         </a:ext>
                       </a:extLst>
                     </a:blip>
-                    <a:srcRect l="7283" t="2426" r="7125" b="4893"/>
-                    <a:stretch/>
+                    <a:srcRect l="11149" t="2426" r="11489" b="4893"/>
+                    <a:stretch>
+                      <a:fillRect/>
+                    </a:stretch>
                   </pic:blipFill>
                   <pic:spPr bwMode="auto">
                     <a:xfrm>
                       <a:off x="0" y="0"/>
-                      <a:ext cx="3600000" cy="2191794"/>
+                      <a:ext cx="2928463" cy="1972614"/>
                     </a:xfrm>
                     <a:prstGeom prst="rect">
                       <a:avLst/>
                     </a:prstGeom>
-                    <a:ln w="12700">
+                    <a:ln w="12700" cap="flat" cmpd="sng" algn="ctr">
                       <a:solidFill>
-                        <a:schemeClr val="tx1"/>
+                        <a:sysClr val="windowText" lastClr="000000"/>
                       </a:solidFill>
+                      <a:prstDash val="solid"/>
+                      <a:round/>
+                      <a:headEnd type="none" w="med" len="med"/>
+                      <a:tailEnd type="none" w="med" len="med"/>
+                      <a:extLst>
+                        <a:ext uri="{C807C97D-BFC1-408E-A445-0C87EB9F89A2}">
+                          <ask:lineSketchStyleProps xmlns:ask="http://schemas.microsoft.com/office/drawing/2018/sketchyshapes" sd="0">
+                            <a:custGeom>
+                              <a:avLst/>
+                              <a:gdLst/>
+                              <a:ahLst/>
+                              <a:cxnLst/>
+                              <a:rect l="0" t="0" r="0" b="0"/>
+                              <a:pathLst/>
+                            </a:custGeom>
+                            <ask:type/>
+                          </ask:lineSketchStyleProps>
+                        </a:ext>
+                      </a:extLst>
                     </a:ln>
                     <a:extLst>
                       <a:ext uri="{53640926-AAD7-44D8-BBD7-CCE9431645EC}">
@@ -6201,26 +6242,9 @@
     <w:p>
       <w:pPr>
         <w:pStyle w:val="Tesis"/>
-      </w:pPr>
-      <w:r>
-        <w:t xml:space="preserve">En la figura </w:t>
-      </w:r>
-      <w:r>
-        <w:t>18</w:t>
-      </w:r>
-      <w:r>
-        <w:t xml:space="preserve"> est</w:t>
-      </w:r>
-      <w:r>
-        <w:t>á</w:t>
-      </w:r>
-      <w:r>
-        <w:t xml:space="preserve"> la pantalla de registro de usuario, en donde se pide al usuario ingresar sus datos, incluyendo el correo electrónico, un nombre de </w:t>
-      </w:r>
-      <w:r>
-        <w:lastRenderedPageBreak/>
-        <w:t>usuario y la contraseña, una vez finalizado el registro de usuario el programa te redirige a la pantalla del login.</w:t>
-      </w:r>
+        <w:ind w:firstLine="0"/>
+        <w:jc w:val="center"/>
+      </w:pPr>
     </w:p>
     <w:p>
       <w:pPr>
@@ -6239,7 +6263,7 @@
           <w14:ligatures w14:val="standardContextual"/>
         </w:rPr>
         <w:drawing>
-          <wp:inline distT="0" distB="0" distL="0" distR="0" wp14:anchorId="173C109A" wp14:editId="7DDA27E4">
+          <wp:inline distT="0" distB="0" distL="0" distR="0" wp14:anchorId="173C109A" wp14:editId="0B286347">
             <wp:extent cx="3600000" cy="1882055"/>
             <wp:effectExtent l="19050" t="19050" r="19685" b="23495"/>
             <wp:docPr id="738655362" name="Imagen 6"/>
@@ -6645,13 +6669,22 @@
         <w:pStyle w:val="Tesis"/>
       </w:pPr>
       <w:r>
-        <w:t xml:space="preserve">En la figura 20 se muestra el perfil del usuario con toda su información, además de su icono personalizado, el cual puede cambiar de color e icono. Continuando con </w:t>
+        <w:t>En la figura 2</w:t>
+      </w:r>
+      <w:r>
+        <w:t>3</w:t>
+      </w:r>
+      <w:r>
+        <w:t xml:space="preserve"> se muestra el perfil del usuario con toda su información, además de su icono personalizado, el cual puede cambiar de color e icono. Continuando con </w:t>
       </w:r>
       <w:r>
         <w:t xml:space="preserve">la </w:t>
       </w:r>
       <w:r>
-        <w:t>21</w:t>
+        <w:t>2</w:t>
+      </w:r>
+      <w:r>
+        <w:t>4</w:t>
       </w:r>
       <w:r>
         <w:t>, se visualizan todas las etapas que posee la aplicación, indicando el orden en el que se van desbloqueando y los temas matemáticos que abarcan, al elegir una etapa, el usuario es redirigido a la pantalla de la etapa mostrando los niveles de esa etapa</w:t>
@@ -6829,21 +6862,7 @@
       <w:pPr>
         <w:pStyle w:val="Tesis"/>
         <w:spacing w:line="240" w:lineRule="auto"/>
-        <w:ind w:firstLine="0"/>
-        <w:jc w:val="center"/>
-        <w:rPr>
-          <w:lang w:val="es-ES_tradnl"/>
-        </w:rPr>
-      </w:pPr>
-    </w:p>
-    <w:p>
-      <w:pPr>
-        <w:pStyle w:val="Tesis"/>
-      </w:pPr>
-      <w:r>
-        <w:lastRenderedPageBreak/>
-        <w:t>La pantalla de biblioteca consiste en múltiples pestañas que contienen información sobre los temas que se abarcan en las todas las etapas de aplicación, funcionando como un refuerzo para aquellos usuarios que tengan problemas para entender conceptos que se tratan.</w:t>
-      </w:r>
+      </w:pPr>
     </w:p>
     <w:p>
       <w:pPr>
@@ -6868,7 +6887,7 @@
           <w14:ligatures w14:val="standardContextual"/>
         </w:rPr>
         <w:drawing>
-          <wp:inline distT="0" distB="0" distL="0" distR="0" wp14:anchorId="3AB113D2" wp14:editId="3DB903F8">
+          <wp:inline distT="0" distB="0" distL="0" distR="0" wp14:anchorId="3AB113D2" wp14:editId="4EE03A46">
             <wp:extent cx="3600000" cy="1880592"/>
             <wp:effectExtent l="19050" t="19050" r="19685" b="24765"/>
             <wp:docPr id="858612301" name="Imagen 9"/>
@@ -6984,7 +7003,21 @@
     <w:p>
       <w:pPr>
         <w:pStyle w:val="Tesis"/>
-      </w:pPr>
+        <w:spacing w:line="240" w:lineRule="auto"/>
+        <w:ind w:firstLine="0"/>
+        <w:jc w:val="center"/>
+      </w:pPr>
+    </w:p>
+    <w:p>
+      <w:pPr>
+        <w:pStyle w:val="Tesis"/>
+      </w:pPr>
+      <w:r>
+        <w:t>La pantalla de biblioteca consiste en múltiples pestañas que contienen información sobre los temas que se abarcan en las todas las etapas de aplicación, funcionando como un refuerzo para aquellos usuarios que tengan problemas para entender conceptos que se tratan.</w:t>
+      </w:r>
+      <w:r>
+        <w:t xml:space="preserve"> </w:t>
+      </w:r>
       <w:r>
         <w:t>El apartado de la personalización se muestran las opciones de icono que pueden usar los usuarios para personalizar su perfil</w:t>
       </w:r>
@@ -6993,6 +7026,27 @@
       </w:r>
       <w:r>
         <w:t>.</w:t>
+      </w:r>
+      <w:r>
+        <w:t xml:space="preserve"> A continuación, </w:t>
+      </w:r>
+      <w:r>
+        <w:t>e</w:t>
+      </w:r>
+      <w:r>
+        <w:t xml:space="preserve">n la </w:t>
+      </w:r>
+      <w:r>
+        <w:t xml:space="preserve">siguiente </w:t>
+      </w:r>
+      <w:r>
+        <w:t xml:space="preserve">pantalla se localizan los logros que pueden desbloquear los usuarios por realizar ciertas acciones o alcanzar </w:t>
+      </w:r>
+      <w:r>
+        <w:t xml:space="preserve">y </w:t>
+      </w:r>
+      <w:r>
+        <w:t>superar etapas en específico, incluyendo el progreso que llevan en cada logro hasta completarlos.</w:t>
       </w:r>
     </w:p>
     <w:p>
@@ -7002,19 +7056,6 @@
         <w:ind w:firstLine="0"/>
         <w:jc w:val="center"/>
         <w:rPr>
-          <w:noProof/>
-          <w:lang w:val="es-ES_tradnl"/>
-          <w14:ligatures w14:val="standardContextual"/>
-        </w:rPr>
-      </w:pPr>
-    </w:p>
-    <w:p>
-      <w:pPr>
-        <w:pStyle w:val="Tesis"/>
-        <w:spacing w:line="240" w:lineRule="auto"/>
-        <w:ind w:firstLine="0"/>
-        <w:jc w:val="center"/>
-        <w:rPr>
           <w:lang w:val="es-ES_tradnl"/>
         </w:rPr>
       </w:pPr>
@@ -7024,8 +7065,9 @@
           <w:lang w:eastAsia="es-VE"/>
           <w14:ligatures w14:val="standardContextual"/>
         </w:rPr>
+        <w:lastRenderedPageBreak/>
         <w:drawing>
-          <wp:inline distT="0" distB="0" distL="0" distR="0" wp14:anchorId="343A8F66" wp14:editId="100A5975">
+          <wp:inline distT="0" distB="0" distL="0" distR="0" wp14:anchorId="343A8F66" wp14:editId="67B06950">
             <wp:extent cx="3600000" cy="1875683"/>
             <wp:effectExtent l="19050" t="19050" r="19685" b="10795"/>
             <wp:docPr id="86461207" name="Imagen 10"/>
@@ -7136,26 +7178,6 @@
       </w:r>
       <w:r>
         <w:t xml:space="preserve"> Acurero, Araujo, Montiel (2025)</w:t>
-      </w:r>
-    </w:p>
-    <w:p>
-      <w:pPr>
-        <w:pStyle w:val="Tesis"/>
-        <w:spacing w:line="240" w:lineRule="auto"/>
-        <w:ind w:firstLine="0"/>
-        <w:jc w:val="center"/>
-      </w:pPr>
-    </w:p>
-    <w:p>
-      <w:pPr>
-        <w:pStyle w:val="Tesis"/>
-      </w:pPr>
-      <w:r>
-        <w:lastRenderedPageBreak/>
-        <w:t>En la última pantalla se localizan los logros que pueden desbloquear los usuarios por realizar ciertas acciones o alcanzar o superar etapas en específico, incluyendo el progreso que llevan en cada logro hasta completarlos.</w:t>
-      </w:r>
-      <w:r>
-        <w:t xml:space="preserve"> </w:t>
       </w:r>
     </w:p>
     <w:p>
@@ -7303,25 +7325,18 @@
         <w:pStyle w:val="Tesis"/>
       </w:pPr>
       <w:r>
-        <w:t>En la última pantalla, tenemos el panel de administrador, al cual se accede mediante el login ingresando el usuario y contraseña de administrador, estos datos se encuentran en el manual de usuarios de la aplicación. En estos módulos el administrador puede gestionar a todos los usuarios que están registrados en la aplicación, teniendo opción de crear nuevos usuarios, y modificar los datos de los ya existentes. Además, en otro módulo puede generar reportes de los usuarios, generar un respaldo de la base de datos también visualizar estadísticas de los usuarios, como se distribuyen entre los rangos y en cual etapa se encuentran.</w:t>
+        <w:t xml:space="preserve">En la última pantalla, tenemos el panel de administrador, al cual se accede mediante el login ingresando el usuario y contraseña de administrador, estos datos se encuentran en el manual de usuarios de la aplicación. En estos módulos el administrador puede gestionar a todos los usuarios que están registrados en la aplicación, teniendo opción de crear nuevos usuarios, y modificar los datos de los ya existentes. Además, en otro módulo puede generar reportes de los usuarios, generar un respaldo de la base de datos también visualizar estadísticas de los usuarios, como se distribuyen entre los </w:t>
+      </w:r>
+      <w:r>
+        <w:lastRenderedPageBreak/>
+        <w:t>rangos y en cual etapa se encuentran.</w:t>
       </w:r>
     </w:p>
     <w:p>
       <w:pPr>
         <w:pStyle w:val="Tesis"/>
       </w:pPr>
-    </w:p>
-    <w:p>
-      <w:pPr>
-        <w:pStyle w:val="Tesis"/>
-      </w:pPr>
-    </w:p>
-    <w:p>
-      <w:pPr>
-        <w:pStyle w:val="Tesis"/>
-      </w:pPr>
-      <w:r>
-        <w:lastRenderedPageBreak/>
+      <w:r>
         <w:t>Una vez concluida la construcción de la aplicación</w:t>
       </w:r>
       <w:r>
@@ -7774,7 +7789,6 @@
           <w:b/>
           <w:bCs/>
         </w:rPr>
-        <w:lastRenderedPageBreak/>
         <w:t>CUADRO 4</w:t>
       </w:r>
     </w:p>
@@ -8145,7 +8159,7 @@
 <w:ftr xmlns:wpc="http://schemas.microsoft.com/office/word/2010/wordprocessingCanvas" xmlns:cx="http://schemas.microsoft.com/office/drawing/2014/chartex" xmlns:cx1="http://schemas.microsoft.com/office/drawing/2015/9/8/chartex" xmlns:cx2="http://schemas.microsoft.com/office/drawing/2015/10/21/chartex" xmlns:cx3="http://schemas.microsoft.com/office/drawing/2016/5/9/chartex" xmlns:cx4="http://schemas.microsoft.com/office/drawing/2016/5/10/chartex" xmlns:cx5="http://schemas.microsoft.com/office/drawing/2016/5/11/chartex" xmlns:cx6="http://schemas.microsoft.com/office/drawing/2016/5/12/chartex" xmlns:cx7="http://schemas.microsoft.com/office/drawing/2016/5/13/chartex" xmlns:cx8="http://schemas.microsoft.com/office/drawing/2016/5/14/chartex" xmlns:mc="http://schemas.openxmlformats.org/markup-compatibility/2006" xmlns:aink="http://schemas.microsoft.com/office/drawing/2016/ink" xmlns:am3d="http://schemas.microsoft.com/office/drawing/2017/model3d" xmlns:o="urn:schemas-microsoft-com:office:office" xmlns:oel="http://schemas.microsoft.com/office/2019/extlst" xmlns:r="http://schemas.openxmlformats.org/officeDocument/2006/relationships" xmlns:m="http://schemas.openxmlformats.org/officeDocument/2006/math" xmlns:v="urn:schemas-microsoft-com:vml" xmlns:wp14="http://schemas.microsoft.com/office/word/2010/wordprocessingDrawing" xmlns:wp="http://schemas.openxmlformats.org/drawingml/2006/wordprocessingDrawing" xmlns:w10="urn:schemas-microsoft-com:office:word" xmlns:w="http://schemas.openxmlformats.org/wordprocessingml/2006/main" xmlns:w14="http://schemas.microsoft.com/office/word/2010/wordml" xmlns:w15="http://schemas.microsoft.com/office/word/2012/wordml" xmlns:w16cex="http://schemas.microsoft.com/office/word/2018/wordml/cex" xmlns:w16cid="http://schemas.microsoft.com/office/word/2016/wordml/cid" xmlns:w16="http://schemas.microsoft.com/office/word/2018/wordml" xmlns:w16du="http://schemas.microsoft.com/office/word/2023/wordml/word16du" xmlns:w16sdtdh="http://schemas.microsoft.com/office/word/2020/wordml/sdtdatahash" xmlns:w16sdtfl="http://schemas.microsoft.com/office/word/2024/wordml/sdtformatlock" xmlns:w16se="http://schemas.microsoft.com/office/word/2015/wordml/symex" xmlns:wpg="http://schemas.microsoft.com/office/word/2010/wordprocessingGroup" xmlns:wpi="http://schemas.microsoft.com/office/word/2010/wordprocessingInk" xmlns:wne="http://schemas.microsoft.com/office/word/2006/wordml" xmlns:wps="http://schemas.microsoft.com/office/word/2010/wordprocessingShape" mc:Ignorable="w14 w15 w16se w16cid w16 w16cex w16sdtdh w16sdtfl w16du wp14">
   <w:sdt>
     <w:sdtPr>
-      <w:id w:val="615871130"/>
+      <w:id w:val="-877545002"/>
       <w:docPartObj>
         <w:docPartGallery w:val="Page Numbers (Bottom of Page)"/>
         <w:docPartUnique/>

--- a/Capitulos de Tesis/Capítulo 4..docx
+++ b/Capitulos de Tesis/Capítulo 4..docx
@@ -388,7 +388,23 @@
           <w:sz w:val="44"/>
           <w:szCs w:val="44"/>
         </w:rPr>
-        <w:t>RESULTADOS DE LA INVESTIGACIÓN</w:t>
+        <w:t>RESULTADO</w:t>
+      </w:r>
+      <w:r>
+        <w:rPr>
+          <w:b/>
+          <w:sz w:val="44"/>
+          <w:szCs w:val="44"/>
+        </w:rPr>
+        <w:t>S</w:t>
+      </w:r>
+      <w:r>
+        <w:rPr>
+          <w:b/>
+          <w:sz w:val="44"/>
+          <w:szCs w:val="44"/>
+        </w:rPr>
+        <w:t xml:space="preserve"> DE LA INVESTIGACIÓN</w:t>
       </w:r>
     </w:p>
     <w:p>
@@ -660,7 +676,15 @@
         <w:t xml:space="preserve"> de su aplicación</w:t>
       </w:r>
       <w:r>
-        <w:t>, basados en la metodología de Pressman (2010) descrita en el capítulo anterior, se desarrolló una aplicación educativa gamificada para potenciar el rendimiento académico en estudiantes de bachillerato en Venezuela. En esta parte de la investigación</w:t>
+        <w:t xml:space="preserve">, basados en la metodología de Pressman (2010) descrita en el capítulo anterior, se desarrolló una aplicación educativa </w:t>
+      </w:r>
+      <w:proofErr w:type="spellStart"/>
+      <w:r>
+        <w:t>gamificada</w:t>
+      </w:r>
+      <w:proofErr w:type="spellEnd"/>
+      <w:r>
+        <w:t xml:space="preserve"> para potenciar el rendimiento académico en estudiantes de bachillerato en Venezuela. En esta parte de la investigación</w:t>
       </w:r>
       <w:r>
         <w:t xml:space="preserve"> se profundiza en las actividades realizadas en las 5 fases que componen la metodología de Pressman (2010), mediante las cuales se obtienen y usan los datos necesarios para la construcción de la aplicación; dichas fases son: Comunicación, Planeación, Diseño, Construcción y Despliegue</w:t>
@@ -754,28 +778,7 @@
         <w:t xml:space="preserve"> La primera fue la investigación de la situación actual de los estudiantes de bachillerato en el país, con el fin de conocer el contexto en el que viven. Se</w:t>
       </w:r>
       <w:r>
-        <w:t xml:space="preserve"> analizaron</w:t>
-      </w:r>
-      <w:r>
-        <w:t xml:space="preserve"> informes y documentos de </w:t>
-      </w:r>
-      <w:r>
-        <w:t>o</w:t>
-      </w:r>
-      <w:r>
-        <w:t>rganismo</w:t>
-      </w:r>
-      <w:r>
-        <w:t>s</w:t>
-      </w:r>
-      <w:r>
-        <w:t xml:space="preserve"> internacionales como la UNICEF y UNESCO, quienes publican informes sobre la educación </w:t>
-      </w:r>
-      <w:r>
-        <w:t xml:space="preserve">y otros temas en américa latina suelen incluir información específica sobre Venezuela, también se </w:t>
-      </w:r>
-      <w:r>
-        <w:t xml:space="preserve">consultaron </w:t>
+        <w:t xml:space="preserve"> </w:t>
       </w:r>
       <w:r>
         <w:t xml:space="preserve">investigaciones de universidades a nivel nacional como la </w:t>
@@ -800,26 +803,8 @@
     </w:p>
     <w:p>
       <w:pPr>
-        <w:spacing w:line="480" w:lineRule="auto"/>
-        <w:jc w:val="both"/>
-      </w:pPr>
-    </w:p>
-    <w:p>
-      <w:pPr>
-        <w:spacing w:line="480" w:lineRule="auto"/>
-        <w:jc w:val="both"/>
-      </w:pPr>
-    </w:p>
-    <w:p>
-      <w:pPr>
-        <w:spacing w:line="480" w:lineRule="auto"/>
-        <w:jc w:val="both"/>
-      </w:pPr>
-    </w:p>
-    <w:p>
-      <w:pPr>
         <w:spacing w:line="276" w:lineRule="auto"/>
-        <w:jc w:val="both"/>
+        <w:jc w:val="center"/>
       </w:pPr>
       <w:r>
         <w:rPr>
@@ -827,11 +812,10 @@
           <w:lang w:val="es-VE"/>
           <w14:ligatures w14:val="standardContextual"/>
         </w:rPr>
-        <w:lastRenderedPageBreak/>
         <w:drawing>
-          <wp:inline distT="0" distB="0" distL="0" distR="0" wp14:anchorId="621D1273" wp14:editId="7DAE9E7E">
-            <wp:extent cx="5252085" cy="3063875"/>
-            <wp:effectExtent l="0" t="0" r="5715" b="3175"/>
+          <wp:inline distT="0" distB="0" distL="0" distR="0" wp14:anchorId="621D1273" wp14:editId="3488DDCF">
+            <wp:extent cx="4172400" cy="1983600"/>
+            <wp:effectExtent l="0" t="0" r="0" b="17145"/>
             <wp:docPr id="1371319948" name="Gráfico 3"/>
             <wp:cNvGraphicFramePr/>
             <a:graphic xmlns:a="http://schemas.openxmlformats.org/drawingml/2006/main">
@@ -947,7 +931,6 @@
           <w:lang w:val="es-VE"/>
           <w14:ligatures w14:val="standardContextual"/>
         </w:rPr>
-        <w:lastRenderedPageBreak/>
         <w:drawing>
           <wp:inline distT="0" distB="0" distL="0" distR="0" wp14:anchorId="36DF57BE" wp14:editId="412B66E1">
             <wp:extent cx="5252085" cy="3063875"/>
@@ -1009,6 +992,7 @@
         <w:pStyle w:val="Tesis"/>
       </w:pPr>
       <w:r>
+        <w:lastRenderedPageBreak/>
         <w:t>Los datos de la segunda pregunta revelan un escenario preocupante sobre la percepción de las ciencias exactas. Lo m</w:t>
       </w:r>
       <w:r>
@@ -1038,7 +1022,6 @@
           <w:lang w:val="es-VE"/>
           <w14:ligatures w14:val="standardContextual"/>
         </w:rPr>
-        <w:lastRenderedPageBreak/>
         <w:drawing>
           <wp:inline distT="0" distB="0" distL="0" distR="0" wp14:anchorId="736E8A94" wp14:editId="3561D20A">
             <wp:extent cx="5252085" cy="3063875"/>
@@ -1102,7 +1085,11 @@
         <w:t xml:space="preserve"> la autonomía de los estudiantes, el 69% de los encuestados afirma</w:t>
       </w:r>
       <w:r>
-        <w:t xml:space="preserve"> que dedica tiempo por su cuenta a repasar o aprender contenidos fuera del instituto. Este alto porcentaje de proactividad es un indicador muy favorable, ya que los estudiantes ya tienen el hábito de buscar recursos de aprendizaje de forma voluntaria, mientras el 31% restante, que no estudia de manera independiente representa el grupo</w:t>
+        <w:t xml:space="preserve"> que dedica tiempo por su cuenta a repasar o aprender contenidos fuera del instituto. Este alto porcentaje de proactividad es un indicador muy favorable, ya que los estudiantes ya tienen el hábito de buscar recursos de aprendizaje de forma voluntaria, mientras el 31% restante, que no </w:t>
+      </w:r>
+      <w:r>
+        <w:lastRenderedPageBreak/>
+        <w:t>estudia de manera independiente representa el grupo</w:t>
       </w:r>
       <w:r>
         <w:t xml:space="preserve"> donde los elementos de juego serán importantes para transformar el estudio en una actividad atractiva que logre captar su atención fuera del aula</w:t>
@@ -1122,7 +1109,6 @@
           <w:lang w:val="es-VE"/>
           <w14:ligatures w14:val="standardContextual"/>
         </w:rPr>
-        <w:lastRenderedPageBreak/>
         <w:drawing>
           <wp:inline distT="0" distB="0" distL="0" distR="0" wp14:anchorId="5B4AD26E" wp14:editId="386D2F8B">
             <wp:extent cx="5252085" cy="3063875"/>
@@ -1183,7 +1169,15 @@
         <w:t>s</w:t>
       </w:r>
       <w:r>
-        <w:t xml:space="preserve"> preferencias de aquellos estudiantes que estudian de forma autónoma, los resultados muestran que predomina el formato audiovisual, con Youtube como la herramienta m</w:t>
+        <w:t xml:space="preserve"> preferencias de aquellos estudiantes que estudian de forma autónoma, los resultados muestran que predomina el formato audiovisual, con </w:t>
+      </w:r>
+      <w:proofErr w:type="spellStart"/>
+      <w:r>
+        <w:t>Youtube</w:t>
+      </w:r>
+      <w:proofErr w:type="spellEnd"/>
+      <w:r>
+        <w:t xml:space="preserve"> como la herramienta m</w:t>
       </w:r>
       <w:r>
         <w:t>á</w:t>
@@ -1206,7 +1200,11 @@
         <w:t xml:space="preserve"> </w:t>
       </w:r>
       <w:r>
-        <w:t xml:space="preserve">En contraste, los métodos tradicionales tienen una preferencia mucho menor en este </w:t>
+        <w:t xml:space="preserve">En contraste, los métodos tradicionales tienen una </w:t>
+      </w:r>
+      <w:r>
+        <w:lastRenderedPageBreak/>
+        <w:t xml:space="preserve">preferencia mucho menor en este </w:t>
       </w:r>
       <w:r>
         <w:t>ámbito; tanto los libros como los cursos solo son utilizados por el 9% de los estudiantes respectivamente.</w:t>
@@ -1223,7 +1221,6 @@
           <w:lang w:val="es-VE"/>
           <w14:ligatures w14:val="standardContextual"/>
         </w:rPr>
-        <w:lastRenderedPageBreak/>
         <w:drawing>
           <wp:anchor distT="0" distB="0" distL="114300" distR="114300" simplePos="0" relativeHeight="251660288" behindDoc="0" locked="0" layoutInCell="1" allowOverlap="1" wp14:anchorId="5A31325B" wp14:editId="79F0CC41">
             <wp:simplePos x="1436914" y="1080655"/>
@@ -1293,14 +1290,14 @@
         <w:t>o</w:t>
       </w:r>
       <w:r>
-        <w:t>r otro lado, hay un equilibrio entre los otros 3 factores: mantener la concentración, organizar el tiempo y encontrar motivación, cada uno con un 17%, esto significa que más de la mitad del grupo sufre problemas relacionados con la gestión emocional y de la atención. Mas que con la habilidad emocional</w:t>
-      </w:r>
-      <w:r>
-        <w:t xml:space="preserve">; inesperadamente, solo el 11% afirma que los más difícil es entender conceptos abstractos. Lo que permite concluir en que, los </w:t>
+        <w:t xml:space="preserve">r otro lado, hay un equilibrio entre los otros 3 factores: mantener la concentración, organizar el tiempo y encontrar motivación, cada uno con un 17%, esto significa que más de la mitad del grupo sufre problemas relacionados con la gestión emocional y de la atención. Mas que con la </w:t>
       </w:r>
       <w:r>
         <w:lastRenderedPageBreak/>
-        <w:t>estudiantes sienten que pueden entender las matemáticas, pero se sienten abrumados por el proceso de estudio, la falta de motivación y la obligación de memorizar.</w:t>
+        <w:t>habilidad emocional</w:t>
+      </w:r>
+      <w:r>
+        <w:t>; inesperadamente, solo el 11% afirma que los más difícil es entender conceptos abstractos. Lo que permite concluir en que, los estudiantes sienten que pueden entender las matemáticas, pero se sienten abrumados por el proceso de estudio, la falta de motivación y la obligación de memorizar.</w:t>
       </w:r>
     </w:p>
     <w:p>
@@ -1419,6 +1416,7 @@
         <w:pStyle w:val="Tesis"/>
       </w:pPr>
       <w:r>
+        <w:lastRenderedPageBreak/>
         <w:t xml:space="preserve">En segundo lugar, se encuentran los videojuegos </w:t>
       </w:r>
       <w:r>
@@ -1440,11 +1438,7 @@
         <w:t xml:space="preserve"> pero</w:t>
       </w:r>
       <w:r>
-        <w:t xml:space="preserve"> es </w:t>
-      </w:r>
-      <w:r>
-        <w:lastRenderedPageBreak/>
-        <w:t>una cifra sólida que justifica el enfoque de gamificación de</w:t>
+        <w:t xml:space="preserve"> es una cifra sólida que justifica el enfoque de gamificación de</w:t>
       </w:r>
       <w:r>
         <w:t>l proyecto</w:t>
@@ -1462,7 +1456,15 @@
         <w:t>extraño</w:t>
       </w:r>
       <w:r>
-        <w:t>. Por otro lado, el uso de plataformas de streaming es mínimo</w:t>
+        <w:t xml:space="preserve">. Por otro lado, el uso de plataformas de </w:t>
+      </w:r>
+      <w:proofErr w:type="spellStart"/>
+      <w:r>
+        <w:t>streaming</w:t>
+      </w:r>
+      <w:proofErr w:type="spellEnd"/>
+      <w:r>
+        <w:t xml:space="preserve"> es mínimo</w:t>
       </w:r>
       <w:r>
         <w:t>, solo del</w:t>
@@ -1514,7 +1516,7 @@
           <w14:ligatures w14:val="standardContextual"/>
         </w:rPr>
         <w:drawing>
-          <wp:inline distT="0" distB="0" distL="0" distR="0" wp14:anchorId="11EE8228" wp14:editId="1178E0E3">
+          <wp:inline distT="0" distB="0" distL="0" distR="0" wp14:anchorId="11EE8228" wp14:editId="6D540B51">
             <wp:extent cx="4896000" cy="2700000"/>
             <wp:effectExtent l="0" t="0" r="0" b="5715"/>
             <wp:docPr id="1742783680" name="Gráfico 12"/>
@@ -1581,7 +1583,11 @@
         <w:t>el</w:t>
       </w:r>
       <w:r>
-        <w:t xml:space="preserve"> público objetivo ya posee “alfabetización digital” en el ámbito del aprendizaje, ya saben qué esperar de una plataforma educativa. La otra parte, el 31% restante de los encuestados nunca ha usado este tipo de herramientas.</w:t>
+        <w:t xml:space="preserve"> público objetivo ya posee “alfabetización digital” en el ámbito del aprendizaje, ya saben qué </w:t>
+      </w:r>
+      <w:r>
+        <w:lastRenderedPageBreak/>
+        <w:t>esperar de una plataforma educativa. La otra parte, el 31% restante de los encuestados nunca ha usado este tipo de herramientas.</w:t>
       </w:r>
     </w:p>
     <w:p>
@@ -1589,7 +1595,6 @@
         <w:pStyle w:val="Tesis"/>
       </w:pPr>
       <w:r>
-        <w:lastRenderedPageBreak/>
         <w:t>Este grupo representa un segmento interesante para la gamificación, ya que su falta de conocimiento previo</w:t>
       </w:r>
       <w:r>
@@ -1679,7 +1684,11 @@
         <w:t>, q</w:t>
       </w:r>
       <w:r>
-        <w:t>ue la gran mayoría de los encuestados la haya usado o la estén usando significa que ya están familiarizados y disfrutan de mecánicas como los desafíos y los sistemas de niveles.</w:t>
+        <w:t xml:space="preserve">ue la gran mayoría de los encuestados la haya </w:t>
+      </w:r>
+      <w:r>
+        <w:lastRenderedPageBreak/>
+        <w:t>usado o la estén usando significa que ya están familiarizados y disfrutan de mecánicas como los desafíos y los sistemas de niveles.</w:t>
       </w:r>
     </w:p>
     <w:p>
@@ -1687,14 +1696,29 @@
         <w:pStyle w:val="Tesis"/>
       </w:pPr>
       <w:r>
-        <w:lastRenderedPageBreak/>
         <w:t>Esto es una validación directa de que el modelo de gamificación no solo es viable, sino que es el que ellos prefieren por encima de otros métodos,</w:t>
       </w:r>
       <w:r>
-        <w:t xml:space="preserve"> En segundo lugar, muy por debajo se encuentra Socratic con un 13%</w:t>
-      </w:r>
-      <w:r>
-        <w:t>, una herramienta enfocada en resolver dudas específicas mediante inteligencia artificial. Seguido por Photomath y Gemini (IA), ambas con un 8%</w:t>
+        <w:t xml:space="preserve"> En segundo lugar, muy por debajo se encuentra </w:t>
+      </w:r>
+      <w:proofErr w:type="spellStart"/>
+      <w:r>
+        <w:t>Socratic</w:t>
+      </w:r>
+      <w:proofErr w:type="spellEnd"/>
+      <w:r>
+        <w:t xml:space="preserve"> con un 13%</w:t>
+      </w:r>
+      <w:r>
+        <w:t xml:space="preserve">, una herramienta enfocada en resolver dudas específicas mediante inteligencia artificial. Seguido por </w:t>
+      </w:r>
+      <w:proofErr w:type="spellStart"/>
+      <w:r>
+        <w:t>Photomath</w:t>
+      </w:r>
+      <w:proofErr w:type="spellEnd"/>
+      <w:r>
+        <w:t xml:space="preserve"> y Gemini (IA), ambas con un 8%</w:t>
       </w:r>
       <w:r>
         <w:t xml:space="preserve">. </w:t>
@@ -1808,7 +1832,6 @@
         <w:pStyle w:val="Tesis"/>
       </w:pPr>
       <w:r>
-        <w:lastRenderedPageBreak/>
         <w:t>E</w:t>
       </w:r>
       <w:r>
@@ -1936,7 +1959,17 @@
         <w:t>i</w:t>
       </w:r>
       <w:r>
-        <w:t xml:space="preserve">nsignias o trofeos, muestran una aceptación sólida y equilibrada, funcionando como los cimientos necesarios para dar una sensación de progreso.Finalmente, los </w:t>
+        <w:t xml:space="preserve">nsignias o trofeos, muestran una aceptación sólida y equilibrada, funcionando como los cimientos necesarios para dar una sensación de </w:t>
+      </w:r>
+      <w:proofErr w:type="spellStart"/>
+      <w:proofErr w:type="gramStart"/>
+      <w:r>
+        <w:t>progreso.Finalmente</w:t>
+      </w:r>
+      <w:proofErr w:type="spellEnd"/>
+      <w:proofErr w:type="gramEnd"/>
+      <w:r>
+        <w:t xml:space="preserve">, los </w:t>
       </w:r>
       <w:r>
         <w:t>r</w:t>
@@ -2173,14 +2206,35 @@
         <w:pStyle w:val="Tesis"/>
       </w:pPr>
       <w:r>
-        <w:t>Con un 24%, lo sigue los quizzes y tests rápidos. Esto complementa perfectamente el punto anterior, sugiriendo que después de la “experiencia interactiva”, los estudiantes valoran una evaluación breve y directa que les dé</w:t>
+        <w:t xml:space="preserve">Con un 24%, lo sigue los </w:t>
+      </w:r>
+      <w:proofErr w:type="spellStart"/>
+      <w:r>
+        <w:t>quizzes</w:t>
+      </w:r>
+      <w:proofErr w:type="spellEnd"/>
+      <w:r>
+        <w:t xml:space="preserve"> y </w:t>
+      </w:r>
+      <w:proofErr w:type="spellStart"/>
+      <w:r>
+        <w:t>tests</w:t>
+      </w:r>
+      <w:proofErr w:type="spellEnd"/>
+      <w:r>
+        <w:t xml:space="preserve"> rápidos. Esto complementa perfectamente el punto anterior, sugiriendo que después de la “experiencia interactiva”, los estudiantes valoran una evaluación breve y directa que les dé</w:t>
       </w:r>
       <w:r>
         <w:t xml:space="preserve"> </w:t>
       </w:r>
+      <w:proofErr w:type="spellStart"/>
       <w:r>
         <w:lastRenderedPageBreak/>
-        <w:t>feedback sobre su desempeño. Por otra parte, los formatos más tradicionales como las micro lecciones con un 9%, y las infografías o resúmenes visuales con apenas un 4%, quedan relegados a un papel muy secundario.</w:t>
+        <w:t>feedback</w:t>
+      </w:r>
+      <w:proofErr w:type="spellEnd"/>
+      <w:r>
+        <w:t xml:space="preserve"> sobre su desempeño. Por otra parte, los formatos más tradicionales como las micro lecciones con un 9%, y las infografías o resúmenes visuales con apenas un 4%, quedan relegados a un papel muy secundario.</w:t>
       </w:r>
     </w:p>
     <w:p>
@@ -2448,7 +2502,15 @@
         <w:t xml:space="preserve"> se</w:t>
       </w:r>
       <w:r>
-        <w:t xml:space="preserve"> dividió el desarrollo en iteraciones (sprints), teniendo en cuenta las tecnologías seleccionadas. Se estableció el siguiente cronograma preliminar:</w:t>
+        <w:t xml:space="preserve"> dividió el desarrollo en iteraciones (</w:t>
+      </w:r>
+      <w:proofErr w:type="spellStart"/>
+      <w:r>
+        <w:t>sprints</w:t>
+      </w:r>
+      <w:proofErr w:type="spellEnd"/>
+      <w:r>
+        <w:t>), teniendo en cuenta las tecnologías seleccionadas. Se estableció el siguiente cronograma preliminar:</w:t>
       </w:r>
     </w:p>
     <w:p>
@@ -2492,7 +2554,25 @@
           <w:b w:val="0"/>
           <w:bCs w:val="0"/>
         </w:rPr>
-        <w:t>Sprint 3 (Módulo de Contenido Gamificado): Implementación del primer módulo interactiv</w:t>
+        <w:t xml:space="preserve">Sprint 3 (Módulo de Contenido </w:t>
+      </w:r>
+      <w:proofErr w:type="spellStart"/>
+      <w:r>
+        <w:rPr>
+          <w:rStyle w:val="Fuerte"/>
+          <w:b w:val="0"/>
+          <w:bCs w:val="0"/>
+        </w:rPr>
+        <w:t>Gamificado</w:t>
+      </w:r>
+      <w:proofErr w:type="spellEnd"/>
+      <w:r>
+        <w:rPr>
+          <w:rStyle w:val="Fuerte"/>
+          <w:b w:val="0"/>
+          <w:bCs w:val="0"/>
+        </w:rPr>
+        <w:t>): Implementación del primer módulo interactiv</w:t>
       </w:r>
       <w:r>
         <w:rPr>
@@ -2711,12 +2791,14 @@
       <w:r>
         <w:t xml:space="preserve">utilizados fue </w:t>
       </w:r>
+      <w:proofErr w:type="spellStart"/>
       <w:r>
         <w:t>Star</w:t>
       </w:r>
       <w:r>
         <w:t>UML</w:t>
       </w:r>
+      <w:proofErr w:type="spellEnd"/>
       <w:r>
         <w:t>, una herramienta para el modelamiento de software basado en los estándares UML, permite</w:t>
       </w:r>
@@ -3105,11 +3187,16 @@
         <w:t>Para el diseño de los prototipos de las pantallas de la aplicación se utilizó</w:t>
       </w:r>
       <w:r>
-        <w:t xml:space="preserve"> Canv</w:t>
+        <w:t xml:space="preserve"> </w:t>
+      </w:r>
+      <w:proofErr w:type="spellStart"/>
+      <w:r>
+        <w:t>Canv</w:t>
       </w:r>
       <w:r>
         <w:t>a</w:t>
       </w:r>
+      <w:proofErr w:type="spellEnd"/>
       <w:r>
         <w:t xml:space="preserve">, </w:t>
       </w:r>
@@ -3863,7 +3950,35 @@
         <w:rPr>
           <w:lang w:val="es-ES_tradnl"/>
         </w:rPr>
-        <w:t xml:space="preserve">La función ‘obtener_ruta_base()’ detecta automáticamente si el programa se ejecutaba desde el código fuente o desde un archivo generado por </w:t>
+        <w:t>La función ‘</w:t>
+      </w:r>
+      <w:proofErr w:type="spellStart"/>
+      <w:r>
+        <w:rPr>
+          <w:lang w:val="es-ES_tradnl"/>
+        </w:rPr>
+        <w:t>obtener_ruta_</w:t>
+      </w:r>
+      <w:proofErr w:type="gramStart"/>
+      <w:r>
+        <w:rPr>
+          <w:lang w:val="es-ES_tradnl"/>
+        </w:rPr>
+        <w:t>base</w:t>
+      </w:r>
+      <w:proofErr w:type="spellEnd"/>
+      <w:r>
+        <w:rPr>
+          <w:lang w:val="es-ES_tradnl"/>
+        </w:rPr>
+        <w:t>(</w:t>
+      </w:r>
+      <w:proofErr w:type="gramEnd"/>
+      <w:r>
+        <w:rPr>
+          <w:lang w:val="es-ES_tradnl"/>
+        </w:rPr>
+        <w:t xml:space="preserve">)’ detecta automáticamente si el programa se ejecutaba desde el código fuente o desde un archivo generado por </w:t>
       </w:r>
       <w:r>
         <w:rPr>
@@ -3882,7 +3997,63 @@
         <w:rPr>
           <w:lang w:val="es-ES_tradnl"/>
         </w:rPr>
-        <w:t xml:space="preserve"> ‘obtener_ruta_db()’ que simplemente concatena la ruta base con el nombre de la base de datos. Seguidamente se creó, ‘obtener_ruta_recurso()’ para localizar imágenes y otros archivos estáticos que se utilizan en la aplicación.</w:t>
+        <w:t xml:space="preserve"> ‘</w:t>
+      </w:r>
+      <w:proofErr w:type="spellStart"/>
+      <w:r>
+        <w:rPr>
+          <w:lang w:val="es-ES_tradnl"/>
+        </w:rPr>
+        <w:t>obtener_ruta_</w:t>
+      </w:r>
+      <w:proofErr w:type="gramStart"/>
+      <w:r>
+        <w:rPr>
+          <w:lang w:val="es-ES_tradnl"/>
+        </w:rPr>
+        <w:t>db</w:t>
+      </w:r>
+      <w:proofErr w:type="spellEnd"/>
+      <w:r>
+        <w:rPr>
+          <w:lang w:val="es-ES_tradnl"/>
+        </w:rPr>
+        <w:t>(</w:t>
+      </w:r>
+      <w:proofErr w:type="gramEnd"/>
+      <w:r>
+        <w:rPr>
+          <w:lang w:val="es-ES_tradnl"/>
+        </w:rPr>
+        <w:t>)’ que simplemente concatena la ruta base con el nombre de la base de datos. Seguidamente se creó, ‘</w:t>
+      </w:r>
+      <w:proofErr w:type="spellStart"/>
+      <w:r>
+        <w:rPr>
+          <w:lang w:val="es-ES_tradnl"/>
+        </w:rPr>
+        <w:t>obtener_ruta_</w:t>
+      </w:r>
+      <w:proofErr w:type="gramStart"/>
+      <w:r>
+        <w:rPr>
+          <w:lang w:val="es-ES_tradnl"/>
+        </w:rPr>
+        <w:t>recurso</w:t>
+      </w:r>
+      <w:proofErr w:type="spellEnd"/>
+      <w:r>
+        <w:rPr>
+          <w:lang w:val="es-ES_tradnl"/>
+        </w:rPr>
+        <w:t>(</w:t>
+      </w:r>
+      <w:proofErr w:type="gramEnd"/>
+      <w:r>
+        <w:rPr>
+          <w:lang w:val="es-ES_tradnl"/>
+        </w:rPr>
+        <w:t>)’ para localizar imágenes y otros archivos estáticos que se utilizan en la aplicación.</w:t>
       </w:r>
     </w:p>
     <w:p>
@@ -4005,7 +4176,31 @@
         <w:t>La clase ‘Navegador central’ fue uno de los desarrollos más importantes de esta fase</w:t>
       </w:r>
       <w:r>
-        <w:t xml:space="preserve"> inicial. Su método ‘__init__’ recibe el objeto ‘page’ del Flet y lo almacena para ser usado más adelante. El método ‘inicializar()’ configura el layout principal de todo el software, creando un</w:t>
+        <w:t xml:space="preserve"> inicial. Su método ‘__</w:t>
+      </w:r>
+      <w:proofErr w:type="spellStart"/>
+      <w:r>
+        <w:t>init</w:t>
+      </w:r>
+      <w:proofErr w:type="spellEnd"/>
+      <w:r>
+        <w:t>__’ recibe el objeto ‘page’ del Flet y lo almacena para ser usado más adelante. El método ‘</w:t>
+      </w:r>
+      <w:proofErr w:type="gramStart"/>
+      <w:r>
+        <w:t>inicializar(</w:t>
+      </w:r>
+      <w:proofErr w:type="gramEnd"/>
+      <w:r>
+        <w:t xml:space="preserve">)’ configura el </w:t>
+      </w:r>
+      <w:proofErr w:type="spellStart"/>
+      <w:r>
+        <w:t>layout</w:t>
+      </w:r>
+      <w:proofErr w:type="spellEnd"/>
+      <w:r>
+        <w:t xml:space="preserve"> principal de todo el software, creando un</w:t>
       </w:r>
       <w:r>
         <w:t>a</w:t>
@@ -4020,7 +4215,23 @@
         <w:t xml:space="preserve"> persistente a la izquierda junto con un contenedor central dinámico y e</w:t>
       </w:r>
       <w:r>
-        <w:t>l método `_crear_sidebar()` genera dinámicamente los botones de navegación</w:t>
+        <w:t>l método `_</w:t>
+      </w:r>
+      <w:proofErr w:type="spellStart"/>
+      <w:r>
+        <w:t>crear_</w:t>
+      </w:r>
+      <w:proofErr w:type="gramStart"/>
+      <w:r>
+        <w:t>sidebar</w:t>
+      </w:r>
+      <w:proofErr w:type="spellEnd"/>
+      <w:r>
+        <w:t>(</w:t>
+      </w:r>
+      <w:proofErr w:type="gramEnd"/>
+      <w:r>
+        <w:t>)` genera dinámicamente los botones de navegación</w:t>
       </w:r>
       <w:r>
         <w:t xml:space="preserve"> de la </w:t>
@@ -4043,10 +4254,50 @@
       </w:pPr>
       <w:r>
         <w:lastRenderedPageBreak/>
-        <w:t xml:space="preserve">El método ‘navegar_a()’ </w:t>
-      </w:r>
-      <w:r>
-        <w:t xml:space="preserve">de la clase ‘NavegadorCentral’ define el centro del sistema de rutas internas. Está función recibe indicando la pantalla o módulo destino, realizando imports dinámicos de los módulos correspondientes, ejecutando la función de contenido enviando los datos del usuario, y actualizando el sidebar para reflejar visualmente </w:t>
+        <w:t>El método ‘</w:t>
+      </w:r>
+      <w:proofErr w:type="spellStart"/>
+      <w:r>
+        <w:t>navegar_</w:t>
+      </w:r>
+      <w:proofErr w:type="gramStart"/>
+      <w:r>
+        <w:t>a</w:t>
+      </w:r>
+      <w:proofErr w:type="spellEnd"/>
+      <w:r>
+        <w:t>(</w:t>
+      </w:r>
+      <w:proofErr w:type="gramEnd"/>
+      <w:r>
+        <w:t xml:space="preserve">)’ </w:t>
+      </w:r>
+      <w:r>
+        <w:t>de la clase ‘</w:t>
+      </w:r>
+      <w:proofErr w:type="spellStart"/>
+      <w:r>
+        <w:t>NavegadorCentral</w:t>
+      </w:r>
+      <w:proofErr w:type="spellEnd"/>
+      <w:r>
+        <w:t xml:space="preserve">’ define el centro del sistema de rutas internas. Está función recibe indicando la pantalla o módulo destino, realizando </w:t>
+      </w:r>
+      <w:proofErr w:type="spellStart"/>
+      <w:r>
+        <w:t>imports</w:t>
+      </w:r>
+      <w:proofErr w:type="spellEnd"/>
+      <w:r>
+        <w:t xml:space="preserve"> dinámicos de los módulos correspondientes, ejecutando la función de contenido enviando los datos del usuario, y actualizando el </w:t>
+      </w:r>
+      <w:proofErr w:type="spellStart"/>
+      <w:r>
+        <w:t>sidebar</w:t>
+      </w:r>
+      <w:proofErr w:type="spellEnd"/>
+      <w:r>
+        <w:t xml:space="preserve"> para reflejar visualmente </w:t>
       </w:r>
       <w:r>
         <w:t xml:space="preserve">la nueva ubicación. </w:t>
@@ -4063,7 +4314,31 @@
         <w:t xml:space="preserve">el </w:t>
       </w:r>
       <w:r>
-        <w:t xml:space="preserve">archivo ‘enrutador.py’ se definió un diccionario global ‘_vistas_registradas’ que funcionaba como registro central de todas las vistas disponibles. La función ‘registrar_vista()’ añade entradas a este diccionario asociando nombres de vista </w:t>
+        <w:t>archivo ‘enrutador.py’ se definió un diccionario global ‘_</w:t>
+      </w:r>
+      <w:proofErr w:type="spellStart"/>
+      <w:r>
+        <w:t>vistas_registradas</w:t>
+      </w:r>
+      <w:proofErr w:type="spellEnd"/>
+      <w:r>
+        <w:t>’ que funcionaba como registro central de todas las vistas disponibles. La función ‘</w:t>
+      </w:r>
+      <w:proofErr w:type="spellStart"/>
+      <w:r>
+        <w:t>registrar_</w:t>
+      </w:r>
+      <w:proofErr w:type="gramStart"/>
+      <w:r>
+        <w:t>vista</w:t>
+      </w:r>
+      <w:proofErr w:type="spellEnd"/>
+      <w:r>
+        <w:t>(</w:t>
+      </w:r>
+      <w:proofErr w:type="gramEnd"/>
+      <w:r>
+        <w:t xml:space="preserve">)’ añade entradas a este diccionario asociando nombres de vista </w:t>
       </w:r>
       <w:r>
         <w:t>con las funciones que las renderizan</w:t>
@@ -4072,7 +4347,23 @@
         <w:t>, seguidamente tenemos a l</w:t>
       </w:r>
       <w:r>
-        <w:t>a función `navegar_a()`</w:t>
+        <w:t>a función `</w:t>
+      </w:r>
+      <w:proofErr w:type="spellStart"/>
+      <w:r>
+        <w:t>navegar_</w:t>
+      </w:r>
+      <w:proofErr w:type="gramStart"/>
+      <w:r>
+        <w:t>a</w:t>
+      </w:r>
+      <w:proofErr w:type="spellEnd"/>
+      <w:r>
+        <w:t>(</w:t>
+      </w:r>
+      <w:proofErr w:type="gramEnd"/>
+      <w:r>
+        <w:t>)`</w:t>
       </w:r>
       <w:r>
         <w:t>,</w:t>
@@ -4096,7 +4387,31 @@
         <w:t xml:space="preserve"> usuario</w:t>
       </w:r>
       <w:r>
-        <w:t xml:space="preserve"> registrado y opcionalmente los datos del usuario. La función `inicializar_vistas()` importa todos los módulos de vistas y registrarlos, utilizando imports diferidos para evitar que Python detectara dependencias circulares al cargar los archivos.</w:t>
+        <w:t xml:space="preserve"> registrado y opcionalmente los datos del usuario. La función `</w:t>
+      </w:r>
+      <w:proofErr w:type="spellStart"/>
+      <w:r>
+        <w:t>inicializar_</w:t>
+      </w:r>
+      <w:proofErr w:type="gramStart"/>
+      <w:r>
+        <w:t>vistas</w:t>
+      </w:r>
+      <w:proofErr w:type="spellEnd"/>
+      <w:r>
+        <w:t>(</w:t>
+      </w:r>
+      <w:proofErr w:type="gramEnd"/>
+      <w:r>
+        <w:t xml:space="preserve">)` importa todos los módulos de vistas y registrarlos, utilizando </w:t>
+      </w:r>
+      <w:proofErr w:type="spellStart"/>
+      <w:r>
+        <w:t>imports</w:t>
+      </w:r>
+      <w:proofErr w:type="spellEnd"/>
+      <w:r>
+        <w:t xml:space="preserve"> diferidos para evitar que Python detectara dependencias circulares al cargar los archivos.</w:t>
       </w:r>
     </w:p>
     <w:p>
@@ -4217,7 +4532,55 @@
         <w:t>La construcción continuó con el sistema de almacenamiento mediante el archivo ‘gestor_db.py’, que implementa el patrón Singleton para garantizar una única conexión a la base de datos SQLite. El método</w:t>
       </w:r>
       <w:r>
-        <w:t xml:space="preserve"> ‘_new_’ de la clase ‘GestorDB’ verifica si ya existe una instancia de la clase y, de no ser así, crea una nueva llamando a ‘_inicializar()’. El método ‘_conectar()’ abre una conexión s SqLite usando la ruta proporcionada por ‘obtener_ruta_db()’ del módulo de configuración. </w:t>
+        <w:t xml:space="preserve"> ‘_new_’ de la clase ‘</w:t>
+      </w:r>
+      <w:proofErr w:type="spellStart"/>
+      <w:r>
+        <w:t>GestorDB</w:t>
+      </w:r>
+      <w:proofErr w:type="spellEnd"/>
+      <w:r>
+        <w:t>’ verifica si ya existe una instancia de la clase y, de no ser así, crea una nueva llamando a ‘_</w:t>
+      </w:r>
+      <w:proofErr w:type="gramStart"/>
+      <w:r>
+        <w:t>inicializar(</w:t>
+      </w:r>
+      <w:proofErr w:type="gramEnd"/>
+      <w:r>
+        <w:t>)’. El método ‘_</w:t>
+      </w:r>
+      <w:proofErr w:type="gramStart"/>
+      <w:r>
+        <w:t>conectar(</w:t>
+      </w:r>
+      <w:proofErr w:type="gramEnd"/>
+      <w:r>
+        <w:t xml:space="preserve">)’ abre una conexión s </w:t>
+      </w:r>
+      <w:proofErr w:type="spellStart"/>
+      <w:r>
+        <w:t>SqLite</w:t>
+      </w:r>
+      <w:proofErr w:type="spellEnd"/>
+      <w:r>
+        <w:t xml:space="preserve"> usando la ruta proporcionada por ‘</w:t>
+      </w:r>
+      <w:proofErr w:type="spellStart"/>
+      <w:r>
+        <w:t>obtener_ruta_</w:t>
+      </w:r>
+      <w:proofErr w:type="gramStart"/>
+      <w:r>
+        <w:t>db</w:t>
+      </w:r>
+      <w:proofErr w:type="spellEnd"/>
+      <w:r>
+        <w:t>(</w:t>
+      </w:r>
+      <w:proofErr w:type="gramEnd"/>
+      <w:r>
+        <w:t xml:space="preserve">)’ del módulo de configuración. </w:t>
       </w:r>
     </w:p>
     <w:p>
@@ -4225,13 +4588,63 @@
         <w:pStyle w:val="Tesis"/>
       </w:pPr>
       <w:r>
-        <w:t>La función de ‘obtener_usuario_por_credenciales’</w:t>
-      </w:r>
-      <w:r>
-        <w:t xml:space="preserve"> realiza búsquedas en la tabla de usuarios filtrando por nombre de usuario y contraseña, retornando si las credenciales coinciden. Su opuesto es la función ‘obtener_usuario_por_correo()’</w:t>
-      </w:r>
-      <w:r>
-        <w:t xml:space="preserve"> busca solamente por dirección de correo electrónico, siendo vital para el proceso de recuperación de contraseña.El método `actualizar_puntuacion()` modificaba los puntos acumulados del usuario y opcionalmente su etapa y nivel actuales cuando avanzaba en el contenido educativo</w:t>
+        <w:t>La función de ‘</w:t>
+      </w:r>
+      <w:proofErr w:type="spellStart"/>
+      <w:r>
+        <w:t>obtener_usuario_por_credenciales</w:t>
+      </w:r>
+      <w:proofErr w:type="spellEnd"/>
+      <w:r>
+        <w:t>’</w:t>
+      </w:r>
+      <w:r>
+        <w:t xml:space="preserve"> realiza búsquedas en la tabla de usuarios filtrando por nombre de usuario y contraseña, retornando si las credenciales coinciden. Su opuesto es la función ‘</w:t>
+      </w:r>
+      <w:proofErr w:type="spellStart"/>
+      <w:r>
+        <w:t>obtener_usuario_por_</w:t>
+      </w:r>
+      <w:proofErr w:type="gramStart"/>
+      <w:r>
+        <w:t>correo</w:t>
+      </w:r>
+      <w:proofErr w:type="spellEnd"/>
+      <w:r>
+        <w:t>(</w:t>
+      </w:r>
+      <w:proofErr w:type="gramEnd"/>
+      <w:r>
+        <w:t>)’</w:t>
+      </w:r>
+      <w:r>
+        <w:t xml:space="preserve"> busca solamente por dirección de correo electrónico, siendo vital para el proceso de recuperación de </w:t>
+      </w:r>
+      <w:proofErr w:type="spellStart"/>
+      <w:proofErr w:type="gramStart"/>
+      <w:r>
+        <w:t>contraseña.El</w:t>
+      </w:r>
+      <w:proofErr w:type="spellEnd"/>
+      <w:proofErr w:type="gramEnd"/>
+      <w:r>
+        <w:t xml:space="preserve"> método `</w:t>
+      </w:r>
+      <w:proofErr w:type="spellStart"/>
+      <w:r>
+        <w:t>actualizar_</w:t>
+      </w:r>
+      <w:proofErr w:type="gramStart"/>
+      <w:r>
+        <w:t>puntuacion</w:t>
+      </w:r>
+      <w:proofErr w:type="spellEnd"/>
+      <w:r>
+        <w:t>(</w:t>
+      </w:r>
+      <w:proofErr w:type="gramEnd"/>
+      <w:r>
+        <w:t>)` modificaba los puntos acumulados del usuario y opcionalmente su etapa y nivel actuales cuando avanzaba en el contenido educativo</w:t>
       </w:r>
       <w:r>
         <w:t>.</w:t>
@@ -4242,14 +4655,120 @@
         <w:pStyle w:val="Tesis"/>
       </w:pPr>
       <w:r>
-        <w:t xml:space="preserve">El sistema de vidas se implementó mediante `actualizar_vidas()`, que recibía el ID de usuario, cantidad de vidas y timestamp de última recarga. </w:t>
-      </w:r>
-      <w:r>
-        <w:t xml:space="preserve">Para la recuperación de contraseña, se implementaron tres métodos especializados. `guardar_codigo_recuperacion()` marcaba códigos anteriores como usados e insertaba uno nuevo con timestamp de expiración calculado sumando minutos a la hora actual usando `datetime.now() + timedelta()`. `verificar_codigo_recuperacion()` comprobaba que un código existiera, no estuviera usado y no hubiera expirado comparando contra la hora actual de la </w:t>
+        <w:t>El sistema de vidas se implementó mediante `</w:t>
+      </w:r>
+      <w:proofErr w:type="spellStart"/>
+      <w:r>
+        <w:t>actualizar_</w:t>
+      </w:r>
+      <w:proofErr w:type="gramStart"/>
+      <w:r>
+        <w:t>vidas</w:t>
+      </w:r>
+      <w:proofErr w:type="spellEnd"/>
+      <w:r>
+        <w:t>(</w:t>
+      </w:r>
+      <w:proofErr w:type="gramEnd"/>
+      <w:r>
+        <w:t xml:space="preserve">)`, que recibía el ID de usuario, cantidad de vidas y </w:t>
+      </w:r>
+      <w:proofErr w:type="spellStart"/>
+      <w:r>
+        <w:t>timestamp</w:t>
+      </w:r>
+      <w:proofErr w:type="spellEnd"/>
+      <w:r>
+        <w:t xml:space="preserve"> de última recarga. </w:t>
+      </w:r>
+      <w:r>
+        <w:t>Para la recuperación de contraseña, se implementaron tres métodos especializados. `</w:t>
+      </w:r>
+      <w:proofErr w:type="spellStart"/>
+      <w:r>
+        <w:t>guardar_codigo_</w:t>
+      </w:r>
+      <w:proofErr w:type="gramStart"/>
+      <w:r>
+        <w:t>recuperacion</w:t>
+      </w:r>
+      <w:proofErr w:type="spellEnd"/>
+      <w:r>
+        <w:t>(</w:t>
+      </w:r>
+      <w:proofErr w:type="gramEnd"/>
+      <w:r>
+        <w:t xml:space="preserve">)` marcaba códigos anteriores como usados e insertaba uno nuevo con </w:t>
+      </w:r>
+      <w:proofErr w:type="spellStart"/>
+      <w:r>
+        <w:t>timestamp</w:t>
+      </w:r>
+      <w:proofErr w:type="spellEnd"/>
+      <w:r>
+        <w:t xml:space="preserve"> de expiración calculado sumando minutos a la hora actual usando `</w:t>
+      </w:r>
+      <w:proofErr w:type="spellStart"/>
+      <w:proofErr w:type="gramStart"/>
+      <w:r>
+        <w:t>datetime.now</w:t>
+      </w:r>
+      <w:proofErr w:type="spellEnd"/>
+      <w:r>
+        <w:t>(</w:t>
+      </w:r>
+      <w:proofErr w:type="gramEnd"/>
+      <w:r>
+        <w:t xml:space="preserve">) + </w:t>
+      </w:r>
+      <w:proofErr w:type="spellStart"/>
+      <w:proofErr w:type="gramStart"/>
+      <w:r>
+        <w:t>timedelta</w:t>
+      </w:r>
+      <w:proofErr w:type="spellEnd"/>
+      <w:r>
+        <w:t>(</w:t>
+      </w:r>
+      <w:proofErr w:type="gramEnd"/>
+      <w:r>
+        <w:t>)`. `</w:t>
+      </w:r>
+      <w:proofErr w:type="spellStart"/>
+      <w:r>
+        <w:t>verificar_codigo_</w:t>
+      </w:r>
+      <w:proofErr w:type="gramStart"/>
+      <w:r>
+        <w:t>recuperacion</w:t>
+      </w:r>
+      <w:proofErr w:type="spellEnd"/>
+      <w:r>
+        <w:t>(</w:t>
+      </w:r>
+      <w:proofErr w:type="gramEnd"/>
+      <w:r>
+        <w:t xml:space="preserve">)` comprobaba que un código existiera, no estuviera usado y no hubiera expirado comparando contra la hora actual de la </w:t>
       </w:r>
       <w:r>
         <w:lastRenderedPageBreak/>
-        <w:t>base de datos. Finalmente, `marcar_codigo_usado()` actualizaba el estado del código para evitar reutilizaciones después del cambio de contraseña exitoso</w:t>
+        <w:t>base de datos. Finalmente, `</w:t>
+      </w:r>
+      <w:proofErr w:type="spellStart"/>
+      <w:r>
+        <w:t>marcar_codigo_</w:t>
+      </w:r>
+      <w:proofErr w:type="gramStart"/>
+      <w:r>
+        <w:t>usado</w:t>
+      </w:r>
+      <w:proofErr w:type="spellEnd"/>
+      <w:r>
+        <w:t>(</w:t>
+      </w:r>
+      <w:proofErr w:type="gramEnd"/>
+      <w:r>
+        <w:t>)` actualizaba el estado del código para evitar reutilizaciones después del cambio de contraseña exitoso</w:t>
       </w:r>
       <w:r>
         <w:t>.</w:t>
@@ -4417,10 +4936,80 @@
         <w:t>Siendo la primera</w:t>
       </w:r>
       <w:r>
-        <w:t xml:space="preserve"> ‘generar_codigo_recuperacion()’ utilizando ‘random.choices()’ con ’string.digits’ para crear cadenas aleatorias de 6 números</w:t>
-      </w:r>
-      <w:r>
-        <w:t>, ‘enviar_email_recuperacion()’ construye los mensajes usando la clase ‘EmailMessage’ del módulo ‘email.message’</w:t>
+        <w:t xml:space="preserve"> ‘</w:t>
+      </w:r>
+      <w:proofErr w:type="spellStart"/>
+      <w:r>
+        <w:t>generar_codigo_</w:t>
+      </w:r>
+      <w:proofErr w:type="gramStart"/>
+      <w:r>
+        <w:t>recuperacion</w:t>
+      </w:r>
+      <w:proofErr w:type="spellEnd"/>
+      <w:r>
+        <w:t>(</w:t>
+      </w:r>
+      <w:proofErr w:type="gramEnd"/>
+      <w:r>
+        <w:t>)’ utilizando ‘</w:t>
+      </w:r>
+      <w:proofErr w:type="spellStart"/>
+      <w:proofErr w:type="gramStart"/>
+      <w:r>
+        <w:t>random.choices</w:t>
+      </w:r>
+      <w:proofErr w:type="spellEnd"/>
+      <w:proofErr w:type="gramEnd"/>
+      <w:r>
+        <w:t>()’ con ’</w:t>
+      </w:r>
+      <w:proofErr w:type="spellStart"/>
+      <w:proofErr w:type="gramStart"/>
+      <w:r>
+        <w:t>string.digits</w:t>
+      </w:r>
+      <w:proofErr w:type="spellEnd"/>
+      <w:proofErr w:type="gramEnd"/>
+      <w:r>
+        <w:t>’ para crear cadenas aleatorias de 6 números</w:t>
+      </w:r>
+      <w:r>
+        <w:t>, ‘</w:t>
+      </w:r>
+      <w:proofErr w:type="spellStart"/>
+      <w:r>
+        <w:t>enviar_email_</w:t>
+      </w:r>
+      <w:proofErr w:type="gramStart"/>
+      <w:r>
+        <w:t>recuperacion</w:t>
+      </w:r>
+      <w:proofErr w:type="spellEnd"/>
+      <w:r>
+        <w:t>(</w:t>
+      </w:r>
+      <w:proofErr w:type="gramEnd"/>
+      <w:r>
+        <w:t>)’ construye los mensajes usando la clase ‘</w:t>
+      </w:r>
+      <w:proofErr w:type="spellStart"/>
+      <w:r>
+        <w:t>EmailMessage</w:t>
+      </w:r>
+      <w:proofErr w:type="spellEnd"/>
+      <w:r>
+        <w:t>’ del módulo ‘</w:t>
+      </w:r>
+      <w:proofErr w:type="spellStart"/>
+      <w:proofErr w:type="gramStart"/>
+      <w:r>
+        <w:t>email.message</w:t>
+      </w:r>
+      <w:proofErr w:type="spellEnd"/>
+      <w:proofErr w:type="gramEnd"/>
+      <w:r>
+        <w:t>’</w:t>
       </w:r>
       <w:r>
         <w:t>.</w:t>
@@ -4552,13 +5141,69 @@
         <w:pStyle w:val="Tesis"/>
       </w:pPr>
       <w:r>
-        <w:t xml:space="preserve">El desarrollo de las interfaces inicio con el archivo ‘login_vista.py’, donde su principal función ‘mostrar_login()’ se ocupa de configurar la página de Flet estableciendo título, color de fondo, y alineaciones </w:t>
-      </w:r>
-      <w:r>
-        <w:t>tanto vertical como horizontal. Dentro de esta, se encuentra la función ‘mostrar_mensaje()’ encargada de crear un ‘SnackBar’ para las notificaciones temporales con colores dinámicos</w:t>
-      </w:r>
-      <w:r>
-        <w:t xml:space="preserve"> y la función ‘login_click()’ maneja todo el flujo de autenticación</w:t>
+        <w:t>El desarrollo de las interfaces inicio con el archivo ‘login_vista.py’, donde su principal función ‘</w:t>
+      </w:r>
+      <w:proofErr w:type="spellStart"/>
+      <w:r>
+        <w:t>mostrar_</w:t>
+      </w:r>
+      <w:proofErr w:type="gramStart"/>
+      <w:r>
+        <w:t>login</w:t>
+      </w:r>
+      <w:proofErr w:type="spellEnd"/>
+      <w:r>
+        <w:t>(</w:t>
+      </w:r>
+      <w:proofErr w:type="gramEnd"/>
+      <w:r>
+        <w:t xml:space="preserve">)’ se ocupa de configurar la página de Flet estableciendo título, color de fondo, y alineaciones </w:t>
+      </w:r>
+      <w:r>
+        <w:t>tanto vertical como horizontal. Dentro de esta, se encuentra la función ‘</w:t>
+      </w:r>
+      <w:proofErr w:type="spellStart"/>
+      <w:r>
+        <w:t>mostrar_</w:t>
+      </w:r>
+      <w:proofErr w:type="gramStart"/>
+      <w:r>
+        <w:t>mensaje</w:t>
+      </w:r>
+      <w:proofErr w:type="spellEnd"/>
+      <w:r>
+        <w:t>(</w:t>
+      </w:r>
+      <w:proofErr w:type="gramEnd"/>
+      <w:r>
+        <w:t>)’ encargada de crear un ‘</w:t>
+      </w:r>
+      <w:proofErr w:type="spellStart"/>
+      <w:r>
+        <w:t>SnackBar</w:t>
+      </w:r>
+      <w:proofErr w:type="spellEnd"/>
+      <w:r>
+        <w:t>’ para las notificaciones temporales con colores dinámicos</w:t>
+      </w:r>
+      <w:r>
+        <w:t xml:space="preserve"> y la función ‘</w:t>
+      </w:r>
+      <w:proofErr w:type="spellStart"/>
+      <w:r>
+        <w:t>login_</w:t>
+      </w:r>
+      <w:proofErr w:type="gramStart"/>
+      <w:r>
+        <w:t>click</w:t>
+      </w:r>
+      <w:proofErr w:type="spellEnd"/>
+      <w:r>
+        <w:t>(</w:t>
+      </w:r>
+      <w:proofErr w:type="gramEnd"/>
+      <w:r>
+        <w:t>)’ maneja todo el flujo de autenticación</w:t>
       </w:r>
       <w:r>
         <w:t>, extrayendo los valores de los campos de texto y realiza las validaciones necesarias</w:t>
@@ -4591,7 +5236,23 @@
         <w:t xml:space="preserve"> </w:t>
       </w:r>
       <w:r>
-        <w:t>`obtener_navegador()` para inicializar el sistema de navegación persistente</w:t>
+        <w:t>`</w:t>
+      </w:r>
+      <w:proofErr w:type="spellStart"/>
+      <w:r>
+        <w:t>obtener_</w:t>
+      </w:r>
+      <w:proofErr w:type="gramStart"/>
+      <w:r>
+        <w:t>navegador</w:t>
+      </w:r>
+      <w:proofErr w:type="spellEnd"/>
+      <w:r>
+        <w:t>(</w:t>
+      </w:r>
+      <w:proofErr w:type="gramEnd"/>
+      <w:r>
+        <w:t>)` para inicializar el sistema de navegación persistente</w:t>
       </w:r>
       <w:r>
         <w:t xml:space="preserve"> y se redirige</w:t>
@@ -4746,13 +5407,82 @@
         <w:t>iene</w:t>
       </w:r>
       <w:r>
-        <w:t xml:space="preserve"> `mostrar_registro()` con una función auxiliar `crear_tf()`</w:t>
+        <w:t xml:space="preserve"> `</w:t>
+      </w:r>
+      <w:proofErr w:type="spellStart"/>
+      <w:r>
+        <w:t>mostrar_</w:t>
+      </w:r>
+      <w:proofErr w:type="gramStart"/>
+      <w:r>
+        <w:t>registro</w:t>
+      </w:r>
+      <w:proofErr w:type="spellEnd"/>
+      <w:r>
+        <w:t>(</w:t>
+      </w:r>
+      <w:proofErr w:type="gramEnd"/>
+      <w:r>
+        <w:t>)` con una función auxiliar `</w:t>
+      </w:r>
+      <w:proofErr w:type="spellStart"/>
+      <w:r>
+        <w:t>crear_</w:t>
+      </w:r>
+      <w:proofErr w:type="gramStart"/>
+      <w:r>
+        <w:t>tf</w:t>
+      </w:r>
+      <w:proofErr w:type="spellEnd"/>
+      <w:r>
+        <w:t>(</w:t>
+      </w:r>
+      <w:proofErr w:type="gramEnd"/>
+      <w:r>
+        <w:t>)`</w:t>
       </w:r>
       <w:r>
         <w:t xml:space="preserve"> empleada para crear </w:t>
       </w:r>
       <w:r>
-        <w:t>campos de texto configurados consistentemente con bordes invisibles, fondo gris claro, iconos prefijos y colores personalizados. La función `registrar_click()` ejecutaba seis validaciones secuenciales: campos vacíos con `all()`, nombres con letras y espacios mediante regex, formato de correo electrónico con patrón estándar, formato de usuario alfanumérico, longitud mínima de contraseña, y coincidencia entre contraseña y confirmación.</w:t>
+        <w:t>campos de texto configurados consistentemente con bordes invisibles, fondo gris claro, iconos prefijos y colores personalizados. La función `</w:t>
+      </w:r>
+      <w:proofErr w:type="spellStart"/>
+      <w:r>
+        <w:t>registrar_</w:t>
+      </w:r>
+      <w:proofErr w:type="gramStart"/>
+      <w:r>
+        <w:t>click</w:t>
+      </w:r>
+      <w:proofErr w:type="spellEnd"/>
+      <w:r>
+        <w:t>(</w:t>
+      </w:r>
+      <w:proofErr w:type="gramEnd"/>
+      <w:r>
+        <w:t>)` ejecutaba seis validaciones secuenciales: campos vacíos con `</w:t>
+      </w:r>
+      <w:proofErr w:type="spellStart"/>
+      <w:proofErr w:type="gramStart"/>
+      <w:r>
+        <w:t>all</w:t>
+      </w:r>
+      <w:proofErr w:type="spellEnd"/>
+      <w:r>
+        <w:t>(</w:t>
+      </w:r>
+      <w:proofErr w:type="gramEnd"/>
+      <w:r>
+        <w:t xml:space="preserve">)`, nombres con letras y espacios mediante </w:t>
+      </w:r>
+      <w:proofErr w:type="spellStart"/>
+      <w:r>
+        <w:t>regex</w:t>
+      </w:r>
+      <w:proofErr w:type="spellEnd"/>
+      <w:r>
+        <w:t>, formato de correo electrónico con patrón estándar, formato de usuario alfanumérico, longitud mínima de contraseña, y coincidencia entre contraseña y confirmación.</w:t>
       </w:r>
     </w:p>
     <w:p>
@@ -4880,7 +5610,23 @@
         <w:pStyle w:val="Tesis"/>
       </w:pPr>
       <w:r>
-        <w:t xml:space="preserve">En el archivo ‘menu_vista.py’ se implementó la vista central de la aplicación mediante ‘mostrar_interfaz_camino()’. Esta función comenzaba extrayendo los datos del usuario del recibidos. </w:t>
+        <w:t>En el archivo ‘menu_vista.py’ se implementó la vista central de la aplicación mediante ‘</w:t>
+      </w:r>
+      <w:proofErr w:type="spellStart"/>
+      <w:r>
+        <w:t>mostrar_interfaz_</w:t>
+      </w:r>
+      <w:proofErr w:type="gramStart"/>
+      <w:r>
+        <w:t>camino</w:t>
+      </w:r>
+      <w:proofErr w:type="spellEnd"/>
+      <w:r>
+        <w:t>(</w:t>
+      </w:r>
+      <w:proofErr w:type="gramEnd"/>
+      <w:r>
+        <w:t xml:space="preserve">)’. Esta función comenzaba extrayendo los datos del usuario del recibidos. </w:t>
       </w:r>
       <w:r>
         <w:t>Obten</w:t>
@@ -4889,7 +5635,41 @@
         <w:t>ía</w:t>
       </w:r>
       <w:r>
-        <w:t xml:space="preserve"> el ID de usuario, etapa y nivel actuales, puntos totales, racha de días y vidas disponibles. El sistema de recarga automática de vidas calculaba la diferencia temporal entre la última recarga registrada y la hora actual usando `datetime.strptime()` para parsear y `datetime.now()` para obtener momento presente.</w:t>
+        <w:t xml:space="preserve"> el ID de usuario, etapa y nivel actuales, puntos totales, racha de días y vidas disponibles. El sistema de recarga automática de vidas calculaba la diferencia temporal entre la última recarga registrada y la hora actual usando `</w:t>
+      </w:r>
+      <w:proofErr w:type="spellStart"/>
+      <w:proofErr w:type="gramStart"/>
+      <w:r>
+        <w:t>datetime.strptime</w:t>
+      </w:r>
+      <w:proofErr w:type="spellEnd"/>
+      <w:r>
+        <w:t>()`</w:t>
+      </w:r>
+      <w:proofErr w:type="gramEnd"/>
+      <w:r>
+        <w:t xml:space="preserve"> para </w:t>
+      </w:r>
+      <w:proofErr w:type="spellStart"/>
+      <w:r>
+        <w:t>parsear</w:t>
+      </w:r>
+      <w:proofErr w:type="spellEnd"/>
+      <w:r>
+        <w:t xml:space="preserve"> y `</w:t>
+      </w:r>
+      <w:proofErr w:type="spellStart"/>
+      <w:proofErr w:type="gramStart"/>
+      <w:r>
+        <w:t>datetime.now</w:t>
+      </w:r>
+      <w:proofErr w:type="spellEnd"/>
+      <w:r>
+        <w:t>(</w:t>
+      </w:r>
+      <w:proofErr w:type="gramEnd"/>
+      <w:r>
+        <w:t>)` para obtener momento presente.</w:t>
       </w:r>
     </w:p>
     <w:p>
@@ -4906,7 +5686,15 @@
         <w:t xml:space="preserve"> </w:t>
       </w:r>
       <w:r>
-        <w:t>La construcción visual del camino progresivo utilizaba un bucle `for` sobre veinte niveles, creando contenedores visualmente diferenciados según el estado</w:t>
+        <w:t>La construcción visual del camino progresivo utilizaba un bucle `</w:t>
+      </w:r>
+      <w:proofErr w:type="spellStart"/>
+      <w:r>
+        <w:t>for</w:t>
+      </w:r>
+      <w:proofErr w:type="spellEnd"/>
+      <w:r>
+        <w:t>` sobre veinte niveles, creando contenedores visualmente diferenciados según el estado</w:t>
       </w:r>
       <w:r>
         <w:t xml:space="preserve">. </w:t>
@@ -4916,13 +5704,69 @@
       </w:r>
       <w:r>
         <w:lastRenderedPageBreak/>
-        <w:t>evento de clic mediante `on_click` que invocaba `mostrar_nivel()` del módulo `nivel_vista` importado localmente dentro del handler.</w:t>
+        <w:t>evento de clic mediante `</w:t>
+      </w:r>
+      <w:proofErr w:type="spellStart"/>
+      <w:r>
+        <w:t>on_click</w:t>
+      </w:r>
+      <w:proofErr w:type="spellEnd"/>
+      <w:r>
+        <w:t>` que invocaba `</w:t>
+      </w:r>
+      <w:proofErr w:type="spellStart"/>
+      <w:r>
+        <w:t>mostrar_</w:t>
+      </w:r>
+      <w:proofErr w:type="gramStart"/>
+      <w:r>
+        <w:t>nivel</w:t>
+      </w:r>
+      <w:proofErr w:type="spellEnd"/>
+      <w:r>
+        <w:t>(</w:t>
+      </w:r>
+      <w:proofErr w:type="gramEnd"/>
+      <w:r>
+        <w:t>)` del módulo `</w:t>
+      </w:r>
+      <w:proofErr w:type="spellStart"/>
+      <w:r>
+        <w:t>nivel_vista</w:t>
+      </w:r>
+      <w:proofErr w:type="spellEnd"/>
+      <w:r>
+        <w:t xml:space="preserve">` importado localmente dentro del </w:t>
+      </w:r>
+      <w:proofErr w:type="spellStart"/>
+      <w:r>
+        <w:t>handler</w:t>
+      </w:r>
+      <w:proofErr w:type="spellEnd"/>
+      <w:r>
+        <w:t>.</w:t>
       </w:r>
       <w:r>
         <w:t xml:space="preserve"> </w:t>
       </w:r>
       <w:r>
-        <w:t>El archivo `etapas_vista.py` proporcionaba `mostrar_etapas()` como selector visual de etapas temáticas. Extraía la etapa máxima desbloqueada del usuario y generaba seis botones representando cada etapa matemática.</w:t>
+        <w:t>El archivo `etapas_vista.py` proporcionaba `</w:t>
+      </w:r>
+      <w:proofErr w:type="spellStart"/>
+      <w:r>
+        <w:t>mostrar_</w:t>
+      </w:r>
+      <w:proofErr w:type="gramStart"/>
+      <w:r>
+        <w:t>etapas</w:t>
+      </w:r>
+      <w:proofErr w:type="spellEnd"/>
+      <w:r>
+        <w:t>(</w:t>
+      </w:r>
+      <w:proofErr w:type="gramEnd"/>
+      <w:r>
+        <w:t>)` como selector visual de etapas temáticas. Extraía la etapa máxima desbloqueada del usuario y generaba seis botones representando cada etapa matemática.</w:t>
       </w:r>
     </w:p>
     <w:p>
@@ -5065,13 +5909,42 @@
         <w:pStyle w:val="Tesis"/>
       </w:pPr>
       <w:r>
-        <w:t>Dentro del código del software, el archivo denominado ‘nivel_vista.py’ contenía posiblemente la lógica más compleja del sistema. La función ‘mostrar_nivel()’ recibía los datos del usuario y la etapa elegida, determinando el ejercicio a mostrar mediante una consulta SQL</w:t>
+        <w:t>Dentro del código del software, el archivo denominado ‘nivel_vista.py’ contenía posiblemente la lógica más compleja del sistema. La función ‘</w:t>
+      </w:r>
+      <w:proofErr w:type="spellStart"/>
+      <w:r>
+        <w:t>mostrar_</w:t>
+      </w:r>
+      <w:proofErr w:type="gramStart"/>
+      <w:r>
+        <w:t>nivel</w:t>
+      </w:r>
+      <w:proofErr w:type="spellEnd"/>
+      <w:r>
+        <w:t>(</w:t>
+      </w:r>
+      <w:proofErr w:type="gramEnd"/>
+      <w:r>
+        <w:t>)’ recibía los datos del usuario y la etapa elegida, determinando el ejercicio a mostrar mediante una consulta SQL</w:t>
       </w:r>
       <w:r>
         <w:t xml:space="preserve">. </w:t>
       </w:r>
       <w:r>
-        <w:t xml:space="preserve">Para ejercicios de selección múltiple, generaba cuatro botones etiquetados A-D usando un diccionario de opciones y el método `items()`. </w:t>
+        <w:t>Para ejercicios de selección múltiple, generaba cuatro botones etiquetados A-D usando un diccionario de opciones y el método `</w:t>
+      </w:r>
+      <w:proofErr w:type="spellStart"/>
+      <w:proofErr w:type="gramStart"/>
+      <w:r>
+        <w:t>items</w:t>
+      </w:r>
+      <w:proofErr w:type="spellEnd"/>
+      <w:r>
+        <w:t>(</w:t>
+      </w:r>
+      <w:proofErr w:type="gramEnd"/>
+      <w:r>
+        <w:t xml:space="preserve">)`. </w:t>
       </w:r>
     </w:p>
     <w:p>
@@ -5086,7 +5959,97 @@
       </w:pPr>
       <w:r>
         <w:lastRenderedPageBreak/>
-        <w:t>Cada botón tenía su propio handler `verificar_respuesta()` que comparaba la letra seleccionada contra `respuesta_correcta`. Para verdadero/falso, mostraba solo dos botones con texto literal. Para completación, creaba un `TextField` donde el usuario escribía libremente, aplicando normalización de `lower().strip().replace(" ", "")` antes de comparar contra la respuesta almacenada.</w:t>
+        <w:t xml:space="preserve">Cada botón tenía su propio </w:t>
+      </w:r>
+      <w:proofErr w:type="spellStart"/>
+      <w:r>
+        <w:t>handler</w:t>
+      </w:r>
+      <w:proofErr w:type="spellEnd"/>
+      <w:r>
+        <w:t xml:space="preserve"> `</w:t>
+      </w:r>
+      <w:proofErr w:type="spellStart"/>
+      <w:r>
+        <w:t>verificar_</w:t>
+      </w:r>
+      <w:proofErr w:type="gramStart"/>
+      <w:r>
+        <w:t>respuesta</w:t>
+      </w:r>
+      <w:proofErr w:type="spellEnd"/>
+      <w:r>
+        <w:t>(</w:t>
+      </w:r>
+      <w:proofErr w:type="gramEnd"/>
+      <w:r>
+        <w:t>)` que comparaba la letra seleccionada contra `</w:t>
+      </w:r>
+      <w:proofErr w:type="spellStart"/>
+      <w:r>
+        <w:t>respuesta_correcta</w:t>
+      </w:r>
+      <w:proofErr w:type="spellEnd"/>
+      <w:r>
+        <w:t xml:space="preserve">`. Para verdadero/falso, mostraba solo dos botones con texto literal. Para </w:t>
+      </w:r>
+      <w:proofErr w:type="spellStart"/>
+      <w:r>
+        <w:t>completación</w:t>
+      </w:r>
+      <w:proofErr w:type="spellEnd"/>
+      <w:r>
+        <w:t>, creaba un `</w:t>
+      </w:r>
+      <w:proofErr w:type="spellStart"/>
+      <w:r>
+        <w:t>TextField</w:t>
+      </w:r>
+      <w:proofErr w:type="spellEnd"/>
+      <w:r>
+        <w:t>` donde el usuario escribía libremente, aplicando normalización de `</w:t>
+      </w:r>
+      <w:proofErr w:type="spellStart"/>
+      <w:r>
+        <w:t>lower</w:t>
+      </w:r>
+      <w:proofErr w:type="spellEnd"/>
+      <w:r>
+        <w:t>(</w:t>
+      </w:r>
+      <w:proofErr w:type="gramStart"/>
+      <w:r>
+        <w:t>).</w:t>
+      </w:r>
+      <w:proofErr w:type="spellStart"/>
+      <w:r>
+        <w:t>strip</w:t>
+      </w:r>
+      <w:proofErr w:type="spellEnd"/>
+      <w:proofErr w:type="gramEnd"/>
+      <w:r>
+        <w:t>(</w:t>
+      </w:r>
+      <w:proofErr w:type="gramStart"/>
+      <w:r>
+        <w:t>).</w:t>
+      </w:r>
+      <w:proofErr w:type="spellStart"/>
+      <w:r>
+        <w:t>replace</w:t>
+      </w:r>
+      <w:proofErr w:type="spellEnd"/>
+      <w:proofErr w:type="gramEnd"/>
+      <w:r>
+        <w:t>(" ", "</w:t>
+      </w:r>
+      <w:proofErr w:type="gramStart"/>
+      <w:r>
+        <w:t>")`</w:t>
+      </w:r>
+      <w:proofErr w:type="gramEnd"/>
+      <w:r>
+        <w:t xml:space="preserve"> antes de comparar contra la respuesta almacenada.</w:t>
       </w:r>
     </w:p>
     <w:p>
@@ -5100,7 +6063,36 @@
         <w:t xml:space="preserve">una </w:t>
       </w:r>
       <w:r>
-        <w:t xml:space="preserve">lógica especial: parseaban el formato "A|B" de las opciones dividiendo por pipe, mantenían estado de selección mediante variables externas, y verificaban pares cuando el usuario hacía dos selecciones consecutivas. El sistema de retroalimentación utilizaba `SnackBar` con colores verde para correcto y rojo para incorrecto, aplicando `page.update()` para </w:t>
+        <w:t xml:space="preserve">lógica especial: </w:t>
+      </w:r>
+      <w:proofErr w:type="spellStart"/>
+      <w:r>
+        <w:t>parseaban</w:t>
+      </w:r>
+      <w:proofErr w:type="spellEnd"/>
+      <w:r>
+        <w:t xml:space="preserve"> el formato "A|B" de las opciones dividiendo por pipe, mantenían estado de selección mediante variables externas, y verificaban pares cuando el usuario hacía dos selecciones consecutivas. El sistema de retroalimentación utilizaba `</w:t>
+      </w:r>
+      <w:proofErr w:type="spellStart"/>
+      <w:r>
+        <w:t>SnackBar</w:t>
+      </w:r>
+      <w:proofErr w:type="spellEnd"/>
+      <w:r>
+        <w:t>` con colores verde para correcto y rojo para incorrecto, aplicando `</w:t>
+      </w:r>
+      <w:proofErr w:type="spellStart"/>
+      <w:proofErr w:type="gramStart"/>
+      <w:r>
+        <w:t>page.update</w:t>
+      </w:r>
+      <w:proofErr w:type="spellEnd"/>
+      <w:r>
+        <w:t>()`</w:t>
+      </w:r>
+      <w:proofErr w:type="gramEnd"/>
+      <w:r>
+        <w:t xml:space="preserve"> para </w:t>
       </w:r>
       <w:r>
         <w:t>r</w:t>
@@ -5263,7 +6255,23 @@
         <w:t>ó</w:t>
       </w:r>
       <w:r>
-        <w:t xml:space="preserve"> la función ‘mostrar_perfil’ como un dashboard informativo, organizaba visualmente los da</w:t>
+        <w:t xml:space="preserve"> la función ‘</w:t>
+      </w:r>
+      <w:proofErr w:type="spellStart"/>
+      <w:r>
+        <w:t>mostrar_perfil</w:t>
+      </w:r>
+      <w:proofErr w:type="spellEnd"/>
+      <w:r>
+        <w:t xml:space="preserve">’ como un </w:t>
+      </w:r>
+      <w:proofErr w:type="spellStart"/>
+      <w:r>
+        <w:t>dashboard</w:t>
+      </w:r>
+      <w:proofErr w:type="spellEnd"/>
+      <w:r>
+        <w:t xml:space="preserve"> informativo, organizaba visualmente los da</w:t>
       </w:r>
       <w:r>
         <w:t>to</w:t>
@@ -5272,10 +6280,62 @@
         <w:t>s en tarjetas con sombras y bordes redondeados</w:t>
       </w:r>
       <w:r>
-        <w:t xml:space="preserve">, el avatar con un ícono y color personalizado usando ‘ft.Icon’ con el tamaño 64 y color dinámico desde ‘user_data’. </w:t>
-      </w:r>
-      <w:r>
-        <w:t>Las estadísticas se presentaban en grid de dos columnas usando `ft.ResponsiveRow`, mostrando puntos totales, rango calculado mediante `obtener_info_rango()`, etapa y nivel actuales, racha de días consecutivos, vidas disponibles con indicador visual, y fecha de último acceso formateada.</w:t>
+        <w:t>, el avatar con un ícono y color personalizado usando ‘</w:t>
+      </w:r>
+      <w:proofErr w:type="spellStart"/>
+      <w:proofErr w:type="gramStart"/>
+      <w:r>
+        <w:t>ft.Icon</w:t>
+      </w:r>
+      <w:proofErr w:type="spellEnd"/>
+      <w:proofErr w:type="gramEnd"/>
+      <w:r>
+        <w:t>’ con el tamaño 64 y color dinámico desde ‘</w:t>
+      </w:r>
+      <w:proofErr w:type="spellStart"/>
+      <w:r>
+        <w:t>user_data</w:t>
+      </w:r>
+      <w:proofErr w:type="spellEnd"/>
+      <w:r>
+        <w:t xml:space="preserve">’. </w:t>
+      </w:r>
+      <w:r>
+        <w:t xml:space="preserve">Las estadísticas se presentaban en </w:t>
+      </w:r>
+      <w:proofErr w:type="spellStart"/>
+      <w:r>
+        <w:t>grid</w:t>
+      </w:r>
+      <w:proofErr w:type="spellEnd"/>
+      <w:r>
+        <w:t xml:space="preserve"> de dos columnas usando `</w:t>
+      </w:r>
+      <w:proofErr w:type="spellStart"/>
+      <w:proofErr w:type="gramStart"/>
+      <w:r>
+        <w:t>ft.ResponsiveRow</w:t>
+      </w:r>
+      <w:proofErr w:type="spellEnd"/>
+      <w:proofErr w:type="gramEnd"/>
+      <w:r>
+        <w:t>`, mostrando puntos totales, rango calculado mediante `</w:t>
+      </w:r>
+      <w:proofErr w:type="spellStart"/>
+      <w:r>
+        <w:t>obtener_info_</w:t>
+      </w:r>
+      <w:proofErr w:type="gramStart"/>
+      <w:r>
+        <w:t>rango</w:t>
+      </w:r>
+      <w:proofErr w:type="spellEnd"/>
+      <w:r>
+        <w:t>(</w:t>
+      </w:r>
+      <w:proofErr w:type="gramEnd"/>
+      <w:r>
+        <w:t>)`, etapa y nivel actuales, racha de días consecutivos, vidas disponibles con indicador visual, y fecha de último acceso formateada.</w:t>
       </w:r>
     </w:p>
     <w:p>
@@ -5420,7 +6480,17 @@
         <w:t xml:space="preserve">un módulo </w:t>
       </w:r>
       <w:r>
-        <w:t xml:space="preserve">con contenido educativo estático organizado por etapas. Utilizaba `ft.ExpansionTile` para crear secciones colapsables que el usuario podía expandir para leer teoría </w:t>
+        <w:t>con contenido educativo estático organizado por etapas. Utilizaba `</w:t>
+      </w:r>
+      <w:proofErr w:type="spellStart"/>
+      <w:proofErr w:type="gramStart"/>
+      <w:r>
+        <w:t>ft.ExpansionTile</w:t>
+      </w:r>
+      <w:proofErr w:type="spellEnd"/>
+      <w:proofErr w:type="gramEnd"/>
+      <w:r>
+        <w:t xml:space="preserve">` para crear secciones colapsables que el usuario podía expandir para leer teoría </w:t>
       </w:r>
       <w:r>
         <w:lastRenderedPageBreak/>
@@ -5587,10 +6657,18 @@
         <w:t xml:space="preserve"> del programa para lo cual se utilizó </w:t>
       </w:r>
       <w:r>
-        <w:t>Flet, el cual es un frame</w:t>
-      </w:r>
-      <w:r>
-        <w:t xml:space="preserve">work </w:t>
+        <w:t xml:space="preserve">Flet, el cual es un </w:t>
+      </w:r>
+      <w:proofErr w:type="spellStart"/>
+      <w:r>
+        <w:t>frame</w:t>
+      </w:r>
+      <w:r>
+        <w:t>work</w:t>
+      </w:r>
+      <w:proofErr w:type="spellEnd"/>
+      <w:r>
+        <w:t xml:space="preserve"> </w:t>
       </w:r>
       <w:r>
         <w:rPr>
@@ -5785,7 +6863,7 @@
           <w14:ligatures w14:val="standardContextual"/>
         </w:rPr>
         <w:drawing>
-          <wp:inline distT="0" distB="0" distL="0" distR="0" wp14:anchorId="4A3BF17B" wp14:editId="183B21BB">
+          <wp:inline distT="0" distB="0" distL="0" distR="0" wp14:anchorId="4A3BF17B" wp14:editId="219390C1">
             <wp:extent cx="3600000" cy="1897356"/>
             <wp:effectExtent l="19050" t="19050" r="19685" b="27305"/>
             <wp:docPr id="1" name="Imagen 1"/>
@@ -5923,7 +7001,15 @@
         <w:t>8</w:t>
       </w:r>
       <w:r>
-        <w:t xml:space="preserve"> se observa la pantalla de inicio de toda la aplicación, donde se muestra el logo de la aplicación y el botón que te lleva a la pantalla del login. Siguiendo a la figura</w:t>
+        <w:t xml:space="preserve"> se observa la pantalla de inicio de toda la aplicación, donde se muestra el logo de la aplicación y el botón que te lleva a la pantalla del </w:t>
+      </w:r>
+      <w:proofErr w:type="spellStart"/>
+      <w:r>
+        <w:t>login</w:t>
+      </w:r>
+      <w:proofErr w:type="spellEnd"/>
+      <w:r>
+        <w:t>. Siguiendo a la figura</w:t>
       </w:r>
       <w:r>
         <w:t xml:space="preserve"> 1</w:t>
@@ -5956,7 +7042,7 @@
         </w:rPr>
         <w:lastRenderedPageBreak/>
         <w:drawing>
-          <wp:inline distT="0" distB="0" distL="0" distR="0" wp14:anchorId="28C28851" wp14:editId="096F4E9F">
+          <wp:inline distT="0" distB="0" distL="0" distR="0" wp14:anchorId="28C28851" wp14:editId="2E377BC2">
             <wp:extent cx="3204000" cy="1982140"/>
             <wp:effectExtent l="19050" t="19050" r="15875" b="18415"/>
             <wp:docPr id="1466195500" name="Imagen 4"/>
@@ -6082,19 +7168,26 @@
         <w:t>rá directamente</w:t>
       </w:r>
       <w:r>
-        <w:t xml:space="preserve"> a la pantalla de login en donde el usuario inicia sesión para ingresar a su perfil, en caso de que el usuario no tenga un perfil, abajo del botón de “Iniciar Sesión” estará la opción para crear un perfil nuevo.</w:t>
-      </w:r>
-      <w:r>
-        <w:t xml:space="preserve"> </w:t>
-      </w:r>
-      <w:r>
-        <w:t xml:space="preserve">En la figura </w:t>
-      </w:r>
-      <w:r>
-        <w:t>21</w:t>
-      </w:r>
-      <w:r>
-        <w:t xml:space="preserve"> está la pantalla de registro de usuario, en donde se pide al usuario ingresar sus datos, incluyendo el correo electrónico, un nombre de usuario y la contraseña, una vez finalizado el registro de usuario el programa te redirige a la pantalla del login.</w:t>
+        <w:t xml:space="preserve"> a la pantalla de </w:t>
+      </w:r>
+      <w:proofErr w:type="spellStart"/>
+      <w:r>
+        <w:t>login</w:t>
+      </w:r>
+      <w:proofErr w:type="spellEnd"/>
+      <w:r>
+        <w:t xml:space="preserve"> en donde el usuario inicia sesión para ingresar a su perfil, en caso de que el usuario no tenga un perfil, abajo del botón de “Iniciar Sesión” estará la opción para crear un perfil nuevo.</w:t>
+      </w:r>
+      <w:r>
+        <w:t xml:space="preserve"> En la figura 21 está la pantalla de registro de usuario, en donde se pide al usuario ingresar sus datos, incluyendo el correo electrónico, un nombre de usuario y la contraseña, una vez finalizado el registro de usuario el programa te redirige a la pantalla del </w:t>
+      </w:r>
+      <w:proofErr w:type="spellStart"/>
+      <w:r>
+        <w:t>login</w:t>
+      </w:r>
+      <w:proofErr w:type="spellEnd"/>
+      <w:r>
+        <w:t>.</w:t>
       </w:r>
     </w:p>
     <w:p>
@@ -6114,7 +7207,7 @@
           <w14:ligatures w14:val="standardContextual"/>
         </w:rPr>
         <w:drawing>
-          <wp:inline distT="0" distB="0" distL="0" distR="0" wp14:anchorId="13E829E0" wp14:editId="61154E72">
+          <wp:inline distT="0" distB="0" distL="0" distR="0" wp14:anchorId="13E829E0" wp14:editId="1595C872">
             <wp:extent cx="2927715" cy="1972110"/>
             <wp:effectExtent l="19050" t="19050" r="25400" b="28575"/>
             <wp:docPr id="191360681" name="Imagen 5"/>
@@ -6263,7 +7356,7 @@
           <w14:ligatures w14:val="standardContextual"/>
         </w:rPr>
         <w:drawing>
-          <wp:inline distT="0" distB="0" distL="0" distR="0" wp14:anchorId="173C109A" wp14:editId="0B286347">
+          <wp:inline distT="0" distB="0" distL="0" distR="0" wp14:anchorId="173C109A" wp14:editId="01FE5880">
             <wp:extent cx="3600000" cy="1882055"/>
             <wp:effectExtent l="19050" t="19050" r="19685" b="23495"/>
             <wp:docPr id="738655362" name="Imagen 6"/>
@@ -6887,7 +7980,7 @@
           <w14:ligatures w14:val="standardContextual"/>
         </w:rPr>
         <w:drawing>
-          <wp:inline distT="0" distB="0" distL="0" distR="0" wp14:anchorId="3AB113D2" wp14:editId="4EE03A46">
+          <wp:inline distT="0" distB="0" distL="0" distR="0" wp14:anchorId="3AB113D2" wp14:editId="7A78A928">
             <wp:extent cx="3600000" cy="1880592"/>
             <wp:effectExtent l="19050" t="19050" r="19685" b="24765"/>
             <wp:docPr id="858612301" name="Imagen 9"/>
@@ -7013,10 +8106,7 @@
         <w:pStyle w:val="Tesis"/>
       </w:pPr>
       <w:r>
-        <w:t>La pantalla de biblioteca consiste en múltiples pestañas que contienen información sobre los temas que se abarcan en las todas las etapas de aplicación, funcionando como un refuerzo para aquellos usuarios que tengan problemas para entender conceptos que se tratan.</w:t>
-      </w:r>
-      <w:r>
-        <w:t xml:space="preserve"> </w:t>
+        <w:t xml:space="preserve">La pantalla de biblioteca consiste en múltiples pestañas que contienen información sobre los temas que se abarcan en las todas las etapas de aplicación, funcionando como un refuerzo para aquellos usuarios que tengan problemas para entender conceptos que se tratan. </w:t>
       </w:r>
       <w:r>
         <w:t>El apartado de la personalización se muestran las opciones de icono que pueden usar los usuarios para personalizar su perfil</w:t>
@@ -7034,13 +8124,7 @@
         <w:t>e</w:t>
       </w:r>
       <w:r>
-        <w:t xml:space="preserve">n la </w:t>
-      </w:r>
-      <w:r>
-        <w:t xml:space="preserve">siguiente </w:t>
-      </w:r>
-      <w:r>
-        <w:t xml:space="preserve">pantalla se localizan los logros que pueden desbloquear los usuarios por realizar ciertas acciones o alcanzar </w:t>
+        <w:t xml:space="preserve">n la siguiente pantalla se localizan los logros que pueden desbloquear los usuarios por realizar ciertas acciones o alcanzar </w:t>
       </w:r>
       <w:r>
         <w:t xml:space="preserve">y </w:t>
@@ -7325,7 +8409,15 @@
         <w:pStyle w:val="Tesis"/>
       </w:pPr>
       <w:r>
-        <w:t xml:space="preserve">En la última pantalla, tenemos el panel de administrador, al cual se accede mediante el login ingresando el usuario y contraseña de administrador, estos datos se encuentran en el manual de usuarios de la aplicación. En estos módulos el administrador puede gestionar a todos los usuarios que están registrados en la aplicación, teniendo opción de crear nuevos usuarios, y modificar los datos de los ya existentes. Además, en otro módulo puede generar reportes de los usuarios, generar un respaldo de la base de datos también visualizar estadísticas de los usuarios, como se distribuyen entre los </w:t>
+        <w:t xml:space="preserve">En la última pantalla, tenemos el panel de administrador, al cual se accede mediante el </w:t>
+      </w:r>
+      <w:proofErr w:type="spellStart"/>
+      <w:r>
+        <w:t>login</w:t>
+      </w:r>
+      <w:proofErr w:type="spellEnd"/>
+      <w:r>
+        <w:t xml:space="preserve"> ingresando el usuario y contraseña de administrador, estos datos se encuentran en el manual de usuarios de la aplicación. En estos módulos el administrador puede gestionar a todos los usuarios que están registrados en la aplicación, teniendo opción de crear nuevos usuarios, y modificar los datos de los ya existentes. Además, en otro módulo puede generar reportes de los usuarios, generar un respaldo de la base de datos también visualizar estadísticas de los usuarios, como se distribuyen entre los </w:t>
       </w:r>
       <w:r>
         <w:lastRenderedPageBreak/>
@@ -7355,7 +8447,15 @@
         <w:t xml:space="preserve"> </w:t>
       </w:r>
       <w:r>
-        <w:t xml:space="preserve">aplicadas a la aplicación educativa gamificada </w:t>
+        <w:t xml:space="preserve">aplicadas a la aplicación educativa </w:t>
+      </w:r>
+      <w:proofErr w:type="spellStart"/>
+      <w:r>
+        <w:t>gamificada</w:t>
+      </w:r>
+      <w:proofErr w:type="spellEnd"/>
+      <w:r>
+        <w:t xml:space="preserve"> </w:t>
       </w:r>
       <w:r>
         <w:t>formando parte de la cuarta fase de la metodología propuesta por Pressman (2010), denominada Construcción.</w:t>
@@ -7808,7 +8908,23 @@
           <w:b/>
           <w:bCs/>
         </w:rPr>
-        <w:t>(Cont…)</w:t>
+        <w:t>(</w:t>
+      </w:r>
+      <w:proofErr w:type="spellStart"/>
+      <w:r>
+        <w:rPr>
+          <w:b/>
+          <w:bCs/>
+        </w:rPr>
+        <w:t>Cont</w:t>
+      </w:r>
+      <w:proofErr w:type="spellEnd"/>
+      <w:r>
+        <w:rPr>
+          <w:b/>
+          <w:bCs/>
+        </w:rPr>
+        <w:t>…)</w:t>
       </w:r>
     </w:p>
     <w:tbl>
@@ -13733,7 +14849,7 @@
             </a:pPr>
             <a:r>
               <a:rPr lang="es-VE"/>
-              <a:t>7. ¿Alguna vez has usado un aplicación o pagina web educativa para estudiar o repasar?</a:t>
+              <a:t>7. ¿Alguna vez has usado un aplicación o pagina web para estudiar o repasar?</a:t>
             </a:r>
           </a:p>
         </c:rich>

--- a/Capitulos de Tesis/Capítulo 4..docx
+++ b/Capitulos de Tesis/Capítulo 4..docx
@@ -5635,7 +5635,15 @@
         <w:t>ía</w:t>
       </w:r>
       <w:r>
-        <w:t xml:space="preserve"> el ID de usuario, etapa y nivel actuales, puntos totales, racha de días y vidas disponibles. El sistema de recarga automática de vidas calculaba la diferencia temporal entre la última recarga registrada y la hora actual usando `</w:t>
+        <w:t xml:space="preserve"> el ID de usuario, etapa y nivel actuales, puntos totales, racha de días y vidas disponibles. </w:t>
+      </w:r>
+    </w:p>
+    <w:p>
+      <w:pPr>
+        <w:pStyle w:val="Tesis"/>
+      </w:pPr>
+      <w:r>
+        <w:t>El sistema de recarga automática de vidas calculaba la diferencia temporal entre la última recarga registrada y la hora actual usando `</w:t>
       </w:r>
       <w:proofErr w:type="spellStart"/>
       <w:proofErr w:type="gramStart"/>
@@ -5671,21 +5679,24 @@
       <w:r>
         <w:t>)` para obtener momento presente.</w:t>
       </w:r>
+      <w:r>
+        <w:t xml:space="preserve"> </w:t>
+      </w:r>
+      <w:r>
+        <w:t xml:space="preserve">La diferencia de convertía a horas totales, y si superaba cuatro horas, ejecutaba una actualización SQL para restablecer vidas a cinco, </w:t>
+      </w:r>
+      <w:r>
+        <w:t>Si no, calculaba el tiempo restante descomponiendo en horas y minutos mediante operaciones módulo y división entera.</w:t>
+      </w:r>
+      <w:r>
+        <w:t xml:space="preserve"> </w:t>
+      </w:r>
     </w:p>
     <w:p>
       <w:pPr>
         <w:pStyle w:val="Tesis"/>
       </w:pPr>
       <w:r>
-        <w:t xml:space="preserve">La diferencia de convertía a horas totales, y si superaba cuatro horas, ejecutaba una actualización SQL para restablecer vidas a cinco, </w:t>
-      </w:r>
-      <w:r>
-        <w:t>Si no, calculaba el tiempo restante descomponiendo en horas y minutos mediante operaciones módulo y división entera.</w:t>
-      </w:r>
-      <w:r>
-        <w:t xml:space="preserve"> </w:t>
-      </w:r>
-      <w:r>
         <w:t>La construcción visual del camino progresivo utilizaba un bucle `</w:t>
       </w:r>
       <w:proofErr w:type="spellStart"/>
@@ -5694,17 +5705,17 @@
       </w:r>
       <w:proofErr w:type="spellEnd"/>
       <w:r>
-        <w:t>` sobre veinte niveles, creando contenedores visualmente diferenciados según el estado</w:t>
+        <w:t xml:space="preserve">` sobre veinte niveles, creando contenedores visualmente diferenciados según el </w:t>
+      </w:r>
+      <w:r>
+        <w:lastRenderedPageBreak/>
+        <w:t>estado</w:t>
       </w:r>
       <w:r>
         <w:t xml:space="preserve">. </w:t>
       </w:r>
       <w:r>
-        <w:t xml:space="preserve">Cada contenedor respondía al </w:t>
-      </w:r>
-      <w:r>
-        <w:lastRenderedPageBreak/>
-        <w:t>evento de clic mediante `</w:t>
+        <w:t>Cada contenedor respondía al evento de clic mediante `</w:t>
       </w:r>
       <w:proofErr w:type="spellStart"/>
       <w:r>
@@ -5944,14 +5955,8 @@
       </w:r>
       <w:proofErr w:type="gramEnd"/>
       <w:r>
-        <w:t xml:space="preserve">)`. </w:t>
-      </w:r>
-    </w:p>
-    <w:p>
-      <w:pPr>
-        <w:pStyle w:val="Tesis"/>
-        <w:ind w:firstLine="0"/>
-      </w:pPr>
+        <w:t>)`.</w:t>
+      </w:r>
     </w:p>
     <w:p>
       <w:pPr>
@@ -6518,9 +6523,9 @@
           <w14:ligatures w14:val="standardContextual"/>
         </w:rPr>
         <w:drawing>
-          <wp:inline distT="0" distB="0" distL="0" distR="0" wp14:anchorId="127396BF" wp14:editId="03E34B37">
-            <wp:extent cx="3600000" cy="1946597"/>
-            <wp:effectExtent l="19050" t="19050" r="19685" b="15875"/>
+          <wp:inline distT="0" distB="0" distL="0" distR="0" wp14:anchorId="127396BF" wp14:editId="11D3D551">
+            <wp:extent cx="4327555" cy="2340000"/>
+            <wp:effectExtent l="19050" t="19050" r="15875" b="22225"/>
             <wp:docPr id="3" name="Imagen 3"/>
             <wp:cNvGraphicFramePr>
               <a:graphicFrameLocks xmlns:a="http://schemas.openxmlformats.org/drawingml/2006/main" noChangeAspect="1"/>
@@ -6540,7 +6545,7 @@
                   <pic:spPr bwMode="auto">
                     <a:xfrm>
                       <a:off x="0" y="0"/>
-                      <a:ext cx="3600000" cy="1946597"/>
+                      <a:ext cx="4327555" cy="2340000"/>
                     </a:xfrm>
                     <a:prstGeom prst="rect">
                       <a:avLst/>
@@ -6856,6 +6861,14 @@
         <w:ind w:firstLine="0"/>
         <w:jc w:val="center"/>
       </w:pPr>
+    </w:p>
+    <w:p>
+      <w:pPr>
+        <w:pStyle w:val="Tesis"/>
+        <w:spacing w:line="240" w:lineRule="auto"/>
+        <w:ind w:firstLine="0"/>
+        <w:jc w:val="center"/>
+      </w:pPr>
       <w:r>
         <w:rPr>
           <w:noProof/>
@@ -7123,7 +7136,10 @@
           <w:b/>
           <w:bCs/>
         </w:rPr>
-        <w:t xml:space="preserve">. </w:t>
+        <w:t>.</w:t>
+      </w:r>
+      <w:r>
+        <w:t xml:space="preserve"> Pantalla de </w:t>
       </w:r>
       <w:r>
         <w:t>Login</w:t>
@@ -7335,13 +7351,6 @@
     <w:p>
       <w:pPr>
         <w:pStyle w:val="Tesis"/>
-        <w:ind w:firstLine="0"/>
-        <w:jc w:val="center"/>
-      </w:pPr>
-    </w:p>
-    <w:p>
-      <w:pPr>
-        <w:pStyle w:val="Tesis"/>
         <w:spacing w:line="240" w:lineRule="auto"/>
         <w:ind w:firstLine="0"/>
         <w:jc w:val="center"/>
@@ -7355,6 +7364,7 @@
           <w:lang w:eastAsia="es-VE"/>
           <w14:ligatures w14:val="standardContextual"/>
         </w:rPr>
+        <w:lastRenderedPageBreak/>
         <w:drawing>
           <wp:inline distT="0" distB="0" distL="0" distR="0" wp14:anchorId="173C109A" wp14:editId="01FE5880">
             <wp:extent cx="3600000" cy="1882055"/>
@@ -7465,6 +7475,14 @@
     <w:p>
       <w:pPr>
         <w:pStyle w:val="Tesis"/>
+        <w:spacing w:line="240" w:lineRule="auto"/>
+        <w:ind w:firstLine="0"/>
+        <w:jc w:val="center"/>
+      </w:pPr>
+    </w:p>
+    <w:p>
+      <w:pPr>
+        <w:pStyle w:val="Tesis"/>
       </w:pPr>
       <w:r>
         <w:t xml:space="preserve">Aquí en la pantalla principal se visualiza el menú lateral </w:t>
@@ -7481,6 +7499,12 @@
       <w:r>
         <w:t xml:space="preserve"> Y en el centro de la pantalla se visualizan los niveles de la etapa, que se van resolviendo en orden de arriba a abajo, el nivel que se debe resolver se ve de color morado, los que no se han resuelto de color gris y los resueltos de color verde.</w:t>
       </w:r>
+    </w:p>
+    <w:p>
+      <w:pPr>
+        <w:pStyle w:val="Tesis"/>
+        <w:spacing w:line="240" w:lineRule="auto"/>
+      </w:pPr>
     </w:p>
     <w:p>
       <w:pPr>
@@ -8118,20 +8142,14 @@
         <w:t>.</w:t>
       </w:r>
       <w:r>
-        <w:t xml:space="preserve"> A continuación, </w:t>
-      </w:r>
-      <w:r>
-        <w:t>e</w:t>
-      </w:r>
-      <w:r>
-        <w:t xml:space="preserve">n la siguiente pantalla se localizan los logros que pueden desbloquear los usuarios por realizar ciertas acciones o alcanzar </w:t>
-      </w:r>
-      <w:r>
-        <w:t xml:space="preserve">y </w:t>
-      </w:r>
-      <w:r>
-        <w:t>superar etapas en específico, incluyendo el progreso que llevan en cada logro hasta completarlos.</w:t>
-      </w:r>
+        <w:t xml:space="preserve"> </w:t>
+      </w:r>
+    </w:p>
+    <w:p>
+      <w:pPr>
+        <w:pStyle w:val="Tesis"/>
+        <w:spacing w:line="240" w:lineRule="auto"/>
+      </w:pPr>
     </w:p>
     <w:p>
       <w:pPr>
@@ -8149,7 +8167,6 @@
           <w:lang w:eastAsia="es-VE"/>
           <w14:ligatures w14:val="standardContextual"/>
         </w:rPr>
-        <w:lastRenderedPageBreak/>
         <w:drawing>
           <wp:inline distT="0" distB="0" distL="0" distR="0" wp14:anchorId="343A8F66" wp14:editId="67B06950">
             <wp:extent cx="3600000" cy="1875683"/>
@@ -8409,7 +8426,13 @@
         <w:pStyle w:val="Tesis"/>
       </w:pPr>
       <w:r>
-        <w:t xml:space="preserve">En la última pantalla, tenemos el panel de administrador, al cual se accede mediante el </w:t>
+        <w:t>En la figura número 27 se localizan los logros que pueden desbloquear los usuarios por realizar ciertas acciones o alcanzar o superar etapas en específico, incluyendo el progreso que llevan en cada logro hasta completarlos.</w:t>
+      </w:r>
+      <w:r>
+        <w:t xml:space="preserve"> Y, e</w:t>
+      </w:r>
+      <w:r>
+        <w:t xml:space="preserve">n la última pantalla, tenemos el panel de administrador, al cual se accede mediante el </w:t>
       </w:r>
       <w:proofErr w:type="spellStart"/>
       <w:r>
@@ -8417,28 +8440,36 @@
       </w:r>
       <w:proofErr w:type="spellEnd"/>
       <w:r>
-        <w:t xml:space="preserve"> ingresando el usuario y contraseña de administrador, estos datos se encuentran en el manual de usuarios de la aplicación. En estos módulos el administrador puede gestionar a todos los usuarios que están registrados en la aplicación, teniendo opción de crear nuevos usuarios, y modificar los datos de los ya existentes. Además, en otro módulo puede generar reportes de los usuarios, generar un respaldo de la base de datos también visualizar estadísticas de los usuarios, como se distribuyen entre los </w:t>
+        <w:t xml:space="preserve"> ingresando el usuario y contraseña de administrador, estos datos se encuentran en el manual de usuarios de la aplicación. </w:t>
+      </w:r>
+    </w:p>
+    <w:p>
+      <w:pPr>
+        <w:pStyle w:val="Tesis"/>
+      </w:pPr>
+      <w:r>
+        <w:t>En estos módulos el administrador puede gestionar a todos los usuarios que están registrados en la aplicación, teniendo opción de crear nuevos usuarios, y modificar los datos de los ya existentes. Además, en otro módulo puede generar reportes de los usuarios, generar un respaldo de la base de datos también visualizar estadísticas de los usuarios, como se distribuyen entre los rangos y en cual etapa se encuentran.</w:t>
+      </w:r>
+    </w:p>
+    <w:p>
+      <w:pPr>
+        <w:pStyle w:val="Tesis"/>
+      </w:pPr>
+      <w:r>
+        <w:t>Una vez concluida la construcción de la aplicación</w:t>
+      </w:r>
+      <w:r>
+        <w:t xml:space="preserve">, se </w:t>
+      </w:r>
+      <w:r>
+        <w:t>avanza a</w:t>
+      </w:r>
+      <w:r>
+        <w:t xml:space="preserve">l siguiente objetivo de la investigación el cual es Verificar la funcionalidad del sistema </w:t>
       </w:r>
       <w:r>
         <w:lastRenderedPageBreak/>
-        <w:t>rangos y en cual etapa se encuentran.</w:t>
-      </w:r>
-    </w:p>
-    <w:p>
-      <w:pPr>
-        <w:pStyle w:val="Tesis"/>
-      </w:pPr>
-      <w:r>
-        <w:t>Una vez concluida la construcción de la aplicación</w:t>
-      </w:r>
-      <w:r>
-        <w:t xml:space="preserve">, se </w:t>
-      </w:r>
-      <w:r>
-        <w:t>avanza a</w:t>
-      </w:r>
-      <w:r>
-        <w:t>l siguiente objetivo de la investigación el cual es Verificar la funcionalidad del sistema mediante pruebas de funcionamiento</w:t>
+        <w:t>mediante pruebas de funcionamiento</w:t>
       </w:r>
       <w:r>
         <w:t>,</w:t>
@@ -8873,6 +8904,10 @@
     <w:p/>
     <w:p/>
     <w:p/>
+    <w:p/>
+    <w:p/>
+    <w:p/>
+    <w:p/>
     <w:p>
       <w:pPr>
         <w:pStyle w:val="Tesis"/>
@@ -8889,6 +8924,7 @@
           <w:b/>
           <w:bCs/>
         </w:rPr>
+        <w:lastRenderedPageBreak/>
         <w:t>CUADRO 4</w:t>
       </w:r>
     </w:p>

--- a/Capitulos de Tesis/Capítulo 4..docx
+++ b/Capitulos de Tesis/Capítulo 4..docx
@@ -841,13 +841,24 @@
           <w:b/>
           <w:bCs/>
         </w:rPr>
-        <w:t>GRÁFICO 1</w:t>
+        <w:t xml:space="preserve">Gráfico </w:t>
+      </w:r>
+      <w:r>
+        <w:rPr>
+          <w:b/>
+          <w:bCs/>
+        </w:rPr>
+        <w:t>1</w:t>
       </w:r>
     </w:p>
     <w:p>
       <w:pPr>
         <w:spacing w:line="480" w:lineRule="auto"/>
         <w:jc w:val="center"/>
+        <w:rPr>
+          <w:b/>
+          <w:bCs/>
+        </w:rPr>
       </w:pPr>
       <w:r>
         <w:rPr>
@@ -857,15 +868,31 @@
         <w:t>Fuente:</w:t>
       </w:r>
       <w:r>
+        <w:rPr>
+          <w:b/>
+          <w:bCs/>
+        </w:rPr>
         <w:t xml:space="preserve"> Acurero, </w:t>
       </w:r>
       <w:r>
+        <w:rPr>
+          <w:b/>
+          <w:bCs/>
+        </w:rPr>
         <w:t>Araujo, Montiel (202</w:t>
       </w:r>
       <w:r>
+        <w:rPr>
+          <w:b/>
+          <w:bCs/>
+        </w:rPr>
         <w:t>5</w:t>
       </w:r>
       <w:r>
+        <w:rPr>
+          <w:b/>
+          <w:bCs/>
+        </w:rPr>
         <w:t>)</w:t>
       </w:r>
     </w:p>
@@ -960,7 +987,14 @@
           <w:b/>
           <w:bCs/>
         </w:rPr>
-        <w:t>GRÁFICO 2</w:t>
+        <w:t xml:space="preserve">Gráfico </w:t>
+      </w:r>
+      <w:r>
+        <w:rPr>
+          <w:b/>
+          <w:bCs/>
+        </w:rPr>
+        <w:t>2</w:t>
       </w:r>
     </w:p>
     <w:p>
@@ -968,16 +1002,17 @@
         <w:pStyle w:val="Tesis"/>
         <w:ind w:firstLine="0"/>
         <w:jc w:val="center"/>
-      </w:pPr>
-      <w:r>
-        <w:rPr>
-          <w:b/>
-          <w:bCs/>
-        </w:rPr>
-        <w:t>Fuente:</w:t>
-      </w:r>
-      <w:r>
-        <w:t xml:space="preserve"> Acurero, Araujo, Montiel (2025)</w:t>
+        <w:rPr>
+          <w:b/>
+          <w:bCs/>
+        </w:rPr>
+      </w:pPr>
+      <w:r>
+        <w:rPr>
+          <w:b/>
+          <w:bCs/>
+        </w:rPr>
+        <w:t>Fuente: Acurero, Araujo, Montiel (2025)</w:t>
       </w:r>
     </w:p>
     <w:p>
@@ -1051,23 +1086,31 @@
           <w:b/>
           <w:bCs/>
         </w:rPr>
-        <w:t>GRÁFICO 3</w:t>
+        <w:t xml:space="preserve">Gráfico </w:t>
+      </w:r>
+      <w:r>
+        <w:rPr>
+          <w:b/>
+          <w:bCs/>
+        </w:rPr>
+        <w:t>3</w:t>
       </w:r>
     </w:p>
     <w:p>
       <w:pPr>
         <w:spacing w:line="480" w:lineRule="auto"/>
         <w:jc w:val="center"/>
-      </w:pPr>
-      <w:r>
-        <w:rPr>
-          <w:b/>
-          <w:bCs/>
-        </w:rPr>
-        <w:t>Fuente:</w:t>
-      </w:r>
-      <w:r>
-        <w:t xml:space="preserve"> Acurero, Araujo, Montiel (2025)</w:t>
+        <w:rPr>
+          <w:b/>
+          <w:bCs/>
+        </w:rPr>
+      </w:pPr>
+      <w:r>
+        <w:rPr>
+          <w:b/>
+          <w:bCs/>
+        </w:rPr>
+        <w:t>Fuente: Acurero, Araujo, Montiel (2025)</w:t>
       </w:r>
     </w:p>
     <w:p/>
@@ -1138,23 +1181,31 @@
           <w:b/>
           <w:bCs/>
         </w:rPr>
-        <w:t>GRÁFICO 4</w:t>
+        <w:t xml:space="preserve">Gráfico </w:t>
+      </w:r>
+      <w:r>
+        <w:rPr>
+          <w:b/>
+          <w:bCs/>
+        </w:rPr>
+        <w:t>4</w:t>
       </w:r>
     </w:p>
     <w:p>
       <w:pPr>
         <w:spacing w:line="480" w:lineRule="auto"/>
         <w:jc w:val="center"/>
-      </w:pPr>
-      <w:r>
-        <w:rPr>
-          <w:b/>
-          <w:bCs/>
-        </w:rPr>
-        <w:t>Fuente:</w:t>
-      </w:r>
-      <w:r>
-        <w:t xml:space="preserve"> Acurero, Araujo, Montiel (2025)</w:t>
+        <w:rPr>
+          <w:b/>
+          <w:bCs/>
+        </w:rPr>
+      </w:pPr>
+      <w:r>
+        <w:rPr>
+          <w:b/>
+          <w:bCs/>
+        </w:rPr>
+        <w:t>Fuente: Acurero, Araujo, Montiel (2025)</w:t>
       </w:r>
     </w:p>
     <w:p/>
@@ -1217,6 +1268,8 @@
       </w:pPr>
       <w:r>
         <w:rPr>
+          <w:b/>
+          <w:bCs/>
           <w:noProof/>
           <w:lang w:val="es-VE"/>
           <w14:ligatures w14:val="standardContextual"/>
@@ -1248,23 +1301,31 @@
           <w:b/>
           <w:bCs/>
         </w:rPr>
-        <w:t>GRÁFICO 5</w:t>
+        <w:t>Gráfico</w:t>
+      </w:r>
+      <w:r>
+        <w:rPr>
+          <w:b/>
+          <w:bCs/>
+        </w:rPr>
+        <w:t xml:space="preserve"> 5</w:t>
       </w:r>
     </w:p>
     <w:p>
       <w:pPr>
         <w:spacing w:line="480" w:lineRule="auto"/>
         <w:jc w:val="center"/>
-      </w:pPr>
-      <w:r>
-        <w:rPr>
-          <w:b/>
-          <w:bCs/>
-        </w:rPr>
-        <w:t>Fuente:</w:t>
-      </w:r>
-      <w:r>
-        <w:t xml:space="preserve"> Acurero, Araujo, Montiel (2025)</w:t>
+        <w:rPr>
+          <w:b/>
+          <w:bCs/>
+        </w:rPr>
+      </w:pPr>
+      <w:r>
+        <w:rPr>
+          <w:b/>
+          <w:bCs/>
+        </w:rPr>
+        <w:t>Fuente: Acurero, Araujo, Montiel (2025)</w:t>
       </w:r>
     </w:p>
     <w:p/>
@@ -1353,23 +1414,31 @@
           <w:b/>
           <w:bCs/>
         </w:rPr>
-        <w:t>GRÁFICO 6</w:t>
+        <w:t xml:space="preserve">Gráfico </w:t>
+      </w:r>
+      <w:r>
+        <w:rPr>
+          <w:b/>
+          <w:bCs/>
+        </w:rPr>
+        <w:t>6</w:t>
       </w:r>
     </w:p>
     <w:p>
       <w:pPr>
         <w:spacing w:line="480" w:lineRule="auto"/>
         <w:jc w:val="center"/>
-      </w:pPr>
-      <w:r>
-        <w:rPr>
-          <w:b/>
-          <w:bCs/>
-        </w:rPr>
-        <w:t>Fuente:</w:t>
-      </w:r>
-      <w:r>
-        <w:t xml:space="preserve"> Acurero, Araujo, Montiel (2025)</w:t>
+        <w:rPr>
+          <w:b/>
+          <w:bCs/>
+        </w:rPr>
+      </w:pPr>
+      <w:r>
+        <w:rPr>
+          <w:b/>
+          <w:bCs/>
+        </w:rPr>
+        <w:t>Fuente: Acurero, Araujo, Montiel (2025)</w:t>
       </w:r>
     </w:p>
     <w:p/>
@@ -1543,22 +1612,23 @@
           <w:b/>
           <w:bCs/>
         </w:rPr>
-        <w:t>GRÁFICO 7</w:t>
+        <w:t>Gráfico 7</w:t>
       </w:r>
     </w:p>
     <w:p>
       <w:pPr>
         <w:jc w:val="center"/>
-      </w:pPr>
-      <w:r>
-        <w:rPr>
-          <w:b/>
-          <w:bCs/>
-        </w:rPr>
-        <w:t>Fuente:</w:t>
-      </w:r>
-      <w:r>
-        <w:t xml:space="preserve"> Acurero, Araujo, Montiel (2025)</w:t>
+        <w:rPr>
+          <w:b/>
+          <w:bCs/>
+        </w:rPr>
+      </w:pPr>
+      <w:r>
+        <w:rPr>
+          <w:b/>
+          <w:bCs/>
+        </w:rPr>
+        <w:t>Fuente: Acurero, Araujo, Montiel (2025)</w:t>
       </w:r>
     </w:p>
     <w:p>
@@ -1654,23 +1724,31 @@
           <w:b/>
           <w:bCs/>
         </w:rPr>
-        <w:t>GRÁFICO 8</w:t>
+        <w:t xml:space="preserve">Gráfico </w:t>
+      </w:r>
+      <w:r>
+        <w:rPr>
+          <w:b/>
+          <w:bCs/>
+        </w:rPr>
+        <w:t>8</w:t>
       </w:r>
     </w:p>
     <w:p>
       <w:pPr>
         <w:spacing w:line="480" w:lineRule="auto"/>
         <w:jc w:val="center"/>
-      </w:pPr>
-      <w:r>
-        <w:rPr>
-          <w:b/>
-          <w:bCs/>
-        </w:rPr>
-        <w:t>Fuente:</w:t>
-      </w:r>
-      <w:r>
-        <w:t xml:space="preserve"> Acurero, Araujo, Montiel (2025)</w:t>
+        <w:rPr>
+          <w:b/>
+          <w:bCs/>
+        </w:rPr>
+      </w:pPr>
+      <w:r>
+        <w:rPr>
+          <w:b/>
+          <w:bCs/>
+        </w:rPr>
+        <w:t>Fuente: Acurero, Araujo, Montiel (2025)</w:t>
       </w:r>
     </w:p>
     <w:p>
@@ -1789,23 +1867,31 @@
           <w:b/>
           <w:bCs/>
         </w:rPr>
-        <w:t>GRÁFICO 9</w:t>
+        <w:t xml:space="preserve">Gráfico </w:t>
+      </w:r>
+      <w:r>
+        <w:rPr>
+          <w:b/>
+          <w:bCs/>
+        </w:rPr>
+        <w:t>9</w:t>
       </w:r>
     </w:p>
     <w:p>
       <w:pPr>
         <w:spacing w:line="480" w:lineRule="auto"/>
         <w:jc w:val="center"/>
-      </w:pPr>
-      <w:r>
-        <w:rPr>
-          <w:b/>
-          <w:bCs/>
-        </w:rPr>
-        <w:t>Fuente:</w:t>
-      </w:r>
-      <w:r>
-        <w:t xml:space="preserve"> Acurero, Araujo, Montiel (2025)</w:t>
+        <w:rPr>
+          <w:b/>
+          <w:bCs/>
+        </w:rPr>
+      </w:pPr>
+      <w:r>
+        <w:rPr>
+          <w:b/>
+          <w:bCs/>
+        </w:rPr>
+        <w:t>Fuente: Acurero, Araujo, Montiel (2025)</w:t>
       </w:r>
     </w:p>
     <w:p>
@@ -2040,23 +2126,31 @@
           <w:b/>
           <w:bCs/>
         </w:rPr>
-        <w:t>GRÁFICO 10</w:t>
+        <w:t xml:space="preserve">Gráfico </w:t>
+      </w:r>
+      <w:r>
+        <w:rPr>
+          <w:b/>
+          <w:bCs/>
+        </w:rPr>
+        <w:t>10</w:t>
       </w:r>
     </w:p>
     <w:p>
       <w:pPr>
         <w:spacing w:line="480" w:lineRule="auto"/>
         <w:jc w:val="center"/>
-      </w:pPr>
-      <w:r>
-        <w:rPr>
-          <w:b/>
-          <w:bCs/>
-        </w:rPr>
-        <w:t>Fuente:</w:t>
-      </w:r>
-      <w:r>
-        <w:t xml:space="preserve"> Acurero, Araujo, Montiel (2025)</w:t>
+        <w:rPr>
+          <w:b/>
+          <w:bCs/>
+        </w:rPr>
+      </w:pPr>
+      <w:r>
+        <w:rPr>
+          <w:b/>
+          <w:bCs/>
+        </w:rPr>
+        <w:t>Fuente: Acurero, Araujo, Montiel (2025)</w:t>
       </w:r>
     </w:p>
     <w:p/>
@@ -2163,23 +2257,31 @@
           <w:b/>
           <w:bCs/>
         </w:rPr>
-        <w:t>GRÁFICO 11</w:t>
+        <w:t xml:space="preserve">Gráfico </w:t>
+      </w:r>
+      <w:r>
+        <w:rPr>
+          <w:b/>
+          <w:bCs/>
+        </w:rPr>
+        <w:t>11</w:t>
       </w:r>
     </w:p>
     <w:p>
       <w:pPr>
         <w:spacing w:line="480" w:lineRule="auto"/>
         <w:jc w:val="center"/>
-      </w:pPr>
-      <w:r>
-        <w:rPr>
-          <w:b/>
-          <w:bCs/>
-        </w:rPr>
-        <w:t>Fuente:</w:t>
-      </w:r>
-      <w:r>
-        <w:t xml:space="preserve"> Acurero, Araujo, Montiel (2025)</w:t>
+        <w:rPr>
+          <w:b/>
+          <w:bCs/>
+        </w:rPr>
+      </w:pPr>
+      <w:r>
+        <w:rPr>
+          <w:b/>
+          <w:bCs/>
+        </w:rPr>
+        <w:t>Fuente: Acurero, Araujo, Montiel (2025)</w:t>
       </w:r>
     </w:p>
     <w:p>
@@ -2290,23 +2392,31 @@
           <w:b/>
           <w:bCs/>
         </w:rPr>
-        <w:t>GRÁFICO 12</w:t>
+        <w:t xml:space="preserve">Gráfico </w:t>
+      </w:r>
+      <w:r>
+        <w:rPr>
+          <w:b/>
+          <w:bCs/>
+        </w:rPr>
+        <w:t>12</w:t>
       </w:r>
     </w:p>
     <w:p>
       <w:pPr>
         <w:spacing w:line="480" w:lineRule="auto"/>
         <w:jc w:val="center"/>
-      </w:pPr>
-      <w:r>
-        <w:rPr>
-          <w:b/>
-          <w:bCs/>
-        </w:rPr>
-        <w:t>Fuente:</w:t>
-      </w:r>
-      <w:r>
-        <w:t xml:space="preserve"> Acurero, Araujo, Montiel (2025)</w:t>
+        <w:rPr>
+          <w:b/>
+          <w:bCs/>
+        </w:rPr>
+      </w:pPr>
+      <w:r>
+        <w:rPr>
+          <w:b/>
+          <w:bCs/>
+        </w:rPr>
+        <w:t>Fuente: Acurero, Araujo, Montiel (2025)</w:t>
       </w:r>
     </w:p>
     <w:p>
@@ -2902,47 +3012,64 @@
     </w:p>
     <w:p>
       <w:pPr>
-        <w:pStyle w:val="Default"/>
-        <w:widowControl w:val="0"/>
+        <w:keepNext/>
+        <w:keepLines/>
+        <w:widowControl/>
+        <w:overflowPunct/>
+        <w:adjustRightInd/>
         <w:jc w:val="center"/>
-        <w:rPr>
-          <w:b/>
-          <w:bCs/>
-        </w:rPr>
-      </w:pPr>
-      <w:r>
-        <w:rPr>
-          <w:b/>
-          <w:bCs/>
-        </w:rPr>
-        <w:t xml:space="preserve">FIGURA 1. </w:t>
-      </w:r>
-      <w:r>
-        <w:t>DIAGRAMA</w:t>
-      </w:r>
-      <w:r>
-        <w:t xml:space="preserve"> </w:t>
-      </w:r>
-      <w:r>
-        <w:t>E-R</w:t>
-      </w:r>
-    </w:p>
-    <w:p>
-      <w:pPr>
-        <w:pStyle w:val="Default"/>
-        <w:widowControl w:val="0"/>
+        <w:outlineLvl w:val="6"/>
+        <w:rPr>
+          <w:rFonts w:eastAsia="Times New Roman" w:cs="Times New Roman"/>
+          <w:b/>
+          <w:bCs/>
+          <w:iCs/>
+          <w:color w:val="000000"/>
+          <w:kern w:val="0"/>
+          <w:lang w:val="es-VE" w:eastAsia="en-US"/>
+        </w:rPr>
+      </w:pPr>
+      <w:bookmarkStart w:id="0" w:name="_Toc234531719"/>
+      <w:r>
+        <w:rPr>
+          <w:rFonts w:eastAsia="Times New Roman" w:cs="Times New Roman"/>
+          <w:b/>
+          <w:bCs/>
+          <w:iCs/>
+          <w:color w:val="000000"/>
+          <w:kern w:val="0"/>
+          <w:lang w:val="es-VE" w:eastAsia="en-US"/>
+        </w:rPr>
+        <w:t>Figura 1. Diagrama entidad-relación</w:t>
+      </w:r>
+      <w:bookmarkEnd w:id="0"/>
+    </w:p>
+    <w:p>
+      <w:pPr>
+        <w:overflowPunct/>
+        <w:autoSpaceDE w:val="0"/>
+        <w:autoSpaceDN w:val="0"/>
         <w:spacing w:line="480" w:lineRule="auto"/>
         <w:jc w:val="center"/>
-      </w:pPr>
-      <w:r>
-        <w:rPr>
-          <w:b/>
-          <w:bCs/>
-        </w:rPr>
-        <w:t>Fuente:</w:t>
-      </w:r>
-      <w:r>
-        <w:t xml:space="preserve"> Acurero, Araujo, Montiel (2025)</w:t>
+        <w:rPr>
+          <w:rFonts w:eastAsia="Calibri"/>
+          <w:b/>
+          <w:bCs/>
+          <w:color w:val="000000"/>
+          <w:kern w:val="0"/>
+          <w:lang w:val="es-VE" w:eastAsia="en-US"/>
+        </w:rPr>
+      </w:pPr>
+      <w:r>
+        <w:rPr>
+          <w:rFonts w:eastAsia="Calibri"/>
+          <w:b/>
+          <w:bCs/>
+          <w:color w:val="000000"/>
+          <w:kern w:val="0"/>
+          <w:lang w:val="es-VE" w:eastAsia="en-US"/>
+        </w:rPr>
+        <w:t>Fuente: Acurero, Araujo, Montiel (2025)</w:t>
       </w:r>
     </w:p>
     <w:p>
@@ -3014,46 +3141,63 @@
     </w:p>
     <w:p>
       <w:pPr>
-        <w:pStyle w:val="Default"/>
-        <w:widowControl w:val="0"/>
+        <w:keepNext/>
+        <w:keepLines/>
+        <w:widowControl/>
+        <w:overflowPunct/>
+        <w:adjustRightInd/>
         <w:jc w:val="center"/>
-      </w:pPr>
-      <w:r>
-        <w:rPr>
-          <w:b/>
-          <w:bCs/>
-        </w:rPr>
-        <w:t>FIGURA 2</w:t>
-      </w:r>
-      <w:r>
-        <w:rPr>
-          <w:b/>
-          <w:bCs/>
-        </w:rPr>
-        <w:t xml:space="preserve">. </w:t>
-      </w:r>
-      <w:r>
-        <w:t xml:space="preserve">DIAGRAMA </w:t>
-      </w:r>
-      <w:r>
-        <w:t>DE FLUJO</w:t>
-      </w:r>
-    </w:p>
-    <w:p>
-      <w:pPr>
-        <w:pStyle w:val="Default"/>
-        <w:widowControl w:val="0"/>
+        <w:outlineLvl w:val="6"/>
+        <w:rPr>
+          <w:rFonts w:eastAsia="Times New Roman" w:cs="Times New Roman"/>
+          <w:b/>
+          <w:bCs/>
+          <w:iCs/>
+          <w:color w:val="000000"/>
+          <w:kern w:val="0"/>
+          <w:lang w:val="es-VE" w:eastAsia="en-US"/>
+        </w:rPr>
+      </w:pPr>
+      <w:bookmarkStart w:id="1" w:name="_Toc234531720"/>
+      <w:r>
+        <w:rPr>
+          <w:rFonts w:eastAsia="Times New Roman" w:cs="Times New Roman"/>
+          <w:b/>
+          <w:bCs/>
+          <w:iCs/>
+          <w:color w:val="000000"/>
+          <w:kern w:val="0"/>
+          <w:lang w:val="es-VE" w:eastAsia="en-US"/>
+        </w:rPr>
+        <w:t>Figura 2. Diagrama de flujo</w:t>
+      </w:r>
+      <w:bookmarkEnd w:id="1"/>
+    </w:p>
+    <w:p>
+      <w:pPr>
+        <w:overflowPunct/>
+        <w:autoSpaceDE w:val="0"/>
+        <w:autoSpaceDN w:val="0"/>
         <w:jc w:val="center"/>
-      </w:pPr>
-      <w:r>
-        <w:rPr>
-          <w:b/>
-          <w:bCs/>
-        </w:rPr>
-        <w:t>Fuente:</w:t>
-      </w:r>
-      <w:r>
-        <w:t xml:space="preserve"> Acurero, Araujo, Montiel (2025)</w:t>
+        <w:rPr>
+          <w:rFonts w:eastAsia="Calibri"/>
+          <w:b/>
+          <w:bCs/>
+          <w:color w:val="000000"/>
+          <w:kern w:val="0"/>
+          <w:lang w:val="es-VE" w:eastAsia="en-US"/>
+        </w:rPr>
+      </w:pPr>
+      <w:r>
+        <w:rPr>
+          <w:rFonts w:eastAsia="Calibri"/>
+          <w:b/>
+          <w:bCs/>
+          <w:color w:val="000000"/>
+          <w:kern w:val="0"/>
+          <w:lang w:val="es-VE" w:eastAsia="en-US"/>
+        </w:rPr>
+        <w:t>Fuente: Acurero, Araujo, Montiel (2025)</w:t>
       </w:r>
     </w:p>
     <w:p>
@@ -3130,6 +3274,40 @@
     </w:p>
     <w:p>
       <w:pPr>
+        <w:keepNext/>
+        <w:keepLines/>
+        <w:widowControl/>
+        <w:overflowPunct/>
+        <w:adjustRightInd/>
+        <w:jc w:val="center"/>
+        <w:outlineLvl w:val="6"/>
+        <w:rPr>
+          <w:rFonts w:eastAsia="Times New Roman"/>
+          <w:b/>
+          <w:bCs/>
+          <w:iCs/>
+          <w:color w:val="000000"/>
+          <w:kern w:val="0"/>
+          <w:lang w:val="es-VE" w:eastAsia="en-US"/>
+        </w:rPr>
+      </w:pPr>
+      <w:bookmarkStart w:id="2" w:name="_Toc234531721"/>
+      <w:r>
+        <w:rPr>
+          <w:rFonts w:eastAsia="Times New Roman"/>
+          <w:b/>
+          <w:bCs/>
+          <w:iCs/>
+          <w:color w:val="000000"/>
+          <w:kern w:val="0"/>
+          <w:lang w:val="es-VE" w:eastAsia="en-US"/>
+        </w:rPr>
+        <w:t>Figura 3. Diagrama de caso de uso</w:t>
+      </w:r>
+      <w:bookmarkEnd w:id="2"/>
+    </w:p>
+    <w:p>
+      <w:pPr>
         <w:pStyle w:val="Tesis"/>
         <w:spacing w:line="240" w:lineRule="auto"/>
         <w:ind w:firstLine="0"/>
@@ -3137,38 +3315,15 @@
       </w:pPr>
       <w:r>
         <w:rPr>
-          <w:b/>
-          <w:bCs/>
-        </w:rPr>
-        <w:t>FIGURA 3</w:t>
-      </w:r>
-      <w:r>
-        <w:rPr>
-          <w:b/>
-          <w:bCs/>
-        </w:rPr>
-        <w:t xml:space="preserve">. </w:t>
-      </w:r>
-      <w:r>
-        <w:t>DIAGRAMA DE CASOS DE USO</w:t>
-      </w:r>
-    </w:p>
-    <w:p>
-      <w:pPr>
-        <w:pStyle w:val="Tesis"/>
-        <w:spacing w:line="240" w:lineRule="auto"/>
-        <w:ind w:firstLine="0"/>
-        <w:jc w:val="center"/>
-      </w:pPr>
-      <w:r>
-        <w:rPr>
-          <w:b/>
-          <w:bCs/>
-        </w:rPr>
-        <w:t xml:space="preserve">Fuente: </w:t>
-      </w:r>
-      <w:r>
-        <w:t>Acurero, Araujo, Montiel (2025)</w:t>
+          <w:rFonts w:eastAsia="Aptos"/>
+          <w:b/>
+          <w:bCs/>
+          <w:color w:val="auto"/>
+          <w:kern w:val="2"/>
+          <w:lang w:val="es-MX"/>
+          <w14:ligatures w14:val="standardContextual"/>
+        </w:rPr>
+        <w:t>Fuente: Acurero, Araujo, Montiel (2025)</w:t>
       </w:r>
     </w:p>
     <w:p>
@@ -3319,47 +3474,65 @@
     </w:p>
     <w:p>
       <w:pPr>
+        <w:keepNext/>
+        <w:keepLines/>
+        <w:widowControl/>
+        <w:overflowPunct/>
+        <w:adjustRightInd/>
+        <w:jc w:val="center"/>
+        <w:outlineLvl w:val="6"/>
+        <w:rPr>
+          <w:rFonts w:eastAsia="Times New Roman"/>
+          <w:b/>
+          <w:bCs/>
+          <w:iCs/>
+          <w:color w:val="000000"/>
+          <w:kern w:val="0"/>
+          <w:lang w:val="es-VE" w:eastAsia="en-US"/>
+        </w:rPr>
+      </w:pPr>
+      <w:bookmarkStart w:id="3" w:name="_Toc234531722"/>
+      <w:r>
+        <w:rPr>
+          <w:rFonts w:eastAsia="Times New Roman"/>
+          <w:b/>
+          <w:bCs/>
+          <w:iCs/>
+          <w:color w:val="000000"/>
+          <w:kern w:val="0"/>
+          <w:lang w:val="es-VE" w:eastAsia="en-US"/>
+        </w:rPr>
+        <w:t>Figura 4. Primer prototipo de logo</w:t>
+      </w:r>
+      <w:bookmarkEnd w:id="3"/>
+    </w:p>
+    <w:p>
+      <w:pPr>
         <w:pStyle w:val="Default"/>
         <w:widowControl w:val="0"/>
         <w:spacing w:line="276" w:lineRule="auto"/>
         <w:jc w:val="center"/>
-      </w:pPr>
-      <w:r>
-        <w:rPr>
-          <w:b/>
-          <w:bCs/>
-        </w:rPr>
-        <w:t>FIGURA</w:t>
-      </w:r>
-      <w:r>
-        <w:rPr>
-          <w:b/>
-          <w:bCs/>
-        </w:rPr>
-        <w:t xml:space="preserve"> </w:t>
-      </w:r>
-      <w:r>
-        <w:rPr>
-          <w:b/>
-          <w:bCs/>
-        </w:rPr>
-        <w:t>4</w:t>
-      </w:r>
-      <w:r>
-        <w:rPr>
-          <w:b/>
-          <w:bCs/>
-        </w:rPr>
-        <w:t>.</w:t>
-      </w:r>
-      <w:r>
-        <w:t xml:space="preserve"> PROTOTIPO DE LOGO</w:t>
-      </w:r>
-      <w:r>
-        <w:t xml:space="preserve"> </w:t>
-      </w:r>
-      <w:r>
-        <w:t>1</w:t>
+        <w:rPr>
+          <w:rFonts w:eastAsia="Aptos"/>
+          <w:b/>
+          <w:bCs/>
+          <w:color w:val="auto"/>
+          <w:kern w:val="2"/>
+          <w:lang w:val="es-MX"/>
+          <w14:ligatures w14:val="standardContextual"/>
+        </w:rPr>
+      </w:pPr>
+      <w:r>
+        <w:rPr>
+          <w:rFonts w:eastAsia="Aptos"/>
+          <w:b/>
+          <w:bCs/>
+          <w:color w:val="auto"/>
+          <w:kern w:val="2"/>
+          <w:lang w:val="es-MX"/>
+          <w14:ligatures w14:val="standardContextual"/>
+        </w:rPr>
+        <w:t>Fuente: Acurero, Araujo, Montiel (2025)</w:t>
       </w:r>
     </w:p>
     <w:p>
@@ -3367,31 +3540,6 @@
         <w:pStyle w:val="Default"/>
         <w:widowControl w:val="0"/>
         <w:spacing w:line="276" w:lineRule="auto"/>
-        <w:jc w:val="center"/>
-      </w:pPr>
-      <w:r>
-        <w:rPr>
-          <w:b/>
-          <w:bCs/>
-        </w:rPr>
-        <w:t>Fuente:</w:t>
-      </w:r>
-      <w:r>
-        <w:t xml:space="preserve"> Acurero, Araujo, Montiel (2025)</w:t>
-      </w:r>
-    </w:p>
-    <w:p>
-      <w:pPr>
-        <w:pStyle w:val="Default"/>
-        <w:widowControl w:val="0"/>
-        <w:spacing w:line="276" w:lineRule="auto"/>
-        <w:jc w:val="center"/>
-      </w:pPr>
-    </w:p>
-    <w:p>
-      <w:pPr>
-        <w:pStyle w:val="Default"/>
-        <w:widowControl w:val="0"/>
         <w:jc w:val="center"/>
       </w:pPr>
     </w:p>
@@ -3466,60 +3614,55 @@
     </w:p>
     <w:p>
       <w:pPr>
+        <w:keepNext/>
+        <w:keepLines/>
+        <w:widowControl/>
+        <w:overflowPunct/>
+        <w:adjustRightInd/>
+        <w:jc w:val="center"/>
+        <w:outlineLvl w:val="6"/>
+        <w:rPr>
+          <w:rFonts w:eastAsia="Times New Roman"/>
+          <w:b/>
+          <w:bCs/>
+          <w:iCs/>
+          <w:color w:val="000000"/>
+          <w:kern w:val="0"/>
+          <w:lang w:val="es-VE" w:eastAsia="en-US"/>
+        </w:rPr>
+      </w:pPr>
+      <w:bookmarkStart w:id="4" w:name="_Toc234531723"/>
+      <w:r>
+        <w:rPr>
+          <w:rFonts w:eastAsia="Times New Roman"/>
+          <w:b/>
+          <w:bCs/>
+          <w:iCs/>
+          <w:color w:val="000000"/>
+          <w:kern w:val="0"/>
+          <w:lang w:val="es-VE" w:eastAsia="en-US"/>
+        </w:rPr>
+        <w:t>Figura 5. Segundo prototipo de logo</w:t>
+      </w:r>
+      <w:bookmarkEnd w:id="4"/>
+    </w:p>
+    <w:p>
+      <w:pPr>
         <w:pStyle w:val="Default"/>
         <w:widowControl w:val="0"/>
         <w:jc w:val="center"/>
       </w:pPr>
       <w:r>
         <w:rPr>
-          <w:b/>
-          <w:bCs/>
-        </w:rPr>
-        <w:t>FIGURA</w:t>
-      </w:r>
-      <w:r>
-        <w:rPr>
-          <w:b/>
-          <w:bCs/>
-        </w:rPr>
-        <w:t xml:space="preserve"> </w:t>
-      </w:r>
-      <w:r>
-        <w:rPr>
-          <w:b/>
-          <w:bCs/>
-        </w:rPr>
-        <w:t>5</w:t>
-      </w:r>
-      <w:r>
-        <w:rPr>
-          <w:b/>
-          <w:bCs/>
-        </w:rPr>
-        <w:t>.</w:t>
-      </w:r>
-      <w:r>
-        <w:t xml:space="preserve"> PROTOTIPO DE LOGO</w:t>
-      </w:r>
-      <w:r>
-        <w:t xml:space="preserve"> 2</w:t>
-      </w:r>
-    </w:p>
-    <w:p>
-      <w:pPr>
-        <w:pStyle w:val="Default"/>
-        <w:widowControl w:val="0"/>
-        <w:jc w:val="center"/>
-      </w:pPr>
-      <w:r>
-        <w:rPr>
-          <w:b/>
-          <w:bCs/>
-        </w:rPr>
-        <w:t>Fuente:</w:t>
-      </w:r>
-      <w:r>
-        <w:t xml:space="preserve"> Acurero, Araujo, Montiel (2025)</w:t>
+          <w:rFonts w:eastAsia="Aptos"/>
+          <w:b/>
+          <w:bCs/>
+          <w:color w:val="auto"/>
+          <w:kern w:val="2"/>
+          <w:lang w:val="es-MX"/>
+          <w14:ligatures w14:val="standardContextual"/>
+        </w:rPr>
+        <w:t>Fuente: Acurero, Araujo, Montiel (2025)</w:t>
       </w:r>
     </w:p>
     <w:p>
@@ -3527,7 +3670,6 @@
         <w:pStyle w:val="Default"/>
         <w:widowControl w:val="0"/>
         <w:spacing w:line="276" w:lineRule="auto"/>
-        <w:jc w:val="center"/>
       </w:pPr>
     </w:p>
     <w:p>
@@ -3588,51 +3730,63 @@
     </w:p>
     <w:p>
       <w:pPr>
+        <w:keepNext/>
+        <w:keepLines/>
+        <w:widowControl/>
+        <w:overflowPunct/>
+        <w:adjustRightInd/>
+        <w:jc w:val="center"/>
+        <w:outlineLvl w:val="6"/>
+        <w:rPr>
+          <w:rFonts w:eastAsia="Times New Roman"/>
+          <w:b/>
+          <w:bCs/>
+          <w:iCs/>
+          <w:color w:val="000000"/>
+          <w:kern w:val="0"/>
+          <w:lang w:val="es-VE" w:eastAsia="en-US"/>
+        </w:rPr>
+      </w:pPr>
+      <w:bookmarkStart w:id="5" w:name="_Toc234531724"/>
+      <w:r>
+        <w:rPr>
+          <w:rFonts w:eastAsia="Times New Roman"/>
+          <w:b/>
+          <w:bCs/>
+          <w:iCs/>
+          <w:color w:val="000000"/>
+          <w:kern w:val="0"/>
+          <w:lang w:val="es-VE" w:eastAsia="en-US"/>
+        </w:rPr>
+        <w:t>Figura 6. Prototipo de interfaz</w:t>
+      </w:r>
+      <w:bookmarkEnd w:id="5"/>
+    </w:p>
+    <w:p>
+      <w:pPr>
         <w:pStyle w:val="Default"/>
         <w:widowControl w:val="0"/>
         <w:jc w:val="center"/>
       </w:pPr>
       <w:r>
         <w:rPr>
-          <w:b/>
-          <w:bCs/>
-        </w:rPr>
-        <w:t xml:space="preserve">FIGURA </w:t>
-      </w:r>
-      <w:r>
-        <w:rPr>
-          <w:b/>
-          <w:bCs/>
-        </w:rPr>
-        <w:t>6</w:t>
-      </w:r>
-      <w:r>
-        <w:rPr>
-          <w:b/>
-          <w:bCs/>
-        </w:rPr>
-        <w:t xml:space="preserve">. </w:t>
-      </w:r>
-      <w:r>
-        <w:t>PROTOTIPO DE INTERFAZ</w:t>
+          <w:rFonts w:eastAsia="Aptos"/>
+          <w:b/>
+          <w:bCs/>
+          <w:color w:val="auto"/>
+          <w:kern w:val="2"/>
+          <w:lang w:val="es-MX"/>
+          <w14:ligatures w14:val="standardContextual"/>
+        </w:rPr>
+        <w:t>Fuente: Acurero, Araujo, Montiel (2025)</w:t>
       </w:r>
     </w:p>
     <w:p>
       <w:pPr>
         <w:pStyle w:val="Default"/>
         <w:widowControl w:val="0"/>
-        <w:jc w:val="center"/>
-      </w:pPr>
-      <w:r>
-        <w:rPr>
-          <w:b/>
-          <w:bCs/>
-        </w:rPr>
-        <w:t>Fuente:</w:t>
-      </w:r>
-      <w:r>
-        <w:t xml:space="preserve"> Acurero, Araujo, Montiel (2025)</w:t>
-      </w:r>
+        <w:jc w:val="both"/>
+      </w:pPr>
     </w:p>
     <w:p>
       <w:pPr>
@@ -3706,13 +3860,17 @@
         <w:pStyle w:val="Default"/>
         <w:widowControl w:val="0"/>
         <w:jc w:val="center"/>
-      </w:pPr>
-      <w:r>
-        <w:rPr>
-          <w:b/>
-          <w:bCs/>
-        </w:rPr>
-        <w:t>FIGURA</w:t>
+        <w:rPr>
+          <w:b/>
+          <w:bCs/>
+        </w:rPr>
+      </w:pPr>
+      <w:r>
+        <w:rPr>
+          <w:b/>
+          <w:bCs/>
+        </w:rPr>
+        <w:t>Figura</w:t>
       </w:r>
       <w:r>
         <w:rPr>
@@ -3736,30 +3894,46 @@
         <w:t xml:space="preserve">. </w:t>
       </w:r>
       <w:r>
-        <w:t>PROTOTIPO DE LOGIN</w:t>
-      </w:r>
+        <w:rPr>
+          <w:b/>
+          <w:bCs/>
+        </w:rPr>
+        <w:t xml:space="preserve">Prototipo de </w:t>
+      </w:r>
+      <w:proofErr w:type="spellStart"/>
+      <w:r>
+        <w:rPr>
+          <w:b/>
+          <w:bCs/>
+        </w:rPr>
+        <w:t>login</w:t>
+      </w:r>
+      <w:proofErr w:type="spellEnd"/>
     </w:p>
     <w:p>
       <w:pPr>
         <w:pStyle w:val="Default"/>
         <w:widowControl w:val="0"/>
         <w:jc w:val="center"/>
-      </w:pPr>
-      <w:r>
-        <w:rPr>
-          <w:b/>
-          <w:bCs/>
-        </w:rPr>
-        <w:t>Fuente:</w:t>
-      </w:r>
-      <w:r>
-        <w:t xml:space="preserve"> Acurero, Araujo, Montiel (2025)</w:t>
+        <w:rPr>
+          <w:b/>
+          <w:bCs/>
+        </w:rPr>
+      </w:pPr>
+      <w:r>
+        <w:rPr>
+          <w:b/>
+          <w:bCs/>
+        </w:rPr>
+        <w:t>Fuente: Acurero, Araujo, Montiel (2025)</w:t>
       </w:r>
     </w:p>
     <w:p>
       <w:pPr>
         <w:pStyle w:val="Default"/>
         <w:widowControl w:val="0"/>
+        <w:spacing w:line="480" w:lineRule="auto"/>
+        <w:jc w:val="center"/>
       </w:pPr>
     </w:p>
     <w:p>
@@ -4126,13 +4300,17 @@
     <w:p>
       <w:pPr>
         <w:jc w:val="center"/>
-      </w:pPr>
-      <w:r>
-        <w:rPr>
-          <w:b/>
-          <w:bCs/>
-        </w:rPr>
-        <w:t xml:space="preserve">FIGURA </w:t>
+        <w:rPr>
+          <w:b/>
+          <w:bCs/>
+        </w:rPr>
+      </w:pPr>
+      <w:r>
+        <w:rPr>
+          <w:b/>
+          <w:bCs/>
+        </w:rPr>
+        <w:t xml:space="preserve">Figura </w:t>
       </w:r>
       <w:r>
         <w:rPr>
@@ -4149,7 +4327,18 @@
         <w:t xml:space="preserve">. </w:t>
       </w:r>
       <w:r>
-        <w:t>CÓDIGO DE “config.py”</w:t>
+        <w:rPr>
+          <w:b/>
+          <w:bCs/>
+        </w:rPr>
+        <w:t>Código de</w:t>
+      </w:r>
+      <w:r>
+        <w:rPr>
+          <w:b/>
+          <w:bCs/>
+        </w:rPr>
+        <w:t xml:space="preserve"> “config.py”</w:t>
       </w:r>
     </w:p>
     <w:p>
@@ -4161,10 +4350,7 @@
           <w:b/>
           <w:bCs/>
         </w:rPr>
-        <w:t>Fuente:</w:t>
-      </w:r>
-      <w:r>
-        <w:t xml:space="preserve"> Acurero, Araujo, Montiel (2025)</w:t>
+        <w:t>Fuente: Acurero, Araujo, Montiel (2025)</w:t>
       </w:r>
     </w:p>
     <w:p/>
@@ -4481,7 +4667,7 @@
           <w:b/>
           <w:bCs/>
         </w:rPr>
-        <w:t>FIGURA</w:t>
+        <w:t>Figura</w:t>
       </w:r>
       <w:r>
         <w:rPr>
@@ -4505,7 +4691,18 @@
         <w:t xml:space="preserve">. </w:t>
       </w:r>
       <w:r>
-        <w:t>CÓDIGO DE “enrutador.py”</w:t>
+        <w:rPr>
+          <w:b/>
+          <w:bCs/>
+        </w:rPr>
+        <w:t xml:space="preserve">Código de </w:t>
+      </w:r>
+      <w:r>
+        <w:rPr>
+          <w:b/>
+          <w:bCs/>
+        </w:rPr>
+        <w:t>“enrutador.py”</w:t>
       </w:r>
     </w:p>
     <w:p>
@@ -4517,10 +4714,7 @@
           <w:b/>
           <w:bCs/>
         </w:rPr>
-        <w:t>Fuente:</w:t>
-      </w:r>
-      <w:r>
-        <w:t xml:space="preserve"> Acurero, Araujo, Montiel (2025)</w:t>
+        <w:t>Fuente: Acurero, Araujo, Montiel (2025)</w:t>
       </w:r>
     </w:p>
     <w:p>
@@ -4847,7 +5041,7 @@
           <w:b/>
           <w:bCs/>
         </w:rPr>
-        <w:t>FIGURA</w:t>
+        <w:t>Figura</w:t>
       </w:r>
       <w:r>
         <w:rPr>
@@ -4871,7 +5065,18 @@
         <w:t xml:space="preserve">. </w:t>
       </w:r>
       <w:r>
-        <w:t>CÓDIGO DE “gestor_db.py”</w:t>
+        <w:rPr>
+          <w:b/>
+          <w:bCs/>
+        </w:rPr>
+        <w:t>Código de</w:t>
+      </w:r>
+      <w:r>
+        <w:rPr>
+          <w:b/>
+          <w:bCs/>
+        </w:rPr>
+        <w:t xml:space="preserve"> “gestor_db.py”</w:t>
       </w:r>
     </w:p>
     <w:p>
@@ -4883,10 +5088,7 @@
           <w:b/>
           <w:bCs/>
         </w:rPr>
-        <w:t>Fuente:</w:t>
-      </w:r>
-      <w:r>
-        <w:t xml:space="preserve"> Acurero, Araujo, Montiel (2025)</w:t>
+        <w:t>Fuente: Acurero, Araujo, Montiel (2025)</w:t>
       </w:r>
     </w:p>
     <w:p>
@@ -5092,7 +5294,7 @@
           <w:b/>
           <w:bCs/>
         </w:rPr>
-        <w:t>FIGURA</w:t>
+        <w:t>Figura</w:t>
       </w:r>
       <w:r>
         <w:rPr>
@@ -5116,22 +5318,34 @@
         <w:t xml:space="preserve">. </w:t>
       </w:r>
       <w:r>
-        <w:t>CÓDIGO DE “email_config.py”</w:t>
+        <w:rPr>
+          <w:b/>
+          <w:bCs/>
+        </w:rPr>
+        <w:t>Código de</w:t>
+      </w:r>
+      <w:r>
+        <w:rPr>
+          <w:b/>
+          <w:bCs/>
+        </w:rPr>
+        <w:t xml:space="preserve"> “email_config.py”</w:t>
       </w:r>
     </w:p>
     <w:p>
       <w:pPr>
         <w:jc w:val="center"/>
-      </w:pPr>
-      <w:r>
-        <w:rPr>
-          <w:b/>
-          <w:bCs/>
-        </w:rPr>
-        <w:t>Fuente:</w:t>
-      </w:r>
-      <w:r>
-        <w:t xml:space="preserve"> Acurero, Araujo, Montiel (2025)</w:t>
+        <w:rPr>
+          <w:b/>
+          <w:bCs/>
+        </w:rPr>
+      </w:pPr>
+      <w:r>
+        <w:rPr>
+          <w:b/>
+          <w:bCs/>
+        </w:rPr>
+        <w:t>Fuente: Acurero, Araujo, Montiel (2025)</w:t>
       </w:r>
     </w:p>
     <w:p/>
@@ -5346,7 +5560,7 @@
           <w:b/>
           <w:bCs/>
         </w:rPr>
-        <w:t>FIGURA</w:t>
+        <w:t>Figura</w:t>
       </w:r>
       <w:r>
         <w:rPr>
@@ -5370,7 +5584,18 @@
         <w:t xml:space="preserve">. </w:t>
       </w:r>
       <w:r>
-        <w:t>CÓDIGO DE “login_vista.py”</w:t>
+        <w:rPr>
+          <w:b/>
+          <w:bCs/>
+        </w:rPr>
+        <w:t xml:space="preserve">Código de </w:t>
+      </w:r>
+      <w:r>
+        <w:rPr>
+          <w:b/>
+          <w:bCs/>
+        </w:rPr>
+        <w:t>“login_vista.py”</w:t>
       </w:r>
     </w:p>
     <w:p>
@@ -5382,10 +5607,7 @@
           <w:b/>
           <w:bCs/>
         </w:rPr>
-        <w:t>Fuente:</w:t>
-      </w:r>
-      <w:r>
-        <w:t xml:space="preserve"> Acurero, Araujo, Montiel (2025)</w:t>
+        <w:t>Fuente: Acurero, Araujo, Montiel (2025)</w:t>
       </w:r>
     </w:p>
     <w:p>
@@ -5550,7 +5772,7 @@
           <w:b/>
           <w:bCs/>
         </w:rPr>
-        <w:t>FIGURA</w:t>
+        <w:t>Figura</w:t>
       </w:r>
       <w:r>
         <w:rPr>
@@ -5581,7 +5803,18 @@
         <w:t xml:space="preserve">. </w:t>
       </w:r>
       <w:r>
-        <w:t>CÓDIGO DE “registro_vista.py”</w:t>
+        <w:rPr>
+          <w:b/>
+          <w:bCs/>
+        </w:rPr>
+        <w:t xml:space="preserve">Código de </w:t>
+      </w:r>
+      <w:r>
+        <w:rPr>
+          <w:b/>
+          <w:bCs/>
+        </w:rPr>
+        <w:t>“registro_vista.py”</w:t>
       </w:r>
     </w:p>
     <w:p>
@@ -5594,10 +5827,7 @@
           <w:b/>
           <w:bCs/>
         </w:rPr>
-        <w:t>Fuente:</w:t>
-      </w:r>
-      <w:r>
-        <w:t xml:space="preserve"> Acurero, Araujo, Montiel (2025)</w:t>
+        <w:t>Fuente: Acurero, Araujo, Montiel (2025)</w:t>
       </w:r>
     </w:p>
     <w:p>
@@ -5854,7 +6084,7 @@
           <w:b/>
           <w:bCs/>
         </w:rPr>
-        <w:t>FIGURA</w:t>
+        <w:t>Figura</w:t>
       </w:r>
       <w:r>
         <w:rPr>
@@ -5885,12 +6115,31 @@
         <w:t xml:space="preserve">. </w:t>
       </w:r>
       <w:r>
-        <w:t>CÓDIGO DE “men</w:t>
-      </w:r>
-      <w:r>
+        <w:rPr>
+          <w:b/>
+          <w:bCs/>
+        </w:rPr>
+        <w:t xml:space="preserve">Código de </w:t>
+      </w:r>
+      <w:r>
+        <w:rPr>
+          <w:b/>
+          <w:bCs/>
+        </w:rPr>
+        <w:t>“men</w:t>
+      </w:r>
+      <w:r>
+        <w:rPr>
+          <w:b/>
+          <w:bCs/>
+        </w:rPr>
         <w:t>u_</w:t>
       </w:r>
       <w:r>
+        <w:rPr>
+          <w:b/>
+          <w:bCs/>
+        </w:rPr>
         <w:t>vista.py”</w:t>
       </w:r>
     </w:p>
@@ -5904,10 +6153,7 @@
           <w:b/>
           <w:bCs/>
         </w:rPr>
-        <w:t>Fuente:</w:t>
-      </w:r>
-      <w:r>
-        <w:t xml:space="preserve"> Acurero, Araujo, Montiel (2025)</w:t>
+        <w:t>Fuente: Acurero, Araujo, Montiel (2025)</w:t>
       </w:r>
     </w:p>
     <w:p>
@@ -6184,7 +6430,7 @@
           <w:b/>
           <w:bCs/>
         </w:rPr>
-        <w:t>FIGURA</w:t>
+        <w:t>Figura</w:t>
       </w:r>
       <w:r>
         <w:rPr>
@@ -6215,12 +6461,31 @@
         <w:t xml:space="preserve">. </w:t>
       </w:r>
       <w:r>
-        <w:t>CÓDIGO DE “nivel</w:t>
-      </w:r>
-      <w:r>
+        <w:rPr>
+          <w:b/>
+          <w:bCs/>
+        </w:rPr>
+        <w:t xml:space="preserve">Código de </w:t>
+      </w:r>
+      <w:r>
+        <w:rPr>
+          <w:b/>
+          <w:bCs/>
+        </w:rPr>
+        <w:t>“nivel</w:t>
+      </w:r>
+      <w:r>
+        <w:rPr>
+          <w:b/>
+          <w:bCs/>
+        </w:rPr>
         <w:t>_</w:t>
       </w:r>
       <w:r>
+        <w:rPr>
+          <w:b/>
+          <w:bCs/>
+        </w:rPr>
         <w:t>vista.py”</w:t>
       </w:r>
     </w:p>
@@ -6233,10 +6498,7 @@
           <w:b/>
           <w:bCs/>
         </w:rPr>
-        <w:t>Fuente:</w:t>
-      </w:r>
-      <w:r>
-        <w:t xml:space="preserve"> Acurero, Araujo, Montiel (2025)</w:t>
+        <w:t>Fuente: Acurero, Araujo, Montiel (2025)</w:t>
       </w:r>
     </w:p>
     <w:p>
@@ -6416,7 +6678,7 @@
           <w:b/>
           <w:bCs/>
         </w:rPr>
-        <w:t>FIGURA</w:t>
+        <w:t>Figura</w:t>
       </w:r>
       <w:r>
         <w:rPr>
@@ -6440,12 +6702,31 @@
         <w:t xml:space="preserve">6. </w:t>
       </w:r>
       <w:r>
-        <w:t>CÓDIGO DE “perfil</w:t>
-      </w:r>
-      <w:r>
+        <w:rPr>
+          <w:b/>
+          <w:bCs/>
+        </w:rPr>
+        <w:t xml:space="preserve">Código de </w:t>
+      </w:r>
+      <w:r>
+        <w:rPr>
+          <w:b/>
+          <w:bCs/>
+        </w:rPr>
+        <w:t>“perfil</w:t>
+      </w:r>
+      <w:r>
+        <w:rPr>
+          <w:b/>
+          <w:bCs/>
+        </w:rPr>
         <w:t>_vista</w:t>
       </w:r>
       <w:r>
+        <w:rPr>
+          <w:b/>
+          <w:bCs/>
+        </w:rPr>
         <w:t>.py”</w:t>
       </w:r>
     </w:p>
@@ -6458,10 +6739,7 @@
           <w:b/>
           <w:bCs/>
         </w:rPr>
-        <w:t>Fuente:</w:t>
-      </w:r>
-      <w:r>
-        <w:t xml:space="preserve"> Acurero, Araujo, Montiel (2025)</w:t>
+        <w:t>Fuente: Acurero, Araujo, Montiel (2025)</w:t>
       </w:r>
     </w:p>
     <w:p>
@@ -6580,20 +6858,15 @@
         <w:rPr>
           <w:b/>
           <w:bCs/>
-        </w:rPr>
-        <w:t>FIGURA</w:t>
-      </w:r>
-      <w:r>
-        <w:rPr>
-          <w:b/>
-          <w:bCs/>
-        </w:rPr>
-        <w:t xml:space="preserve"> </w:t>
-      </w:r>
-      <w:r>
-        <w:rPr>
-          <w:b/>
-          <w:bCs/>
+          <w:color w:val="000000" w:themeColor="text1"/>
+        </w:rPr>
+        <w:t xml:space="preserve">Figura </w:t>
+      </w:r>
+      <w:r>
+        <w:rPr>
+          <w:b/>
+          <w:bCs/>
+          <w:color w:val="000000" w:themeColor="text1"/>
         </w:rPr>
         <w:t>1</w:t>
       </w:r>
@@ -6601,6 +6874,7 @@
         <w:rPr>
           <w:b/>
           <w:bCs/>
+          <w:color w:val="000000" w:themeColor="text1"/>
         </w:rPr>
         <w:t>7</w:t>
       </w:r>
@@ -6608,17 +6882,24 @@
         <w:rPr>
           <w:b/>
           <w:bCs/>
+          <w:color w:val="000000" w:themeColor="text1"/>
         </w:rPr>
         <w:t xml:space="preserve">. </w:t>
       </w:r>
       <w:r>
-        <w:t>CÓDIGO DE “</w:t>
-      </w:r>
-      <w:r>
-        <w:t>biblioteca</w:t>
-      </w:r>
-      <w:r>
-        <w:t>_vista.py”</w:t>
+        <w:rPr>
+          <w:b/>
+          <w:bCs/>
+          <w:color w:val="000000" w:themeColor="text1"/>
+        </w:rPr>
+        <w:t xml:space="preserve">Código de </w:t>
+      </w:r>
+      <w:r>
+        <w:rPr>
+          <w:b/>
+          <w:bCs/>
+        </w:rPr>
+        <w:t>“biblioteca_vista.py”</w:t>
       </w:r>
     </w:p>
     <w:p>
@@ -6632,10 +6913,7 @@
           <w:b/>
           <w:bCs/>
         </w:rPr>
-        <w:t>Fuente:</w:t>
-      </w:r>
-      <w:r>
-        <w:t xml:space="preserve"> Acurero, Araujo, Montiel (2025)</w:t>
+        <w:t>Fuente: Acurero, Araujo, Montiel (2025)</w:t>
       </w:r>
     </w:p>
     <w:p>
@@ -6817,7 +7095,7 @@
           <w:b/>
           <w:bCs/>
         </w:rPr>
-        <w:t>FIGURA 1</w:t>
+        <w:t>Figura 1</w:t>
       </w:r>
       <w:r>
         <w:rPr>
@@ -6834,7 +7112,11 @@
         <w:t xml:space="preserve">. </w:t>
       </w:r>
       <w:r>
-        <w:t>Pantalla de Inicio</w:t>
+        <w:rPr>
+          <w:b/>
+          <w:bCs/>
+        </w:rPr>
+        <w:t>Pantalla de inicio</w:t>
       </w:r>
     </w:p>
     <w:p>
@@ -6848,10 +7130,7 @@
           <w:b/>
           <w:bCs/>
         </w:rPr>
-        <w:t>Fuente:</w:t>
-      </w:r>
-      <w:r>
-        <w:t xml:space="preserve"> Araujo, Montiel, Acurero (2025)</w:t>
+        <w:t>Fuente: Araujo, Montiel, Acurero (2025)</w:t>
       </w:r>
     </w:p>
     <w:p>
@@ -6876,7 +7155,7 @@
           <w14:ligatures w14:val="standardContextual"/>
         </w:rPr>
         <w:drawing>
-          <wp:inline distT="0" distB="0" distL="0" distR="0" wp14:anchorId="4A3BF17B" wp14:editId="219390C1">
+          <wp:inline distT="0" distB="0" distL="0" distR="0" wp14:anchorId="4A3BF17B" wp14:editId="3CDCF642">
             <wp:extent cx="3600000" cy="1897356"/>
             <wp:effectExtent l="19050" t="19050" r="19685" b="27305"/>
             <wp:docPr id="1" name="Imagen 1"/>
@@ -6943,7 +7222,7 @@
           <w:b/>
           <w:bCs/>
         </w:rPr>
-        <w:t xml:space="preserve">FIGURA </w:t>
+        <w:t xml:space="preserve">Figura </w:t>
       </w:r>
       <w:r>
         <w:rPr>
@@ -6960,7 +7239,11 @@
         <w:t>9</w:t>
       </w:r>
       <w:r>
-        <w:t>. Usuarios Registrados</w:t>
+        <w:rPr>
+          <w:b/>
+          <w:bCs/>
+        </w:rPr>
+        <w:t>. Usuarios registrados</w:t>
       </w:r>
     </w:p>
     <w:p>
@@ -6969,16 +7252,17 @@
         <w:spacing w:line="240" w:lineRule="auto"/>
         <w:ind w:firstLine="0"/>
         <w:jc w:val="center"/>
-      </w:pPr>
-      <w:r>
-        <w:rPr>
-          <w:b/>
-          <w:bCs/>
-        </w:rPr>
-        <w:t>Fuente:</w:t>
-      </w:r>
-      <w:r>
-        <w:t xml:space="preserve"> Acurero, Araujo, Montiel (2025)</w:t>
+        <w:rPr>
+          <w:b/>
+          <w:bCs/>
+        </w:rPr>
+      </w:pPr>
+      <w:r>
+        <w:rPr>
+          <w:b/>
+          <w:bCs/>
+        </w:rPr>
+        <w:t>Fuente: Acurero, Araujo, Montiel (2025)</w:t>
       </w:r>
     </w:p>
     <w:p>
@@ -7055,7 +7339,7 @@
         </w:rPr>
         <w:lastRenderedPageBreak/>
         <w:drawing>
-          <wp:inline distT="0" distB="0" distL="0" distR="0" wp14:anchorId="28C28851" wp14:editId="2E377BC2">
+          <wp:inline distT="0" distB="0" distL="0" distR="0" wp14:anchorId="28C28851" wp14:editId="7B7E71B4">
             <wp:extent cx="3204000" cy="1982140"/>
             <wp:effectExtent l="19050" t="19050" r="15875" b="18415"/>
             <wp:docPr id="1466195500" name="Imagen 4"/>
@@ -7121,13 +7405,15 @@
         <w:rPr>
           <w:b/>
           <w:bCs/>
-        </w:rPr>
-        <w:t xml:space="preserve">FIGURA </w:t>
-      </w:r>
-      <w:r>
-        <w:rPr>
-          <w:b/>
-          <w:bCs/>
+          <w:color w:val="000000" w:themeColor="text1"/>
+        </w:rPr>
+        <w:t xml:space="preserve">Figura </w:t>
+      </w:r>
+      <w:r>
+        <w:rPr>
+          <w:b/>
+          <w:bCs/>
+          <w:color w:val="000000" w:themeColor="text1"/>
         </w:rPr>
         <w:t>20</w:t>
       </w:r>
@@ -7135,15 +7421,28 @@
         <w:rPr>
           <w:b/>
           <w:bCs/>
+          <w:color w:val="000000" w:themeColor="text1"/>
         </w:rPr>
         <w:t>.</w:t>
       </w:r>
       <w:r>
+        <w:rPr>
+          <w:b/>
+          <w:bCs/>
+          <w:color w:val="000000" w:themeColor="text1"/>
+        </w:rPr>
         <w:t xml:space="preserve"> Pantalla de </w:t>
       </w:r>
-      <w:r>
-        <w:t>Login</w:t>
-      </w:r>
+      <w:proofErr w:type="spellStart"/>
+      <w:r>
+        <w:rPr>
+          <w:b/>
+          <w:bCs/>
+          <w:color w:val="000000" w:themeColor="text1"/>
+        </w:rPr>
+        <w:t>login</w:t>
+      </w:r>
+      <w:proofErr w:type="spellEnd"/>
     </w:p>
     <w:p>
       <w:pPr>
@@ -7156,10 +7455,7 @@
           <w:b/>
           <w:bCs/>
         </w:rPr>
-        <w:t>Fuente:</w:t>
-      </w:r>
-      <w:r>
-        <w:t xml:space="preserve"> Acurero, Araujo, Montiel (2025)</w:t>
+        <w:t>Fuente: Acurero, Araujo, Montiel (2025)</w:t>
       </w:r>
     </w:p>
     <w:p>
@@ -7223,7 +7519,7 @@
           <w14:ligatures w14:val="standardContextual"/>
         </w:rPr>
         <w:drawing>
-          <wp:inline distT="0" distB="0" distL="0" distR="0" wp14:anchorId="13E829E0" wp14:editId="1595C872">
+          <wp:inline distT="0" distB="0" distL="0" distR="0" wp14:anchorId="13E829E0" wp14:editId="581367B5">
             <wp:extent cx="2927715" cy="1972110"/>
             <wp:effectExtent l="19050" t="19050" r="25400" b="28575"/>
             <wp:docPr id="191360681" name="Imagen 5"/>
@@ -7311,7 +7607,7 @@
           <w:b/>
           <w:bCs/>
         </w:rPr>
-        <w:t xml:space="preserve">FIGURA </w:t>
+        <w:t xml:space="preserve">Figura </w:t>
       </w:r>
       <w:r>
         <w:rPr>
@@ -7328,7 +7624,11 @@
         <w:t xml:space="preserve">. </w:t>
       </w:r>
       <w:r>
-        <w:t>Pantalla de Registro</w:t>
+        <w:rPr>
+          <w:b/>
+          <w:bCs/>
+        </w:rPr>
+        <w:t>Pantalla de registro</w:t>
       </w:r>
     </w:p>
     <w:p>
@@ -7336,16 +7636,17 @@
         <w:pStyle w:val="Tesis"/>
         <w:ind w:firstLine="0"/>
         <w:jc w:val="center"/>
-      </w:pPr>
-      <w:r>
-        <w:rPr>
-          <w:b/>
-          <w:bCs/>
-        </w:rPr>
-        <w:t>Fuente:</w:t>
-      </w:r>
-      <w:r>
-        <w:t xml:space="preserve"> Acurero, Araujo, Montiel (2025)</w:t>
+        <w:rPr>
+          <w:b/>
+          <w:bCs/>
+        </w:rPr>
+      </w:pPr>
+      <w:r>
+        <w:rPr>
+          <w:b/>
+          <w:bCs/>
+        </w:rPr>
+        <w:t>Fuente: Acurero, Araujo, Montiel (2025)</w:t>
       </w:r>
     </w:p>
     <w:p>
@@ -7366,7 +7667,7 @@
         </w:rPr>
         <w:lastRenderedPageBreak/>
         <w:drawing>
-          <wp:inline distT="0" distB="0" distL="0" distR="0" wp14:anchorId="173C109A" wp14:editId="01FE5880">
+          <wp:inline distT="0" distB="0" distL="0" distR="0" wp14:anchorId="173C109A" wp14:editId="3C63B494">
             <wp:extent cx="3600000" cy="1882055"/>
             <wp:effectExtent l="19050" t="19050" r="19685" b="23495"/>
             <wp:docPr id="738655362" name="Imagen 6"/>
@@ -7435,7 +7736,7 @@
           <w:b/>
           <w:bCs/>
         </w:rPr>
-        <w:t xml:space="preserve">FIGURA </w:t>
+        <w:t xml:space="preserve">Figura </w:t>
       </w:r>
       <w:r>
         <w:rPr>
@@ -7452,7 +7753,11 @@
         <w:t xml:space="preserve">. </w:t>
       </w:r>
       <w:r>
-        <w:t>Pantalla Principal</w:t>
+        <w:rPr>
+          <w:b/>
+          <w:bCs/>
+        </w:rPr>
+        <w:t>Pantalla principal</w:t>
       </w:r>
     </w:p>
     <w:p>
@@ -7466,10 +7771,7 @@
           <w:b/>
           <w:bCs/>
         </w:rPr>
-        <w:t>Fuente:</w:t>
-      </w:r>
-      <w:r>
-        <w:t xml:space="preserve"> Acurero, Araujo, Montiel (2025)</w:t>
+        <w:t>Fuente: Acurero, Araujo, Montiel (2025)</w:t>
       </w:r>
     </w:p>
     <w:p>
@@ -7594,7 +7896,7 @@
           <w:b/>
           <w:bCs/>
         </w:rPr>
-        <w:t xml:space="preserve">FIGURA </w:t>
+        <w:t xml:space="preserve">Figura </w:t>
       </w:r>
       <w:r>
         <w:rPr>
@@ -7615,13 +7917,14 @@
           <w:b/>
           <w:bCs/>
         </w:rPr>
-        <w:t xml:space="preserve">. </w:t>
-      </w:r>
-      <w:r>
-        <w:t xml:space="preserve">Pantalla de </w:t>
-      </w:r>
-      <w:r>
-        <w:t>Perfil</w:t>
+        <w:t xml:space="preserve">. Pantalla de </w:t>
+      </w:r>
+      <w:r>
+        <w:rPr>
+          <w:b/>
+          <w:bCs/>
+        </w:rPr>
+        <w:t>perfil</w:t>
       </w:r>
     </w:p>
     <w:p>
@@ -7635,10 +7938,7 @@
           <w:b/>
           <w:bCs/>
         </w:rPr>
-        <w:t>Fuente:</w:t>
-      </w:r>
-      <w:r>
-        <w:t xml:space="preserve"> Acurero, Araujo, Montiel (2025)</w:t>
+        <w:t>Fuente: Acurero, Araujo, Montiel (2025)</w:t>
       </w:r>
     </w:p>
     <w:p>
@@ -7728,7 +8028,7 @@
           <w:b/>
           <w:bCs/>
         </w:rPr>
-        <w:t xml:space="preserve">FIGURA </w:t>
+        <w:t xml:space="preserve">Figura </w:t>
       </w:r>
       <w:r>
         <w:rPr>
@@ -7752,7 +8052,11 @@
         <w:t xml:space="preserve">. </w:t>
       </w:r>
       <w:r>
-        <w:t>Pantalla de Etapas</w:t>
+        <w:rPr>
+          <w:b/>
+          <w:bCs/>
+        </w:rPr>
+        <w:t>Pantalla de etapas</w:t>
       </w:r>
     </w:p>
     <w:p>
@@ -7767,10 +8071,7 @@
           <w:b/>
           <w:bCs/>
         </w:rPr>
-        <w:t>Fuente:</w:t>
-      </w:r>
-      <w:r>
-        <w:t xml:space="preserve"> Acurero, Araujo, Montiel (2025)</w:t>
+        <w:t>Fuente: Acurero, Araujo, Montiel (2025)</w:t>
       </w:r>
     </w:p>
     <w:p>
@@ -7909,7 +8210,7 @@
           <w:b/>
           <w:bCs/>
         </w:rPr>
-        <w:t xml:space="preserve">FIGURA </w:t>
+        <w:t xml:space="preserve">Figura </w:t>
       </w:r>
       <w:r>
         <w:rPr>
@@ -7933,7 +8234,11 @@
         <w:t xml:space="preserve">. </w:t>
       </w:r>
       <w:r>
-        <w:t>Pantalla de Biblioteca</w:t>
+        <w:rPr>
+          <w:b/>
+          <w:bCs/>
+        </w:rPr>
+        <w:t>Pantalla de biblioteca</w:t>
       </w:r>
     </w:p>
     <w:p>
@@ -7947,10 +8252,7 @@
           <w:b/>
           <w:bCs/>
         </w:rPr>
-        <w:t>Fuente:</w:t>
-      </w:r>
-      <w:r>
-        <w:t xml:space="preserve"> Acurero, Araujo, Montiel (2025)</w:t>
+        <w:t>Fuente: Acurero, Araujo, Montiel (2025)</w:t>
       </w:r>
     </w:p>
     <w:p>
@@ -8004,7 +8306,7 @@
           <w14:ligatures w14:val="standardContextual"/>
         </w:rPr>
         <w:drawing>
-          <wp:inline distT="0" distB="0" distL="0" distR="0" wp14:anchorId="3AB113D2" wp14:editId="7A78A928">
+          <wp:inline distT="0" distB="0" distL="0" distR="0" wp14:anchorId="3AB113D2" wp14:editId="78144338">
             <wp:extent cx="3600000" cy="1880592"/>
             <wp:effectExtent l="19050" t="19050" r="19685" b="24765"/>
             <wp:docPr id="858612301" name="Imagen 9"/>
@@ -8073,7 +8375,7 @@
           <w:b/>
           <w:bCs/>
         </w:rPr>
-        <w:t xml:space="preserve">FIGURA </w:t>
+        <w:t xml:space="preserve">Figura </w:t>
       </w:r>
       <w:r>
         <w:rPr>
@@ -8097,7 +8399,11 @@
         <w:t xml:space="preserve">. </w:t>
       </w:r>
       <w:r>
-        <w:t>Pantalla de Personalización</w:t>
+        <w:rPr>
+          <w:b/>
+          <w:bCs/>
+        </w:rPr>
+        <w:t>Pantalla de personalización</w:t>
       </w:r>
     </w:p>
     <w:p>
@@ -8111,10 +8417,7 @@
           <w:b/>
           <w:bCs/>
         </w:rPr>
-        <w:t>Fuente:</w:t>
-      </w:r>
-      <w:r>
-        <w:t xml:space="preserve"> Acurero, Araujo, Montiel (2025)</w:t>
+        <w:t>Fuente: Acurero, Araujo, Montiel (2025)</w:t>
       </w:r>
     </w:p>
     <w:p>
@@ -8237,7 +8540,7 @@
           <w:b/>
           <w:bCs/>
         </w:rPr>
-        <w:t xml:space="preserve">FIGURA </w:t>
+        <w:t xml:space="preserve">Figura </w:t>
       </w:r>
       <w:r>
         <w:rPr>
@@ -8261,7 +8564,11 @@
         <w:t xml:space="preserve">. </w:t>
       </w:r>
       <w:r>
-        <w:t>Pantalla de Logros</w:t>
+        <w:rPr>
+          <w:b/>
+          <w:bCs/>
+        </w:rPr>
+        <w:t>Pantalla de logros</w:t>
       </w:r>
     </w:p>
     <w:p>
@@ -8275,10 +8582,7 @@
           <w:b/>
           <w:bCs/>
         </w:rPr>
-        <w:t>Fuente:</w:t>
-      </w:r>
-      <w:r>
-        <w:t xml:space="preserve"> Acurero, Araujo, Montiel (2025)</w:t>
+        <w:t>Fuente: Acurero, Araujo, Montiel (2025)</w:t>
       </w:r>
     </w:p>
     <w:p>
@@ -8384,35 +8688,37 @@
         <w:spacing w:line="240" w:lineRule="auto"/>
         <w:ind w:firstLine="0"/>
         <w:jc w:val="center"/>
-      </w:pPr>
-      <w:bookmarkStart w:id="0" w:name="_Toc232340518"/>
-      <w:r>
-        <w:rPr>
-          <w:b/>
-          <w:bCs/>
-        </w:rPr>
-        <w:t>FIGURA 28.</w:t>
-      </w:r>
-      <w:r>
-        <w:t xml:space="preserve"> Pantalla de Administrador</w:t>
-      </w:r>
-      <w:bookmarkEnd w:id="0"/>
+        <w:rPr>
+          <w:b/>
+          <w:bCs/>
+        </w:rPr>
+      </w:pPr>
+      <w:bookmarkStart w:id="6" w:name="_Toc232340518"/>
+      <w:r>
+        <w:rPr>
+          <w:b/>
+          <w:bCs/>
+        </w:rPr>
+        <w:t>Figura 28. Pantalla de administrador</w:t>
+      </w:r>
+      <w:bookmarkEnd w:id="6"/>
     </w:p>
     <w:p>
       <w:pPr>
         <w:pStyle w:val="Tesis"/>
         <w:ind w:firstLine="0"/>
         <w:jc w:val="center"/>
-      </w:pPr>
-      <w:r>
-        <w:rPr>
-          <w:b/>
-          <w:bCs/>
-        </w:rPr>
-        <w:t>Fuente:</w:t>
-      </w:r>
-      <w:r>
-        <w:t xml:space="preserve"> Acurero, Araujo, Montiel (2025)</w:t>
+        <w:rPr>
+          <w:b/>
+          <w:bCs/>
+        </w:rPr>
+      </w:pPr>
+      <w:r>
+        <w:rPr>
+          <w:b/>
+          <w:bCs/>
+        </w:rPr>
+        <w:t>Fuente: Acurero, Araujo, Montiel (2025)</w:t>
       </w:r>
     </w:p>
     <w:p>
@@ -8426,10 +8732,7 @@
         <w:pStyle w:val="Tesis"/>
       </w:pPr>
       <w:r>
-        <w:t>En la figura número 27 se localizan los logros que pueden desbloquear los usuarios por realizar ciertas acciones o alcanzar o superar etapas en específico, incluyendo el progreso que llevan en cada logro hasta completarlos.</w:t>
-      </w:r>
-      <w:r>
-        <w:t xml:space="preserve"> Y, e</w:t>
+        <w:t>En la figura número 27 se localizan los logros que pueden desbloquear los usuarios por realizar ciertas acciones o alcanzar o superar etapas en específico, incluyendo el progreso que llevan en cada logro hasta completarlos. Y, e</w:t>
       </w:r>
       <w:r>
         <w:t xml:space="preserve">n la última pantalla, tenemos el panel de administrador, al cual se accede mediante el </w:t>
@@ -8569,35 +8872,52 @@
     </w:p>
     <w:p>
       <w:pPr>
+        <w:widowControl/>
+        <w:overflowPunct/>
+        <w:adjustRightInd/>
         <w:jc w:val="center"/>
         <w:rPr>
-          <w:b/>
-          <w:bCs/>
-        </w:rPr>
-      </w:pPr>
-      <w:r>
-        <w:rPr>
-          <w:b/>
-          <w:bCs/>
-        </w:rPr>
-        <w:t>CUADRO 4</w:t>
-      </w:r>
-      <w:r>
-        <w:rPr>
-          <w:b/>
-          <w:bCs/>
-        </w:rPr>
-        <w:t>.</w:t>
-      </w:r>
-      <w:r>
-        <w:t xml:space="preserve"> </w:t>
-      </w:r>
-      <w:r>
-        <w:t>C</w:t>
-      </w:r>
-      <w:r>
-        <w:t>UADRO DE PRUEBAS</w:t>
-      </w:r>
+          <w:rFonts w:eastAsia="Aptos"/>
+          <w:b/>
+          <w:bCs/>
+          <w:kern w:val="2"/>
+          <w:lang w:val="es-MX" w:eastAsia="en-US"/>
+          <w14:ligatures w14:val="standardContextual"/>
+        </w:rPr>
+      </w:pPr>
+      <w:r>
+        <w:rPr>
+          <w:rFonts w:eastAsia="Aptos"/>
+          <w:b/>
+          <w:bCs/>
+          <w:kern w:val="2"/>
+          <w:lang w:val="es-MX" w:eastAsia="en-US"/>
+          <w14:ligatures w14:val="standardContextual"/>
+        </w:rPr>
+        <w:t>Cuadro 4</w:t>
+      </w:r>
+    </w:p>
+    <w:p>
+      <w:pPr>
+        <w:jc w:val="center"/>
+        <w:rPr>
+          <w:b/>
+          <w:bCs/>
+        </w:rPr>
+      </w:pPr>
+      <w:bookmarkStart w:id="7" w:name="_Toc234531786"/>
+      <w:r>
+        <w:rPr>
+          <w:rFonts w:eastAsia="Aptos"/>
+          <w:b/>
+          <w:bCs/>
+          <w:kern w:val="2"/>
+          <w:lang w:val="es-MX" w:eastAsia="en-US"/>
+          <w14:ligatures w14:val="standardContextual"/>
+        </w:rPr>
+        <w:t>Cuadro de pruebas</w:t>
+      </w:r>
+      <w:bookmarkEnd w:id="7"/>
     </w:p>
     <w:tbl>
       <w:tblPr>
@@ -8907,7 +9227,6 @@
     <w:p/>
     <w:p/>
     <w:p/>
-    <w:p/>
     <w:p>
       <w:pPr>
         <w:pStyle w:val="Tesis"/>
@@ -8925,7 +9244,21 @@
           <w:bCs/>
         </w:rPr>
         <w:lastRenderedPageBreak/>
-        <w:t>CUADRO 4</w:t>
+        <w:t>C</w:t>
+      </w:r>
+      <w:r>
+        <w:rPr>
+          <w:b/>
+          <w:bCs/>
+        </w:rPr>
+        <w:t>uadro</w:t>
+      </w:r>
+      <w:r>
+        <w:rPr>
+          <w:b/>
+          <w:bCs/>
+        </w:rPr>
+        <w:t xml:space="preserve"> 4</w:t>
       </w:r>
     </w:p>
     <w:p>
@@ -9185,18 +9518,23 @@
       <w:pPr>
         <w:pStyle w:val="Tesis"/>
         <w:ind w:firstLine="0"/>
-      </w:pPr>
-      <w:r>
-        <w:rPr>
-          <w:b/>
-          <w:bCs/>
-        </w:rPr>
-        <w:t>Fuente:</w:t>
-      </w:r>
-      <w:r>
-        <w:t xml:space="preserve"> Acurero, Araujo, Montiel (2025)</w:t>
-      </w:r>
-      <w:r>
+        <w:rPr>
+          <w:b/>
+          <w:bCs/>
+        </w:rPr>
+      </w:pPr>
+      <w:r>
+        <w:rPr>
+          <w:b/>
+          <w:bCs/>
+        </w:rPr>
+        <w:t>Fuente: Acurero, Araujo, Montiel (2025)</w:t>
+      </w:r>
+      <w:r>
+        <w:rPr>
+          <w:b/>
+          <w:bCs/>
+        </w:rPr>
         <w:t>.</w:t>
       </w:r>
     </w:p>
@@ -9230,6 +9568,17 @@
         </w:rPr>
         <w:t>FASE V: DESPLIEGUE</w:t>
       </w:r>
+    </w:p>
+    <w:p>
+      <w:pPr>
+        <w:pStyle w:val="Tesis"/>
+        <w:spacing w:line="240" w:lineRule="auto"/>
+        <w:ind w:firstLine="0"/>
+        <w:rPr>
+          <w:b/>
+          <w:bCs/>
+        </w:rPr>
+      </w:pPr>
     </w:p>
     <w:p>
       <w:pPr>
@@ -11029,6 +11378,26 @@
       <w:kern w:val="0"/>
       <w14:ligatures w14:val="none"/>
     </w:rPr>
+  </w:style>
+  <w:style w:type="table" w:customStyle="1" w:styleId="Tablaconcuadrcula1">
+    <w:name w:val="Tabla con cuadrícula1"/>
+    <w:basedOn w:val="Tablanormal"/>
+    <w:next w:val="Tablaconcuadrcula"/>
+    <w:uiPriority w:val="39"/>
+    <w:rsid w:val="00ED1680"/>
+    <w:pPr>
+      <w:spacing w:after="0" w:line="240" w:lineRule="auto"/>
+    </w:pPr>
+    <w:tblPr>
+      <w:tblBorders>
+        <w:top w:val="single" w:sz="4" w:space="0" w:color="auto"/>
+        <w:left w:val="single" w:sz="4" w:space="0" w:color="auto"/>
+        <w:bottom w:val="single" w:sz="4" w:space="0" w:color="auto"/>
+        <w:right w:val="single" w:sz="4" w:space="0" w:color="auto"/>
+        <w:insideH w:val="single" w:sz="4" w:space="0" w:color="auto"/>
+        <w:insideV w:val="single" w:sz="4" w:space="0" w:color="auto"/>
+      </w:tblBorders>
+    </w:tblPr>
   </w:style>
 </w:styles>
 </file>

--- a/Capitulos de Tesis/Capítulo 4..docx
+++ b/Capitulos de Tesis/Capítulo 4..docx
@@ -7155,7 +7155,7 @@
           <w14:ligatures w14:val="standardContextual"/>
         </w:rPr>
         <w:drawing>
-          <wp:inline distT="0" distB="0" distL="0" distR="0" wp14:anchorId="4A3BF17B" wp14:editId="3CDCF642">
+          <wp:inline distT="0" distB="0" distL="0" distR="0" wp14:anchorId="4A3BF17B" wp14:editId="178C0591">
             <wp:extent cx="3600000" cy="1897356"/>
             <wp:effectExtent l="19050" t="19050" r="19685" b="27305"/>
             <wp:docPr id="1" name="Imagen 1"/>
@@ -7339,7 +7339,7 @@
         </w:rPr>
         <w:lastRenderedPageBreak/>
         <w:drawing>
-          <wp:inline distT="0" distB="0" distL="0" distR="0" wp14:anchorId="28C28851" wp14:editId="7B7E71B4">
+          <wp:inline distT="0" distB="0" distL="0" distR="0" wp14:anchorId="28C28851" wp14:editId="17970448">
             <wp:extent cx="3204000" cy="1982140"/>
             <wp:effectExtent l="19050" t="19050" r="15875" b="18415"/>
             <wp:docPr id="1466195500" name="Imagen 4"/>
@@ -7519,7 +7519,7 @@
           <w14:ligatures w14:val="standardContextual"/>
         </w:rPr>
         <w:drawing>
-          <wp:inline distT="0" distB="0" distL="0" distR="0" wp14:anchorId="13E829E0" wp14:editId="581367B5">
+          <wp:inline distT="0" distB="0" distL="0" distR="0" wp14:anchorId="13E829E0" wp14:editId="72934A51">
             <wp:extent cx="2927715" cy="1972110"/>
             <wp:effectExtent l="19050" t="19050" r="25400" b="28575"/>
             <wp:docPr id="191360681" name="Imagen 5"/>
@@ -7656,20 +7656,32 @@
         <w:ind w:firstLine="0"/>
         <w:jc w:val="center"/>
         <w:rPr>
-          <w:lang w:val="es-ES_tradnl"/>
-        </w:rPr>
-      </w:pPr>
-      <w:r>
-        <w:rPr>
           <w:noProof/>
           <w:lang w:eastAsia="es-VE"/>
           <w14:ligatures w14:val="standardContextual"/>
         </w:rPr>
-        <w:lastRenderedPageBreak/>
+      </w:pPr>
+    </w:p>
+    <w:p>
+      <w:pPr>
+        <w:pStyle w:val="Tesis"/>
+        <w:spacing w:line="240" w:lineRule="auto"/>
+        <w:ind w:firstLine="0"/>
+        <w:jc w:val="center"/>
+        <w:rPr>
+          <w:lang w:val="es-ES_tradnl"/>
+        </w:rPr>
+      </w:pPr>
+      <w:r>
+        <w:rPr>
+          <w:noProof/>
+          <w:lang w:eastAsia="es-VE"/>
+          <w14:ligatures w14:val="standardContextual"/>
+        </w:rPr>
         <w:drawing>
-          <wp:inline distT="0" distB="0" distL="0" distR="0" wp14:anchorId="173C109A" wp14:editId="3C63B494">
-            <wp:extent cx="3600000" cy="1882055"/>
-            <wp:effectExtent l="19050" t="19050" r="19685" b="23495"/>
+          <wp:inline distT="0" distB="0" distL="0" distR="0" wp14:anchorId="173C109A" wp14:editId="0663C03C">
+            <wp:extent cx="3600000" cy="2057973"/>
+            <wp:effectExtent l="19050" t="19050" r="19685" b="19050"/>
             <wp:docPr id="738655362" name="Imagen 6"/>
             <wp:cNvGraphicFramePr>
               <a:graphicFrameLocks xmlns:a="http://schemas.openxmlformats.org/drawingml/2006/main" noChangeAspect="1"/>
@@ -7689,7 +7701,7 @@
                         </a:ext>
                       </a:extLst>
                     </a:blip>
-                    <a:srcRect t="2228" b="4794"/>
+                    <a:srcRect l="44746" t="21986" r="1595" b="23483"/>
                     <a:stretch>
                       <a:fillRect/>
                     </a:stretch>
@@ -7697,15 +7709,34 @@
                   <pic:spPr bwMode="auto">
                     <a:xfrm>
                       <a:off x="0" y="0"/>
-                      <a:ext cx="3600000" cy="1882055"/>
+                      <a:ext cx="3600000" cy="2057973"/>
                     </a:xfrm>
                     <a:prstGeom prst="rect">
                       <a:avLst/>
                     </a:prstGeom>
-                    <a:ln w="12700">
+                    <a:ln w="12700" cap="flat" cmpd="sng" algn="ctr">
                       <a:solidFill>
-                        <a:schemeClr val="tx1"/>
+                        <a:sysClr val="windowText" lastClr="000000"/>
                       </a:solidFill>
+                      <a:prstDash val="solid"/>
+                      <a:round/>
+                      <a:headEnd type="none" w="med" len="med"/>
+                      <a:tailEnd type="none" w="med" len="med"/>
+                      <a:extLst>
+                        <a:ext uri="{C807C97D-BFC1-408E-A445-0C87EB9F89A2}">
+                          <ask:lineSketchStyleProps xmlns:ask="http://schemas.microsoft.com/office/drawing/2018/sketchyshapes" sd="0">
+                            <a:custGeom>
+                              <a:avLst/>
+                              <a:gdLst/>
+                              <a:ahLst/>
+                              <a:cxnLst/>
+                              <a:rect l="0" t="0" r="0" b="0"/>
+                              <a:pathLst/>
+                            </a:custGeom>
+                            <ask:type/>
+                          </ask:lineSketchStyleProps>
+                        </a:ext>
+                      </a:extLst>
                     </a:ln>
                     <a:extLst>
                       <a:ext uri="{53640926-AAD7-44D8-BBD7-CCE9431645EC}">
@@ -8306,7 +8337,7 @@
           <w14:ligatures w14:val="standardContextual"/>
         </w:rPr>
         <w:drawing>
-          <wp:inline distT="0" distB="0" distL="0" distR="0" wp14:anchorId="3AB113D2" wp14:editId="78144338">
+          <wp:inline distT="0" distB="0" distL="0" distR="0" wp14:anchorId="3AB113D2" wp14:editId="3D43C9B2">
             <wp:extent cx="3600000" cy="1880592"/>
             <wp:effectExtent l="19050" t="19050" r="19685" b="24765"/>
             <wp:docPr id="858612301" name="Imagen 9"/>
